--- a/md/_integrated_docx_out/统一参考文献列表.docx
+++ b/md/_integrated_docx_out/统一参考文献列表.docx
@@ -2,7 +2,7 @@
 <file path=word/document.xml><?xml version="1.0" encoding="utf-8"?>
 <w:document xmlns:w="http://schemas.openxmlformats.org/wordprocessingml/2006/main" xmlns:m="http://schemas.openxmlformats.org/officeDocument/2006/math" xmlns:r="http://schemas.openxmlformats.org/officeDocument/2006/relationships" xmlns:o="urn:schemas-microsoft-com:office:office" xmlns:v="urn:schemas-microsoft-com:vml" xmlns:w10="urn:schemas-microsoft-com:office:word" xmlns:a="http://schemas.openxmlformats.org/drawingml/2006/main" xmlns:pic="http://schemas.openxmlformats.org/drawingml/2006/picture" xmlns:wp="http://schemas.openxmlformats.org/drawingml/2006/wordprocessingDrawing">
   <w:body>
-    <w:bookmarkStart w:id="23" w:name="统一参考文献列表"/>
+    <w:bookmarkStart w:id="37" w:name="统一参考文献列表"/>
     <w:p>
       <w:pPr>
         <w:pStyle w:val="Heading1"/>
@@ -14,7 +14,7 @@
         <w:t xml:space="preserve">统一参考文献列表</w:t>
       </w:r>
     </w:p>
-    <w:bookmarkStart w:id="9" w:name="参考文献"/>
+    <w:bookmarkStart w:id="15" w:name="按顺序编号的完整参考文献"/>
     <w:p>
       <w:pPr>
         <w:pStyle w:val="Heading2"/>
@@ -23,7 +23,22 @@
         <w:rPr>
           <w:rFonts w:hint="eastAsia"/>
         </w:rPr>
-        <w:t xml:space="preserve">参考文献</w:t>
+        <w:t xml:space="preserve">按顺序编号的完整参考文献</w:t>
+      </w:r>
+    </w:p>
+    <w:bookmarkStart w:id="9" w:name="第一章参考文献-1-26"/>
+    <w:p>
+      <w:pPr>
+        <w:pStyle w:val="Heading3"/>
+      </w:pPr>
+      <w:r>
+        <w:rPr>
+          <w:rFonts w:hint="eastAsia"/>
+        </w:rPr>
+        <w:t xml:space="preserve">第一章参考文献</w:t>
+      </w:r>
+      <w:r>
+        <w:t xml:space="preserve"> [1]-[26]</w:t>
       </w:r>
     </w:p>
     <w:p>
@@ -47,7 +62,7 @@
         <w:pStyle w:val="BodyText"/>
       </w:pPr>
       <w:r>
-        <w:t xml:space="preserve">[3] Graefe G. Query evaluation techniques for large databases[J]. ACM Computing Surveys, 1993, 25(2): 73-169.</w:t>
+        <w:t xml:space="preserve">[3] Selinger P G, Astrahan M M, Chamberlin D D, et al. Access path selection in a relational database management system[C]//Proceedings of the 1979 ACM SIGMOD international conference on Management of data. 1979: 23-34.</w:t>
       </w:r>
     </w:p>
     <w:p>
@@ -55,7 +70,7 @@
         <w:pStyle w:val="BodyText"/>
       </w:pPr>
       <w:r>
-        <w:t xml:space="preserve">[4] Ioannidis Y E. Query optimization[J]. ACM Computing Surveys, 1996, 28(1): 121-123.</w:t>
+        <w:t xml:space="preserve">[4] Oracle Corporation. Oracle Database Performance Tuning Guide[M]. Oracle Press, 2019.</w:t>
       </w:r>
     </w:p>
     <w:p>
@@ -63,7 +78,7 @@
         <w:pStyle w:val="BodyText"/>
       </w:pPr>
       <w:r>
-        <w:t xml:space="preserve">[5] Megiddo N, Modha D S. ARC: A self-tuning, low overhead replacement cache[C]//FAST. 2003, 3: 115-130.</w:t>
+        <w:t xml:space="preserve">[5] Gupta A, Mumick I S. Materialized views: techniques, implementations, and applications[M]. MIT press, 1999.</w:t>
       </w:r>
     </w:p>
     <w:p>
@@ -71,7 +86,7 @@
         <w:pStyle w:val="BodyText"/>
       </w:pPr>
       <w:r>
-        <w:t xml:space="preserve">[6] Bloom B H. Space/time trade-offs in hash coding with allowable errors[J]. Communications of the ACM, 1970, 13(7): 422-426.</w:t>
+        <w:t xml:space="preserve">[6] Färber F, Cha S K, Primsch J, et al. SAP HANA database: data management for modern business applications[J]. ACM Sigmod Record, 2011, 40(4): 45-51.</w:t>
       </w:r>
     </w:p>
     <w:p>
@@ -79,7 +94,7 @@
         <w:pStyle w:val="BodyText"/>
       </w:pPr>
       <w:r>
-        <w:t xml:space="preserve">[7] Kirsch A, Mitzenmacher M. Less hashing, same performance: Building a better Bloom filter[J]. Random Structures &amp; Algorithms, 2008, 33(2): 187-218.</w:t>
+        <w:t xml:space="preserve">[7] Fitzpatrick B. Distributed caching with memcached[J]. Linux journal, 2004, 2004(124): 5.</w:t>
       </w:r>
     </w:p>
     <w:p>
@@ -87,7 +102,7 @@
         <w:pStyle w:val="BodyText"/>
       </w:pPr>
       <w:r>
-        <w:t xml:space="preserve">[8] Larson P Å, Clinciu M A, Hanson E N, et al. SQL server column store indexes[C]//Proceedings of the 2011 ACM SIGMOD International Conference on Management of data. 2011: 1177-1184.</w:t>
+        <w:t xml:space="preserve">[8] Kraska T, Beutel A, Chi E H, et al. The case for learned index structures[C]//Proceedings of the 2018 International Conference on Management of Data. 2018: 489-504.</w:t>
       </w:r>
     </w:p>
     <w:p>
@@ -95,7 +110,7 @@
         <w:pStyle w:val="BodyText"/>
       </w:pPr>
       <w:r>
-        <w:t xml:space="preserve">[9] Gupta A, Mumick I S. Materialized views: techniques, implementations, and applications[M]. MIT press, 1999.</w:t>
+        <w:t xml:space="preserve">[9] Bloom B H. Space/time trade-offs in hash coding with allowable errors[J]. Communications of the ACM, 1970, 13(7): 422-426.</w:t>
       </w:r>
     </w:p>
     <w:p>
@@ -103,7 +118,7 @@
         <w:pStyle w:val="BodyText"/>
       </w:pPr>
       <w:r>
-        <w:t xml:space="preserve">[10] Färber F, Cha S K, Primsch J, et al. SAP HANA database: data management for modern business applications[J]. ACM Sigmod Record, 2011, 40(4): 45-51.</w:t>
+        <w:t xml:space="preserve">[10] Mitzenmacher M, Upfal E. Probability and computing: randomized algorithms and probabilistic analysis[M]. Cambridge university press, 2005.</w:t>
       </w:r>
     </w:p>
     <w:p>
@@ -111,7 +126,7 @@
         <w:pStyle w:val="BodyText"/>
       </w:pPr>
       <w:r>
-        <w:t xml:space="preserve">[11] Fitzpatrick B. Distributed caching with memcached[J]. Linux journal, 2004, 2004(124): 5.</w:t>
+        <w:t xml:space="preserve">[11] Fan L, Cao P, Almeida J, et al. Summary cache: a scalable wide-area web cache sharing protocol[J]. IEEE/ACM Transactions on networking, 2000, 8(3): 281-293.</w:t>
       </w:r>
     </w:p>
     <w:p>
@@ -119,7 +134,7 @@
         <w:pStyle w:val="BodyText"/>
       </w:pPr>
       <w:r>
-        <w:t xml:space="preserve">[12] Kraska T, Beutel A, Chi E H, et al. The case for learned index structures[C]//Proceedings of the 2018 International Conference on Management of Data. 2018: 489-504.</w:t>
+        <w:t xml:space="preserve">[12] Kumar A, Xu J, Wang J, et al. Space-code bloom filter for efficient per-flow traffic measurement[C]//IEEE INFOCOM 2004. IEEE, 2004, 2: 1762-1773.</w:t>
       </w:r>
     </w:p>
     <w:p>
@@ -127,7 +142,7 @@
         <w:pStyle w:val="BodyText"/>
       </w:pPr>
       <w:r>
-        <w:t xml:space="preserve">[13] Mitzenmacher M, Upfal E. Probability and computing: randomized algorithms and probabilistic analysis[M]. Cambridge university press, 2005.</w:t>
+        <w:t xml:space="preserve">[13] Guo D, Wu J, Chen H, et al. The dynamic bloom filters[J]. IEEE Transactions on Knowledge and Data Engineering, 2010, 22(1): 120-133.</w:t>
       </w:r>
     </w:p>
     <w:p>
@@ -135,7 +150,7 @@
         <w:pStyle w:val="BodyText"/>
       </w:pPr>
       <w:r>
-        <w:t xml:space="preserve">[14] Fan L, Cao P, Almeida J, et al. Summary cache: a scalable wide-area web cache sharing protocol[J]. IEEE/ACM Transactions on networking, 2000, 8(3): 281-293.</w:t>
+        <w:t xml:space="preserve">[14] O’Neil P, Cheng E, Gawlick D, et al. The log-structured merge-tree (LSM-tree)[J]. Acta Informatica, 1996, 33(4): 351-385.</w:t>
       </w:r>
     </w:p>
     <w:p>
@@ -143,7 +158,7 @@
         <w:pStyle w:val="BodyText"/>
       </w:pPr>
       <w:r>
-        <w:t xml:space="preserve">[15] Kumar A, Xu J, Wang J, et al. Space-code bloom filter for efficient per-flow traffic measurement[C]//IEEE INFOCOM 2004. IEEE, 2004, 2: 1762-1773.</w:t>
+        <w:t xml:space="preserve">[15] DeCandia G, Hastorun D, Jampani M, et al. Dynamo: amazon’s highly available key-value store[C]//ACM SIGOPS operating systems review. 2007, 41(6): 205-220.</w:t>
       </w:r>
     </w:p>
     <w:p>
@@ -151,7 +166,7 @@
         <w:pStyle w:val="BodyText"/>
       </w:pPr>
       <w:r>
-        <w:t xml:space="preserve">[16] Guo D, Wu J, Chen H, et al. The dynamic bloom filters[J]. IEEE Transactions on Knowledge and Data Engineering, 2010, 22(1): 120-133.</w:t>
+        <w:t xml:space="preserve">[16] Mackert L F, Lohman G M. R* optimizer validation and performance evaluation for distributed queries[C]//Proceedings of the 12th international conference on very large data bases. 1986: 149-159.</w:t>
       </w:r>
     </w:p>
     <w:p>
@@ -159,7 +174,7 @@
         <w:pStyle w:val="BodyText"/>
       </w:pPr>
       <w:r>
-        <w:t xml:space="preserve">[17] O’Neil P, Cheng E, Gawlick D, et al. The log-structured merge-tree (LSM-tree)[J]. Acta Informatica, 1996, 33(4): 351-385.</w:t>
+        <w:t xml:space="preserve">[17] Stillger M, Lohman G M, Markl V, et al. LEO-DB2’s LEarning Optimizer[C]//VLDB. 2001, 1: 19-28.</w:t>
       </w:r>
     </w:p>
     <w:p>
@@ -167,7 +182,7 @@
         <w:pStyle w:val="BodyText"/>
       </w:pPr>
       <w:r>
-        <w:t xml:space="preserve">[18] DeCandia G, Hastorun D, Jampani M, et al. Dynamo: amazon’s highly available key-value store[C]//ACM SIGOPS operating systems review. 2007, 41(6): 205-220.</w:t>
+        <w:t xml:space="preserve">[18] Ding B, Das S, Marcus R, et al. AI meets AI: Leveraging query executions to improve index recommendations[C]//Proceedings of the 2019 International Conference on Management of Data. 2019: 1241-1258.</w:t>
       </w:r>
     </w:p>
     <w:p>
@@ -175,7 +190,7 @@
         <w:pStyle w:val="BodyText"/>
       </w:pPr>
       <w:r>
-        <w:t xml:space="preserve">[19] Mackert L F, Lohman G M. R* optimizer validation and performance evaluation for distributed queries[C]//Proceedings of the 12th international conference on very large data bases. 1986: 149-159.</w:t>
+        <w:t xml:space="preserve">[19] Li S, Luo H, Cheng Y, et al. Making disk-based OLTP DBMSs scale with machine learning[C]//Proceedings of the 2020 ACM SIGMOD International Conference on Management of Data. 2020: 1477-1492.</w:t>
       </w:r>
     </w:p>
     <w:p>
@@ -183,7 +198,7 @@
         <w:pStyle w:val="BodyText"/>
       </w:pPr>
       <w:r>
-        <w:t xml:space="preserve">[20] Stillger M, Lohman G M, Markl V, et al. LEO-DB2’s LEarning Optimizer[C]//VLDB. 2001, 1: 19-28.</w:t>
+        <w:t xml:space="preserve">[20] Bansal S, Modha D S. CAR: Clock with adaptive replacement[C]//FAST. 2004, 4: 187-200.</w:t>
       </w:r>
     </w:p>
     <w:p>
@@ -191,7 +206,7 @@
         <w:pStyle w:val="BodyText"/>
       </w:pPr>
       <w:r>
-        <w:t xml:space="preserve">[21] Ding B, Das S, Marcus R, et al. AI meets AI: Leveraging query executions to improve index recommendations[C]//Proceedings of the 2019 International Conference on Management of Data. 2019: 1241-1258.</w:t>
+        <w:t xml:space="preserve">[21] Zhou Y, Philbin J, Li K. The multi-queue replacement algorithm for second level buffer caches[C]//Proceedings of the General Track: 2002 USENIX Annual Technical Conference. 2002: 91-104.</w:t>
       </w:r>
     </w:p>
     <w:p>
@@ -199,7 +214,7 @@
         <w:pStyle w:val="BodyText"/>
       </w:pPr>
       <w:r>
-        <w:t xml:space="preserve">[22] Li S, Luo H, Cheng Y, et al. Making disk-based OLTP DBMSs scale with machine learning[C]//Proceedings of the 2020 ACM SIGMOD International Conference on Management of Data. 2020: 1477-1492.</w:t>
+        <w:t xml:space="preserve">[22] Cesa-Bianchi N, Lugosi G. Prediction, learning, and games[M]. Cambridge university press, 2006.</w:t>
       </w:r>
     </w:p>
     <w:p>
@@ -207,7 +222,7 @@
         <w:pStyle w:val="BodyText"/>
       </w:pPr>
       <w:r>
-        <w:t xml:space="preserve">[23] Bansal S, Modha D S. CAR: Clock with adaptive replacement[C]//FAST. 2004, 4: 187-200.</w:t>
+        <w:t xml:space="preserve">[23] Melton J, Simon A R. SQL: 1999: understanding relational language components[M]. Morgan Kaufmann, 2001.</w:t>
       </w:r>
     </w:p>
     <w:p>
@@ -215,7 +230,7 @@
         <w:pStyle w:val="BodyText"/>
       </w:pPr>
       <w:r>
-        <w:t xml:space="preserve">[24] Zhou Y, Philbin J, Li K. The multi-queue replacement algorithm for second level buffer caches[C]//Proceedings of the General Track: 2002 USENIX Annual Technical Conference. 2002: 91-104.</w:t>
+        <w:t xml:space="preserve">[24] PostgreSQL Global Development Group. PostgreSQL Documentation: Common Table Expressions[M]. PostgreSQL Press, 2021.</w:t>
       </w:r>
     </w:p>
     <w:p>
@@ -223,7 +238,7 @@
         <w:pStyle w:val="BodyText"/>
       </w:pPr>
       <w:r>
-        <w:t xml:space="preserve">[25] Melton J, Simon A R. SQL: 1999: understanding relational language components[M]. Morgan Kaufmann, 2001.</w:t>
+        <w:t xml:space="preserve">[25] Ramakrishnan R, Gehrke J. Database management systems[M]. McGraw-Hill, 2003.</w:t>
       </w:r>
     </w:p>
     <w:p>
@@ -231,7 +246,31 @@
         <w:pStyle w:val="BodyText"/>
       </w:pPr>
       <w:r>
-        <w:t xml:space="preserve">[26] Chaudhuri S. An overview of query optimization in relational systems[C]//Proceedings of the seventeenth ACM SIGACT-SIGMOD-SIGART symposium on Principles of database systems. 1998: 34-43.</w:t>
+        <w:t xml:space="preserve">[26] Kemper A, Neumann T. HyPer: A hybrid OLTP&amp;OLAP main memory database system based on virtual memory snapshots[C]//2011 IEEE 27th international conference on data engineering. IEEE, 2011: 195-206.</w:t>
+      </w:r>
+    </w:p>
+    <w:bookmarkEnd w:id="9"/>
+    <w:bookmarkStart w:id="10" w:name="第二章参考文献-27-33"/>
+    <w:p>
+      <w:pPr>
+        <w:pStyle w:val="Heading3"/>
+      </w:pPr>
+      <w:r>
+        <w:rPr>
+          <w:rFonts w:hint="eastAsia"/>
+        </w:rPr>
+        <w:t xml:space="preserve">第二章参考文献</w:t>
+      </w:r>
+      <w:r>
+        <w:t xml:space="preserve"> [27]-[33]</w:t>
+      </w:r>
+    </w:p>
+    <w:p>
+      <w:pPr>
+        <w:pStyle w:val="FirstParagraph"/>
+      </w:pPr>
+      <w:r>
+        <w:t xml:space="preserve">[27] Graefe G. Query evaluation techniques for large databases[J]. ACM Computing Surveys, 1993, 25(2): 73-169.</w:t>
       </w:r>
     </w:p>
     <w:p>
@@ -239,7 +278,7 @@
         <w:pStyle w:val="BodyText"/>
       </w:pPr>
       <w:r>
-        <w:t xml:space="preserve">[27] Ramakrishnan R, Gehrke J. Database management systems[M]. McGraw-Hill, 2003.</w:t>
+        <w:t xml:space="preserve">[28] Ioannidis Y E. Query optimization[J]. ACM Computing Surveys, 1996, 28(1): 121-123.</w:t>
       </w:r>
     </w:p>
     <w:p>
@@ -247,7 +286,7 @@
         <w:pStyle w:val="BodyText"/>
       </w:pPr>
       <w:r>
-        <w:t xml:space="preserve">[28] Kemper A, Neumann T. HyPer: A hybrid OLTP&amp;OLAP main memory database system based on virtual memory snapshots[C]//2011 IEEE 27th international conference on data engineering. IEEE, 2011: 195-206.</w:t>
+        <w:t xml:space="preserve">[29] Megiddo N, Modha D S. ARC: A self-tuning, low overhead replacement cache[C]//FAST. 2003, 3: 115-130.</w:t>
       </w:r>
     </w:p>
     <w:p>
@@ -255,7 +294,7 @@
         <w:pStyle w:val="BodyText"/>
       </w:pPr>
       <w:r>
-        <w:t xml:space="preserve">[29] Amdahl G M. Validity of the single processor approach to achieving large scale computing capabilities[C]//Proceedings of the April 18-20, 1967, spring joint computer conference. 1967: 483-485.</w:t>
+        <w:t xml:space="preserve">[30] Kirsch A, Mitzenmacher M. Less hashing, same performance: Building a better Bloom filter[J]. Random Structures &amp; Algorithms, 2008, 33(2): 187-218.</w:t>
       </w:r>
     </w:p>
     <w:p>
@@ -263,7 +302,7 @@
         <w:pStyle w:val="BodyText"/>
       </w:pPr>
       <w:r>
-        <w:t xml:space="preserve">[30] Silberschatz A, Galvin P B, Gagne G. Operating system concepts[M]. John Wiley &amp; Sons, 2018.</w:t>
+        <w:t xml:space="preserve">[31] Amdahl G M. Validity of the single processor approach to achieving large scale computing capabilities[C]//Proceedings of the April 18-20, 1967, spring joint computer conference. 1967: 483-485.</w:t>
       </w:r>
     </w:p>
     <w:p>
@@ -271,7 +310,7 @@
         <w:pStyle w:val="BodyText"/>
       </w:pPr>
       <w:r>
-        <w:t xml:space="preserve">[31] Brewer E A. Towards robust distributed systems[C]//PODC. 2000, 7: 1-7.</w:t>
+        <w:t xml:space="preserve">[32] Silberschatz A, Galvin P B, Gagne G. Operating system concepts[M]. John Wiley &amp; Sons, 2018.</w:t>
       </w:r>
     </w:p>
     <w:p>
@@ -279,7 +318,67 @@
         <w:pStyle w:val="BodyText"/>
       </w:pPr>
       <w:r>
-        <w:t xml:space="preserve">[32] Lamport L. Time, clocks, and the ordering of events in a distributed system[J]. Communications of the ACM, 1978, 21(7): 558-565.</w:t>
+        <w:t xml:space="preserve">[33] Chaudhuri S. An overview of query optimization in relational systems[C]//Proceedings of the seventeenth ACM SIGACT-SIGMOD-SIGART symposium on Principles of database systems. 1998: 34-43.</w:t>
+      </w:r>
+    </w:p>
+    <w:bookmarkEnd w:id="10"/>
+    <w:bookmarkStart w:id="11" w:name="第三章参考文献-34-新增"/>
+    <w:p>
+      <w:pPr>
+        <w:pStyle w:val="Heading3"/>
+      </w:pPr>
+      <w:r>
+        <w:rPr>
+          <w:rFonts w:hint="eastAsia"/>
+        </w:rPr>
+        <w:t xml:space="preserve">第三章参考文献</w:t>
+      </w:r>
+      <w:r>
+        <w:t xml:space="preserve"> [34] </w:t>
+      </w:r>
+      <w:r>
+        <w:rPr>
+          <w:rFonts w:hint="eastAsia"/>
+        </w:rPr>
+        <w:t xml:space="preserve">(新增)</w:t>
+      </w:r>
+    </w:p>
+    <w:p>
+      <w:pPr>
+        <w:pStyle w:val="FirstParagraph"/>
+      </w:pPr>
+      <w:r>
+        <w:t xml:space="preserve">[34] </w:t>
+      </w:r>
+      <w:r>
+        <w:rPr>
+          <w:rFonts w:hint="eastAsia"/>
+        </w:rPr>
+        <w:t xml:space="preserve">本章主要引用前面章节的参考文献，无新增独有文献。</w:t>
+      </w:r>
+    </w:p>
+    <w:bookmarkEnd w:id="11"/>
+    <w:bookmarkStart w:id="12" w:name="第四章参考文献-35-40"/>
+    <w:p>
+      <w:pPr>
+        <w:pStyle w:val="Heading3"/>
+      </w:pPr>
+      <w:r>
+        <w:rPr>
+          <w:rFonts w:hint="eastAsia"/>
+        </w:rPr>
+        <w:t xml:space="preserve">第四章参考文献</w:t>
+      </w:r>
+      <w:r>
+        <w:t xml:space="preserve"> [35]-[40]</w:t>
+      </w:r>
+    </w:p>
+    <w:p>
+      <w:pPr>
+        <w:pStyle w:val="FirstParagraph"/>
+      </w:pPr>
+      <w:r>
+        <w:t xml:space="preserve">[35] Brewer E A. Towards robust distributed systems[C]//PODC. 2000, 7: 1-7.</w:t>
       </w:r>
     </w:p>
     <w:p>
@@ -287,7 +386,7 @@
         <w:pStyle w:val="BodyText"/>
       </w:pPr>
       <w:r>
-        <w:t xml:space="preserve">[33] Little J D C. A proof for the queuing formula: L= λW[J]. Operations research, 1961, 9(3): 383-387.</w:t>
+        <w:t xml:space="preserve">[36] Lamport L. Time, clocks, and the ordering of events in a distributed system[J]. Communications of the ACM, 1978, 21(7): 558-565.</w:t>
       </w:r>
     </w:p>
     <w:p>
@@ -295,7 +394,7 @@
         <w:pStyle w:val="BodyText"/>
       </w:pPr>
       <w:r>
-        <w:t xml:space="preserve">[34] Cesa-Bianchi N, Lugosi G. Prediction, learning, and games[M]. Cambridge university press, 2006.</w:t>
+        <w:t xml:space="preserve">[37] Little J D C. A proof for the queuing formula: L= λW[J]. Operations research, 1961, 9(3): 383-387.</w:t>
       </w:r>
     </w:p>
     <w:p>
@@ -303,7 +402,7 @@
         <w:pStyle w:val="BodyText"/>
       </w:pPr>
       <w:r>
-        <w:t xml:space="preserve">[35] Sutton R S, Barto A G. Reinforcement learning: An introduction[M]. MIT press, 2018.</w:t>
+        <w:t xml:space="preserve">[38] Sutton R S, Barto A G. Reinforcement learning: An introduction[M]. MIT press, 2018.</w:t>
       </w:r>
     </w:p>
     <w:p>
@@ -311,7 +410,7 @@
         <w:pStyle w:val="BodyText"/>
       </w:pPr>
       <w:r>
-        <w:t xml:space="preserve">[36] Transaction Processing Performance Council. TPC-H Benchmark Specification[S]. Version 3.0.1, 2022.</w:t>
+        <w:t xml:space="preserve">[39] Transaction Processing Performance Council. TPC-H Benchmark Specification[S]. Version 3.0.1, 2022.</w:t>
       </w:r>
     </w:p>
     <w:p>
@@ -319,11 +418,69 @@
         <w:pStyle w:val="BodyText"/>
       </w:pPr>
       <w:r>
-        <w:t xml:space="preserve">[37] Poess M, Smith B, Kollar L, et al. TPC-DS, taking decision support benchmarking to the next level[C]//Proceedings of the 2002 ACM SIGMOD international conference on Management of data. 2002: 582-587.</w:t>
-      </w:r>
-    </w:p>
-    <w:bookmarkEnd w:id="9"/>
-    <w:bookmarkStart w:id="14" w:name="参考文献使用统计"/>
+        <w:t xml:space="preserve">[40] Poess M, Smith B, Kollar L, et al. TPC-DS, taking decision support benchmarking to the next level[C]//Proceedings of the 2002 ACM SIGMOD international conference on Management of data. 2002: 582-587.</w:t>
+      </w:r>
+    </w:p>
+    <w:bookmarkEnd w:id="12"/>
+    <w:bookmarkStart w:id="13" w:name="第五章参考文献-使用第四章的39-40"/>
+    <w:p>
+      <w:pPr>
+        <w:pStyle w:val="Heading3"/>
+      </w:pPr>
+      <w:r>
+        <w:rPr>
+          <w:rFonts w:hint="eastAsia"/>
+        </w:rPr>
+        <w:t xml:space="preserve">第五章参考文献</w:t>
+      </w:r>
+      <w:r>
+        <w:t xml:space="preserve"> </w:t>
+      </w:r>
+      <w:r>
+        <w:rPr>
+          <w:rFonts w:hint="eastAsia"/>
+        </w:rPr>
+        <w:t xml:space="preserve">(使用第四章的[39]-[40])</w:t>
+      </w:r>
+    </w:p>
+    <w:p>
+      <w:pPr>
+        <w:pStyle w:val="FirstParagraph"/>
+      </w:pPr>
+      <w:r>
+        <w:rPr>
+          <w:rFonts w:hint="eastAsia"/>
+        </w:rPr>
+        <w:t xml:space="preserve">第五章使用TPC-H和TPC-DS基准测试，对应[39]和[40]。</w:t>
+      </w:r>
+    </w:p>
+    <w:bookmarkEnd w:id="13"/>
+    <w:bookmarkStart w:id="14" w:name="第六章参考文献"/>
+    <w:p>
+      <w:pPr>
+        <w:pStyle w:val="Heading3"/>
+      </w:pPr>
+      <w:r>
+        <w:rPr>
+          <w:rFonts w:hint="eastAsia"/>
+        </w:rPr>
+        <w:t xml:space="preserve">第六章参考文献</w:t>
+      </w:r>
+    </w:p>
+    <w:p>
+      <w:pPr>
+        <w:pStyle w:val="FirstParagraph"/>
+      </w:pPr>
+      <w:r>
+        <w:rPr>
+          <w:rFonts w:hint="eastAsia"/>
+        </w:rPr>
+        <w:t xml:space="preserve">第六章主要为总结和展望内容，引用前面章节已有的参考文献。</w:t>
+      </w:r>
+    </w:p>
+    <w:bookmarkEnd w:id="14"/>
+    <w:bookmarkEnd w:id="15"/>
+    <w:bookmarkStart w:id="22" w:name="按章节分组的参考文献映射"/>
     <w:p>
       <w:pPr>
         <w:pStyle w:val="Heading2"/>
@@ -332,10 +489,981 @@
         <w:rPr>
           <w:rFonts w:hint="eastAsia"/>
         </w:rPr>
+        <w:t xml:space="preserve">按章节分组的参考文献映射</w:t>
+      </w:r>
+    </w:p>
+    <w:bookmarkStart w:id="16" w:name="第一章-绪论---使用文献1-26"/>
+    <w:p>
+      <w:pPr>
+        <w:pStyle w:val="Heading3"/>
+      </w:pPr>
+      <w:r>
+        <w:rPr>
+          <w:rFonts w:hint="eastAsia"/>
+        </w:rPr>
+        <w:t xml:space="preserve">第一章</w:t>
+      </w:r>
+      <w:r>
+        <w:t xml:space="preserve"> </w:t>
+      </w:r>
+      <w:r>
+        <w:rPr>
+          <w:rFonts w:hint="eastAsia"/>
+        </w:rPr>
+        <w:t xml:space="preserve">绪论</w:t>
+      </w:r>
+      <w:r>
+        <w:t xml:space="preserve"> - </w:t>
+      </w:r>
+      <w:r>
+        <w:rPr>
+          <w:rFonts w:hint="eastAsia"/>
+        </w:rPr>
+        <w:t xml:space="preserve">使用文献[1]-[26]</w:t>
+      </w:r>
+    </w:p>
+    <w:p>
+      <w:pPr>
+        <w:pStyle w:val="FirstParagraph"/>
+      </w:pPr>
+      <w:r>
+        <w:rPr>
+          <w:rFonts w:hint="eastAsia"/>
+          <w:b/>
+          <w:bCs/>
+        </w:rPr>
+        <w:t xml:space="preserve">原引用</w:t>
+      </w:r>
+      <w:r>
+        <w:rPr>
+          <w:b/>
+          <w:bCs/>
+        </w:rPr>
+        <w:t xml:space="preserve"> → </w:t>
+      </w:r>
+      <w:r>
+        <w:rPr>
+          <w:rFonts w:hint="eastAsia"/>
+          <w:b/>
+          <w:bCs/>
+        </w:rPr>
+        <w:t xml:space="preserve">新编号映射：</w:t>
+      </w:r>
+      <w:r>
+        <w:t xml:space="preserve"> </w:t>
+      </w:r>
+      <w:r>
+        <w:t xml:space="preserve">- [1] → [1] </w:t>
+      </w:r>
+      <w:r>
+        <w:rPr>
+          <w:rFonts w:hint="eastAsia"/>
+        </w:rPr>
+        <w:t xml:space="preserve">(Selinger等人System</w:t>
+      </w:r>
+      <w:r>
+        <w:t xml:space="preserve"> R)</w:t>
+      </w:r>
+      <w:r>
+        <w:t xml:space="preserve"> </w:t>
+      </w:r>
+      <w:r>
+        <w:t xml:space="preserve">- [2] → [2] (Gray &amp; </w:t>
+      </w:r>
+      <w:r>
+        <w:rPr>
+          <w:rFonts w:hint="eastAsia"/>
+        </w:rPr>
+        <w:t xml:space="preserve">Reuter事务处理)</w:t>
+      </w:r>
+      <w:r>
+        <w:t xml:space="preserve"> </w:t>
+      </w:r>
+      <w:r>
+        <w:t xml:space="preserve">- [^3] → [3] </w:t>
+      </w:r>
+      <w:r>
+        <w:rPr>
+          <w:rFonts w:hint="eastAsia"/>
+        </w:rPr>
+        <w:t xml:space="preserve">(查询计划缓存)</w:t>
+      </w:r>
+      <w:r>
+        <w:t xml:space="preserve"> </w:t>
+      </w:r>
+      <w:r>
+        <w:t xml:space="preserve">- [^4] → [4] </w:t>
+      </w:r>
+      <w:r>
+        <w:rPr>
+          <w:rFonts w:hint="eastAsia"/>
+        </w:rPr>
+        <w:t xml:space="preserve">(结果集缓存)</w:t>
+      </w:r>
+      <w:r>
+        <w:t xml:space="preserve"> </w:t>
+      </w:r>
+      <w:r>
+        <w:t xml:space="preserve">- [^5] → [5] </w:t>
+      </w:r>
+      <w:r>
+        <w:rPr>
+          <w:rFonts w:hint="eastAsia"/>
+        </w:rPr>
+        <w:t xml:space="preserve">(物化视图)</w:t>
+      </w:r>
+      <w:r>
+        <w:t xml:space="preserve"> </w:t>
+      </w:r>
+      <w:r>
+        <w:t xml:space="preserve">- [^6] → [6] (SAP HANA)</w:t>
+      </w:r>
+      <w:r>
+        <w:t xml:space="preserve"> </w:t>
+      </w:r>
+      <w:r>
+        <w:t xml:space="preserve">- [^7] → [7] (Memcached)</w:t>
+      </w:r>
+      <w:r>
+        <w:t xml:space="preserve"> </w:t>
+      </w:r>
+      <w:r>
+        <w:t xml:space="preserve">- [^8] → [8] </w:t>
+      </w:r>
+      <w:r>
+        <w:rPr>
+          <w:rFonts w:hint="eastAsia"/>
+        </w:rPr>
+        <w:t xml:space="preserve">(学习型索引)</w:t>
+      </w:r>
+      <w:r>
+        <w:t xml:space="preserve"> </w:t>
+      </w:r>
+      <w:r>
+        <w:t xml:space="preserve">- [^9] → [9] </w:t>
+      </w:r>
+      <w:r>
+        <w:rPr>
+          <w:rFonts w:hint="eastAsia"/>
+        </w:rPr>
+        <w:t xml:space="preserve">(布隆过滤器)</w:t>
+      </w:r>
+      <w:r>
+        <w:t xml:space="preserve"> </w:t>
+      </w:r>
+      <w:r>
+        <w:t xml:space="preserve">- [^10] → [10] </w:t>
+      </w:r>
+      <w:r>
+        <w:rPr>
+          <w:rFonts w:hint="eastAsia"/>
+        </w:rPr>
+        <w:t xml:space="preserve">(概率算法)</w:t>
+      </w:r>
+      <w:r>
+        <w:t xml:space="preserve"> </w:t>
+      </w:r>
+      <w:r>
+        <w:t xml:space="preserve">- [^11] → [11] </w:t>
+      </w:r>
+      <w:r>
+        <w:rPr>
+          <w:rFonts w:hint="eastAsia"/>
+        </w:rPr>
+        <w:t xml:space="preserve">(计数布隆过滤器)</w:t>
+      </w:r>
+      <w:r>
+        <w:t xml:space="preserve"> </w:t>
+      </w:r>
+      <w:r>
+        <w:t xml:space="preserve">- [^12] → [12] </w:t>
+      </w:r>
+      <w:r>
+        <w:rPr>
+          <w:rFonts w:hint="eastAsia"/>
+        </w:rPr>
+        <w:t xml:space="preserve">(分层布隆过滤器)</w:t>
+      </w:r>
+      <w:r>
+        <w:t xml:space="preserve"> </w:t>
+      </w:r>
+      <w:r>
+        <w:t xml:space="preserve">- [^13] → [13] </w:t>
+      </w:r>
+      <w:r>
+        <w:rPr>
+          <w:rFonts w:hint="eastAsia"/>
+        </w:rPr>
+        <w:t xml:space="preserve">(动态布隆过滤器)</w:t>
+      </w:r>
+      <w:r>
+        <w:t xml:space="preserve"> </w:t>
+      </w:r>
+      <w:r>
+        <w:t xml:space="preserve">- [^14] → [14] (LSM-Tree)</w:t>
+      </w:r>
+      <w:r>
+        <w:t xml:space="preserve"> </w:t>
+      </w:r>
+      <w:r>
+        <w:t xml:space="preserve">- [^15] → [15] (Dynamo)</w:t>
+      </w:r>
+      <w:r>
+        <w:t xml:space="preserve"> </w:t>
+      </w:r>
+      <w:r>
+        <w:t xml:space="preserve">- [^16] → [16] </w:t>
+      </w:r>
+      <w:r>
+        <w:rPr>
+          <w:rFonts w:hint="eastAsia"/>
+        </w:rPr>
+        <w:t xml:space="preserve">(R*优化器)</w:t>
+      </w:r>
+      <w:r>
+        <w:t xml:space="preserve"> </w:t>
+      </w:r>
+      <w:r>
+        <w:t xml:space="preserve">- [^17] → [17] </w:t>
+      </w:r>
+      <w:r>
+        <w:rPr>
+          <w:rFonts w:hint="eastAsia"/>
+        </w:rPr>
+        <w:t xml:space="preserve">(LEO学习优化器)</w:t>
+      </w:r>
+      <w:r>
+        <w:t xml:space="preserve"> </w:t>
+      </w:r>
+      <w:r>
+        <w:t xml:space="preserve">- [^18] → [18] </w:t>
+      </w:r>
+      <w:r>
+        <w:rPr>
+          <w:rFonts w:hint="eastAsia"/>
+        </w:rPr>
+        <w:t xml:space="preserve">(AI索引推荐)</w:t>
+      </w:r>
+      <w:r>
+        <w:t xml:space="preserve"> </w:t>
+      </w:r>
+      <w:r>
+        <w:t xml:space="preserve">- [^19] → [19] </w:t>
+      </w:r>
+      <w:r>
+        <w:rPr>
+          <w:rFonts w:hint="eastAsia"/>
+        </w:rPr>
+        <w:t xml:space="preserve">(机器学习OLTP)</w:t>
+      </w:r>
+      <w:r>
+        <w:t xml:space="preserve"> </w:t>
+      </w:r>
+      <w:r>
+        <w:t xml:space="preserve">- [^20] → [20] </w:t>
+      </w:r>
+      <w:r>
+        <w:rPr>
+          <w:rFonts w:hint="eastAsia"/>
+        </w:rPr>
+        <w:t xml:space="preserve">(CAR算法)</w:t>
+      </w:r>
+      <w:r>
+        <w:t xml:space="preserve"> </w:t>
+      </w:r>
+      <w:r>
+        <w:t xml:space="preserve">- [^21] → [21] </w:t>
+      </w:r>
+      <w:r>
+        <w:rPr>
+          <w:rFonts w:hint="eastAsia"/>
+        </w:rPr>
+        <w:t xml:space="preserve">(多队列算法)</w:t>
+      </w:r>
+      <w:r>
+        <w:t xml:space="preserve"> </w:t>
+      </w:r>
+      <w:r>
+        <w:t xml:space="preserve">- [^22] → [22] </w:t>
+      </w:r>
+      <w:r>
+        <w:rPr>
+          <w:rFonts w:hint="eastAsia"/>
+        </w:rPr>
+        <w:t xml:space="preserve">(预测学习理论)</w:t>
+      </w:r>
+      <w:r>
+        <w:t xml:space="preserve"> </w:t>
+      </w:r>
+      <w:r>
+        <w:t xml:space="preserve">- [^23] → [23] </w:t>
+      </w:r>
+      <w:r>
+        <w:rPr>
+          <w:rFonts w:hint="eastAsia"/>
+        </w:rPr>
+        <w:t xml:space="preserve">(SQL标准)</w:t>
+      </w:r>
+      <w:r>
+        <w:t xml:space="preserve"> </w:t>
+      </w:r>
+      <w:r>
+        <w:t xml:space="preserve">- [^24] → [24] </w:t>
+      </w:r>
+      <w:r>
+        <w:rPr>
+          <w:rFonts w:hint="eastAsia"/>
+        </w:rPr>
+        <w:t xml:space="preserve">(CTE物化策略)</w:t>
+      </w:r>
+      <w:r>
+        <w:t xml:space="preserve"> </w:t>
+      </w:r>
+      <w:r>
+        <w:t xml:space="preserve">- [^25] → [25] </w:t>
+      </w:r>
+      <w:r>
+        <w:rPr>
+          <w:rFonts w:hint="eastAsia"/>
+        </w:rPr>
+        <w:t xml:space="preserve">(数据库管理系统)</w:t>
+      </w:r>
+      <w:r>
+        <w:t xml:space="preserve"> </w:t>
+      </w:r>
+      <w:r>
+        <w:t xml:space="preserve">- [^26] → [26] </w:t>
+      </w:r>
+      <w:r>
+        <w:rPr>
+          <w:rFonts w:hint="eastAsia"/>
+        </w:rPr>
+        <w:t xml:space="preserve">(HyPer系统)</w:t>
+      </w:r>
+    </w:p>
+    <w:bookmarkEnd w:id="16"/>
+    <w:bookmarkStart w:id="17" w:name="第二章-相关背景与理论基础---使用文献1-27-33"/>
+    <w:p>
+      <w:pPr>
+        <w:pStyle w:val="Heading3"/>
+      </w:pPr>
+      <w:r>
+        <w:rPr>
+          <w:rFonts w:hint="eastAsia"/>
+        </w:rPr>
+        <w:t xml:space="preserve">第二章</w:t>
+      </w:r>
+      <w:r>
+        <w:t xml:space="preserve"> </w:t>
+      </w:r>
+      <w:r>
+        <w:rPr>
+          <w:rFonts w:hint="eastAsia"/>
+        </w:rPr>
+        <w:t xml:space="preserve">相关背景与理论基础</w:t>
+      </w:r>
+      <w:r>
+        <w:t xml:space="preserve"> - </w:t>
+      </w:r>
+      <w:r>
+        <w:rPr>
+          <w:rFonts w:hint="eastAsia"/>
+        </w:rPr>
+        <w:t xml:space="preserve">使用文献[1],</w:t>
+      </w:r>
+      <w:r>
+        <w:t xml:space="preserve"> [27]-[33]</w:t>
+      </w:r>
+    </w:p>
+    <w:p>
+      <w:pPr>
+        <w:pStyle w:val="FirstParagraph"/>
+      </w:pPr>
+      <w:r>
+        <w:rPr>
+          <w:rFonts w:hint="eastAsia"/>
+          <w:b/>
+          <w:bCs/>
+        </w:rPr>
+        <w:t xml:space="preserve">原引用</w:t>
+      </w:r>
+      <w:r>
+        <w:rPr>
+          <w:b/>
+          <w:bCs/>
+        </w:rPr>
+        <w:t xml:space="preserve"> → </w:t>
+      </w:r>
+      <w:r>
+        <w:rPr>
+          <w:rFonts w:hint="eastAsia"/>
+          <w:b/>
+          <w:bCs/>
+        </w:rPr>
+        <w:t xml:space="preserve">新编号映射：</w:t>
+      </w:r>
+      <w:r>
+        <w:t xml:space="preserve"> </w:t>
+      </w:r>
+      <w:r>
+        <w:t xml:space="preserve">- [1] → [1] (System R - </w:t>
+      </w:r>
+      <w:r>
+        <w:rPr>
+          <w:rFonts w:hint="eastAsia"/>
+        </w:rPr>
+        <w:t xml:space="preserve">重用第一章)</w:t>
+      </w:r>
+      <w:r>
+        <w:t xml:space="preserve"> </w:t>
+      </w:r>
+      <w:r>
+        <w:t xml:space="preserve">- [3] → [27] </w:t>
+      </w:r>
+      <w:r>
+        <w:rPr>
+          <w:rFonts w:hint="eastAsia"/>
+        </w:rPr>
+        <w:t xml:space="preserve">(查询评估技术)</w:t>
+      </w:r>
+      <w:r>
+        <w:t xml:space="preserve"> </w:t>
+      </w:r>
+      <w:r>
+        <w:t xml:space="preserve">- [4] → [28] </w:t>
+      </w:r>
+      <w:r>
+        <w:rPr>
+          <w:rFonts w:hint="eastAsia"/>
+        </w:rPr>
+        <w:t xml:space="preserve">(查询优化)</w:t>
+      </w:r>
+      <w:r>
+        <w:t xml:space="preserve"> </w:t>
+      </w:r>
+      <w:r>
+        <w:t xml:space="preserve">- [5] → [29] </w:t>
+      </w:r>
+      <w:r>
+        <w:rPr>
+          <w:rFonts w:hint="eastAsia"/>
+        </w:rPr>
+        <w:t xml:space="preserve">(ARC缓存)</w:t>
+      </w:r>
+      <w:r>
+        <w:t xml:space="preserve"> </w:t>
+      </w:r>
+      <w:r>
+        <w:t xml:space="preserve">- [6] → [9] </w:t>
+      </w:r>
+      <w:r>
+        <w:rPr>
+          <w:rFonts w:hint="eastAsia"/>
+        </w:rPr>
+        <w:t xml:space="preserve">(布隆过滤器</w:t>
+      </w:r>
+      <w:r>
+        <w:t xml:space="preserve"> - </w:t>
+      </w:r>
+      <w:r>
+        <w:rPr>
+          <w:rFonts w:hint="eastAsia"/>
+        </w:rPr>
+        <w:t xml:space="preserve">重用第一章)</w:t>
+      </w:r>
+      <w:r>
+        <w:t xml:space="preserve"> </w:t>
+      </w:r>
+      <w:r>
+        <w:t xml:space="preserve">- [7] → [30] </w:t>
+      </w:r>
+      <w:r>
+        <w:rPr>
+          <w:rFonts w:hint="eastAsia"/>
+        </w:rPr>
+        <w:t xml:space="preserve">(双重哈希)</w:t>
+      </w:r>
+    </w:p>
+    <w:bookmarkEnd w:id="17"/>
+    <w:bookmarkStart w:id="18" w:name="X8b69873bbf059a6b164b0a6ae1341beebad747e"/>
+    <w:p>
+      <w:pPr>
+        <w:pStyle w:val="Heading3"/>
+      </w:pPr>
+      <w:r>
+        <w:rPr>
+          <w:rFonts w:hint="eastAsia"/>
+        </w:rPr>
+        <w:t xml:space="preserve">第三章</w:t>
+      </w:r>
+      <w:r>
+        <w:t xml:space="preserve"> </w:t>
+      </w:r>
+      <w:r>
+        <w:rPr>
+          <w:rFonts w:hint="eastAsia"/>
+        </w:rPr>
+        <w:t xml:space="preserve">动态缓存管理</w:t>
+      </w:r>
+      <w:r>
+        <w:t xml:space="preserve"> - </w:t>
+      </w:r>
+      <w:r>
+        <w:rPr>
+          <w:rFonts w:hint="eastAsia"/>
+        </w:rPr>
+        <w:t xml:space="preserve">使用文献[1],</w:t>
+      </w:r>
+      <w:r>
+        <w:t xml:space="preserve"> [2], [27], [28], [5], [9], [26], [30], [31], [32]</w:t>
+      </w:r>
+    </w:p>
+    <w:p>
+      <w:pPr>
+        <w:pStyle w:val="FirstParagraph"/>
+      </w:pPr>
+      <w:r>
+        <w:rPr>
+          <w:rFonts w:hint="eastAsia"/>
+          <w:b/>
+          <w:bCs/>
+        </w:rPr>
+        <w:t xml:space="preserve">原引用</w:t>
+      </w:r>
+      <w:r>
+        <w:rPr>
+          <w:b/>
+          <w:bCs/>
+        </w:rPr>
+        <w:t xml:space="preserve"> → </w:t>
+      </w:r>
+      <w:r>
+        <w:rPr>
+          <w:rFonts w:hint="eastAsia"/>
+          <w:b/>
+          <w:bCs/>
+        </w:rPr>
+        <w:t xml:space="preserve">新编号映射：</w:t>
+      </w:r>
+      <w:r>
+        <w:t xml:space="preserve"> </w:t>
+      </w:r>
+      <w:r>
+        <w:t xml:space="preserve">- [1] → [1] (System R - </w:t>
+      </w:r>
+      <w:r>
+        <w:rPr>
+          <w:rFonts w:hint="eastAsia"/>
+        </w:rPr>
+        <w:t xml:space="preserve">重用)</w:t>
+      </w:r>
+      <w:r>
+        <w:t xml:space="preserve"> </w:t>
+      </w:r>
+      <w:r>
+        <w:t xml:space="preserve">- [2] → [26] (HyPer - </w:t>
+      </w:r>
+      <w:r>
+        <w:rPr>
+          <w:rFonts w:hint="eastAsia"/>
+        </w:rPr>
+        <w:t xml:space="preserve">重用)</w:t>
+      </w:r>
+      <w:r>
+        <w:t xml:space="preserve"> </w:t>
+      </w:r>
+      <w:r>
+        <w:t xml:space="preserve">- [3] → [27] </w:t>
+      </w:r>
+      <w:r>
+        <w:rPr>
+          <w:rFonts w:hint="eastAsia"/>
+        </w:rPr>
+        <w:t xml:space="preserve">(查询评估</w:t>
+      </w:r>
+      <w:r>
+        <w:t xml:space="preserve"> - </w:t>
+      </w:r>
+      <w:r>
+        <w:rPr>
+          <w:rFonts w:hint="eastAsia"/>
+        </w:rPr>
+        <w:t xml:space="preserve">重用)</w:t>
+      </w:r>
+      <w:r>
+        <w:t xml:space="preserve"> </w:t>
+      </w:r>
+      <w:r>
+        <w:t xml:space="preserve">- [4] → [28] </w:t>
+      </w:r>
+      <w:r>
+        <w:rPr>
+          <w:rFonts w:hint="eastAsia"/>
+        </w:rPr>
+        <w:t xml:space="preserve">(查询优化</w:t>
+      </w:r>
+      <w:r>
+        <w:t xml:space="preserve"> - </w:t>
+      </w:r>
+      <w:r>
+        <w:rPr>
+          <w:rFonts w:hint="eastAsia"/>
+        </w:rPr>
+        <w:t xml:space="preserve">重用)</w:t>
+      </w:r>
+      <w:r>
+        <w:t xml:space="preserve"> </w:t>
+      </w:r>
+      <w:r>
+        <w:t xml:space="preserve">- [6] → [9] </w:t>
+      </w:r>
+      <w:r>
+        <w:rPr>
+          <w:rFonts w:hint="eastAsia"/>
+        </w:rPr>
+        <w:t xml:space="preserve">(布隆过滤器</w:t>
+      </w:r>
+      <w:r>
+        <w:t xml:space="preserve"> - </w:t>
+      </w:r>
+      <w:r>
+        <w:rPr>
+          <w:rFonts w:hint="eastAsia"/>
+        </w:rPr>
+        <w:t xml:space="preserve">重用)</w:t>
+      </w:r>
+      <w:r>
+        <w:t xml:space="preserve"> </w:t>
+      </w:r>
+      <w:r>
+        <w:t xml:space="preserve">- [9] → [5] </w:t>
+      </w:r>
+      <w:r>
+        <w:rPr>
+          <w:rFonts w:hint="eastAsia"/>
+        </w:rPr>
+        <w:t xml:space="preserve">(物化视图</w:t>
+      </w:r>
+      <w:r>
+        <w:t xml:space="preserve"> - </w:t>
+      </w:r>
+      <w:r>
+        <w:rPr>
+          <w:rFonts w:hint="eastAsia"/>
+        </w:rPr>
+        <w:t xml:space="preserve">重用)</w:t>
+      </w:r>
+      <w:r>
+        <w:t xml:space="preserve"> </w:t>
+      </w:r>
+      <w:r>
+        <w:t xml:space="preserve">- [10] → [30] </w:t>
+      </w:r>
+      <w:r>
+        <w:rPr>
+          <w:rFonts w:hint="eastAsia"/>
+        </w:rPr>
+        <w:t xml:space="preserve">(双重哈希</w:t>
+      </w:r>
+      <w:r>
+        <w:t xml:space="preserve"> - </w:t>
+      </w:r>
+      <w:r>
+        <w:rPr>
+          <w:rFonts w:hint="eastAsia"/>
+        </w:rPr>
+        <w:t xml:space="preserve">重用)</w:t>
+      </w:r>
+      <w:r>
+        <w:t xml:space="preserve"> </w:t>
+      </w:r>
+      <w:r>
+        <w:t xml:space="preserve">- [29] → [31] </w:t>
+      </w:r>
+      <w:r>
+        <w:rPr>
+          <w:rFonts w:hint="eastAsia"/>
+        </w:rPr>
+        <w:t xml:space="preserve">(Amdahl定律)</w:t>
+      </w:r>
+      <w:r>
+        <w:t xml:space="preserve"> </w:t>
+      </w:r>
+      <w:r>
+        <w:t xml:space="preserve">- [30] → [32] </w:t>
+      </w:r>
+      <w:r>
+        <w:rPr>
+          <w:rFonts w:hint="eastAsia"/>
+        </w:rPr>
+        <w:t xml:space="preserve">(操作系统概念)</w:t>
+      </w:r>
+    </w:p>
+    <w:bookmarkEnd w:id="18"/>
+    <w:bookmarkStart w:id="19" w:name="第四章-动态缓存更新技术与持久化技术---使用文献35-38"/>
+    <w:p>
+      <w:pPr>
+        <w:pStyle w:val="Heading3"/>
+      </w:pPr>
+      <w:r>
+        <w:rPr>
+          <w:rFonts w:hint="eastAsia"/>
+        </w:rPr>
+        <w:t xml:space="preserve">第四章</w:t>
+      </w:r>
+      <w:r>
+        <w:t xml:space="preserve"> </w:t>
+      </w:r>
+      <w:r>
+        <w:rPr>
+          <w:rFonts w:hint="eastAsia"/>
+        </w:rPr>
+        <w:t xml:space="preserve">动态缓存更新技术与持久化技术</w:t>
+      </w:r>
+      <w:r>
+        <w:t xml:space="preserve"> - </w:t>
+      </w:r>
+      <w:r>
+        <w:rPr>
+          <w:rFonts w:hint="eastAsia"/>
+        </w:rPr>
+        <w:t xml:space="preserve">使用文献[35]-[38]</w:t>
+      </w:r>
+    </w:p>
+    <w:p>
+      <w:pPr>
+        <w:pStyle w:val="FirstParagraph"/>
+      </w:pPr>
+      <w:r>
+        <w:rPr>
+          <w:rFonts w:hint="eastAsia"/>
+          <w:b/>
+          <w:bCs/>
+        </w:rPr>
+        <w:t xml:space="preserve">原引用</w:t>
+      </w:r>
+      <w:r>
+        <w:rPr>
+          <w:b/>
+          <w:bCs/>
+        </w:rPr>
+        <w:t xml:space="preserve"> → </w:t>
+      </w:r>
+      <w:r>
+        <w:rPr>
+          <w:rFonts w:hint="eastAsia"/>
+          <w:b/>
+          <w:bCs/>
+        </w:rPr>
+        <w:t xml:space="preserve">新编号映射：</w:t>
+      </w:r>
+      <w:r>
+        <w:t xml:space="preserve"> </w:t>
+      </w:r>
+      <w:r>
+        <w:t xml:space="preserve">- [^1] → [35] </w:t>
+      </w:r>
+      <w:r>
+        <w:rPr>
+          <w:rFonts w:hint="eastAsia"/>
+        </w:rPr>
+        <w:t xml:space="preserve">(CAP定理)</w:t>
+      </w:r>
+      <w:r>
+        <w:t xml:space="preserve"> </w:t>
+      </w:r>
+      <w:r>
+        <w:t xml:space="preserve">- [^2] → [36] </w:t>
+      </w:r>
+      <w:r>
+        <w:rPr>
+          <w:rFonts w:hint="eastAsia"/>
+        </w:rPr>
+        <w:t xml:space="preserve">(Lamport逻辑时钟)</w:t>
+      </w:r>
+      <w:r>
+        <w:t xml:space="preserve"> </w:t>
+      </w:r>
+      <w:r>
+        <w:t xml:space="preserve">- [^3] → [14] (LSM-Tree - </w:t>
+      </w:r>
+      <w:r>
+        <w:rPr>
+          <w:rFonts w:hint="eastAsia"/>
+        </w:rPr>
+        <w:t xml:space="preserve">重用第一章)</w:t>
+      </w:r>
+      <w:r>
+        <w:t xml:space="preserve"> </w:t>
+      </w:r>
+      <w:r>
+        <w:t xml:space="preserve">- [^4] → [37] (Little’s Law)</w:t>
+      </w:r>
+      <w:r>
+        <w:t xml:space="preserve"> </w:t>
+      </w:r>
+      <w:r>
+        <w:t xml:space="preserve">- [^5] → [22] </w:t>
+      </w:r>
+      <w:r>
+        <w:rPr>
+          <w:rFonts w:hint="eastAsia"/>
+        </w:rPr>
+        <w:t xml:space="preserve">(预测学习理论</w:t>
+      </w:r>
+      <w:r>
+        <w:t xml:space="preserve"> - </w:t>
+      </w:r>
+      <w:r>
+        <w:rPr>
+          <w:rFonts w:hint="eastAsia"/>
+        </w:rPr>
+        <w:t xml:space="preserve">重用第一章)</w:t>
+      </w:r>
+      <w:r>
+        <w:t xml:space="preserve"> </w:t>
+      </w:r>
+      <w:r>
+        <w:t xml:space="preserve">- [^6] → [38] </w:t>
+      </w:r>
+      <w:r>
+        <w:rPr>
+          <w:rFonts w:hint="eastAsia"/>
+        </w:rPr>
+        <w:t xml:space="preserve">(强化学习)</w:t>
+      </w:r>
+    </w:p>
+    <w:bookmarkEnd w:id="19"/>
+    <w:bookmarkStart w:id="20" w:name="第五章-实验与分析---使用文献39-40"/>
+    <w:p>
+      <w:pPr>
+        <w:pStyle w:val="Heading3"/>
+      </w:pPr>
+      <w:r>
+        <w:rPr>
+          <w:rFonts w:hint="eastAsia"/>
+        </w:rPr>
+        <w:t xml:space="preserve">第五章</w:t>
+      </w:r>
+      <w:r>
+        <w:t xml:space="preserve"> </w:t>
+      </w:r>
+      <w:r>
+        <w:rPr>
+          <w:rFonts w:hint="eastAsia"/>
+        </w:rPr>
+        <w:t xml:space="preserve">实验与分析</w:t>
+      </w:r>
+      <w:r>
+        <w:t xml:space="preserve"> - </w:t>
+      </w:r>
+      <w:r>
+        <w:rPr>
+          <w:rFonts w:hint="eastAsia"/>
+        </w:rPr>
+        <w:t xml:space="preserve">使用文献[39]-[40]</w:t>
+      </w:r>
+    </w:p>
+    <w:p>
+      <w:pPr>
+        <w:pStyle w:val="FirstParagraph"/>
+      </w:pPr>
+      <w:r>
+        <w:rPr>
+          <w:rFonts w:hint="eastAsia"/>
+          <w:b/>
+          <w:bCs/>
+        </w:rPr>
+        <w:t xml:space="preserve">原引用</w:t>
+      </w:r>
+      <w:r>
+        <w:rPr>
+          <w:b/>
+          <w:bCs/>
+        </w:rPr>
+        <w:t xml:space="preserve"> → </w:t>
+      </w:r>
+      <w:r>
+        <w:rPr>
+          <w:rFonts w:hint="eastAsia"/>
+          <w:b/>
+          <w:bCs/>
+        </w:rPr>
+        <w:t xml:space="preserve">新编号映射：</w:t>
+      </w:r>
+      <w:r>
+        <w:t xml:space="preserve"> </w:t>
+      </w:r>
+      <w:r>
+        <w:t xml:space="preserve">- [36] → [39] </w:t>
+      </w:r>
+      <w:r>
+        <w:rPr>
+          <w:rFonts w:hint="eastAsia"/>
+        </w:rPr>
+        <w:t xml:space="preserve">(TPC-H基准测试)</w:t>
+      </w:r>
+      <w:r>
+        <w:t xml:space="preserve"> </w:t>
+      </w:r>
+      <w:r>
+        <w:t xml:space="preserve">- [37] → [40] </w:t>
+      </w:r>
+      <w:r>
+        <w:rPr>
+          <w:rFonts w:hint="eastAsia"/>
+        </w:rPr>
+        <w:t xml:space="preserve">(TPC-DS基准测试)</w:t>
+      </w:r>
+    </w:p>
+    <w:bookmarkEnd w:id="20"/>
+    <w:bookmarkStart w:id="21" w:name="第六章-总结与展望"/>
+    <w:p>
+      <w:pPr>
+        <w:pStyle w:val="Heading3"/>
+      </w:pPr>
+      <w:r>
+        <w:rPr>
+          <w:rFonts w:hint="eastAsia"/>
+        </w:rPr>
+        <w:t xml:space="preserve">第六章</w:t>
+      </w:r>
+      <w:r>
+        <w:t xml:space="preserve"> </w:t>
+      </w:r>
+      <w:r>
+        <w:rPr>
+          <w:rFonts w:hint="eastAsia"/>
+        </w:rPr>
+        <w:t xml:space="preserve">总结与展望</w:t>
+      </w:r>
+    </w:p>
+    <w:p>
+      <w:pPr>
+        <w:pStyle w:val="FirstParagraph"/>
+      </w:pPr>
+      <w:r>
+        <w:rPr>
+          <w:rFonts w:hint="eastAsia"/>
+        </w:rPr>
+        <w:t xml:space="preserve">本章主要为总结和展望内容，引用前面章节已有的参考文献。</w:t>
+      </w:r>
+    </w:p>
+    <w:bookmarkEnd w:id="21"/>
+    <w:bookmarkEnd w:id="22"/>
+    <w:bookmarkStart w:id="28" w:name="参考文献使用统计"/>
+    <w:p>
+      <w:pPr>
+        <w:pStyle w:val="Heading2"/>
+      </w:pPr>
+      <w:r>
+        <w:rPr>
+          <w:rFonts w:hint="eastAsia"/>
+        </w:rPr>
         <w:t xml:space="preserve">参考文献使用统计</w:t>
       </w:r>
     </w:p>
-    <w:bookmarkStart w:id="10" w:name="按章节分布"/>
+    <w:bookmarkStart w:id="23" w:name="按章节分布"/>
     <w:p>
       <w:pPr>
         <w:pStyle w:val="Heading3"/>
@@ -361,6 +1489,9 @@
         </w:rPr>
         <w:t xml:space="preserve">第一章：26个参考文献</w:t>
       </w:r>
+      <w:r>
+        <w:t xml:space="preserve"> [1]-[26]</w:t>
+      </w:r>
     </w:p>
     <w:p>
       <w:pPr>
@@ -374,10 +1505,16 @@
         <w:rPr>
           <w:rFonts w:hint="eastAsia"/>
         </w:rPr>
-        <w:t xml:space="preserve">第二章：6个参考文献</w:t>
-      </w:r>
-      <w:r>
-        <w:br/>
+        <w:t xml:space="preserve">第二章：7个参考文献</w:t>
+      </w:r>
+      <w:r>
+        <w:t xml:space="preserve"> ([1], </w:t>
+      </w:r>
+      <w:r>
+        <w:rPr>
+          <w:rFonts w:hint="eastAsia"/>
+        </w:rPr>
+        <w:t xml:space="preserve">[27]-[33]中的7个)</w:t>
       </w:r>
     </w:p>
     <w:p>
@@ -394,6 +1531,15 @@
         </w:rPr>
         <w:t xml:space="preserve">第三章：10个参考文献</w:t>
       </w:r>
+      <w:r>
+        <w:t xml:space="preserve"> </w:t>
+      </w:r>
+      <w:r>
+        <w:rPr>
+          <w:rFonts w:hint="eastAsia"/>
+        </w:rPr>
+        <w:t xml:space="preserve">(重用前面章节的文献)</w:t>
+      </w:r>
     </w:p>
     <w:p>
       <w:pPr>
@@ -409,6 +1555,18 @@
         </w:rPr>
         <w:t xml:space="preserve">第四章：6个参考文献</w:t>
       </w:r>
+      <w:r>
+        <w:t xml:space="preserve"> </w:t>
+      </w:r>
+      <w:r>
+        <w:rPr>
+          <w:rFonts w:hint="eastAsia"/>
+        </w:rPr>
+        <w:t xml:space="preserve">([35]-[38]，重用[14],</w:t>
+      </w:r>
+      <w:r>
+        <w:t xml:space="preserve"> [22])</w:t>
+      </w:r>
     </w:p>
     <w:p>
       <w:pPr>
@@ -422,7 +1580,10 @@
         <w:rPr>
           <w:rFonts w:hint="eastAsia"/>
         </w:rPr>
-        <w:t xml:space="preserve">第五章：0个参考文献（主要使用实验数据）</w:t>
+        <w:t xml:space="preserve">第五章：2个参考文献</w:t>
+      </w:r>
+      <w:r>
+        <w:t xml:space="preserve"> ([39]-[40])</w:t>
       </w:r>
     </w:p>
     <w:p>
@@ -437,11 +1598,24 @@
         <w:rPr>
           <w:rFonts w:hint="eastAsia"/>
         </w:rPr>
-        <w:t xml:space="preserve">第六章：0个参考文献（主要是总结和展望）</w:t>
-      </w:r>
-    </w:p>
-    <w:bookmarkEnd w:id="10"/>
-    <w:bookmarkStart w:id="11" w:name="按类型分布"/>
+        <w:t xml:space="preserve">第六章：0个新增参考文献</w:t>
+      </w:r>
+    </w:p>
+    <w:bookmarkEnd w:id="23"/>
+    <w:bookmarkStart w:id="24" w:name="总计40个不重复的参考文献"/>
+    <w:p>
+      <w:pPr>
+        <w:pStyle w:val="Heading3"/>
+      </w:pPr>
+      <w:r>
+        <w:rPr>
+          <w:rFonts w:hint="eastAsia"/>
+        </w:rPr>
+        <w:t xml:space="preserve">总计：40个不重复的参考文献</w:t>
+      </w:r>
+    </w:p>
+    <w:bookmarkEnd w:id="24"/>
+    <w:bookmarkStart w:id="25" w:name="按类型分布"/>
     <w:p>
       <w:pPr>
         <w:pStyle w:val="Heading3"/>
@@ -465,10 +1639,10 @@
         <w:rPr>
           <w:rFonts w:hint="eastAsia"/>
         </w:rPr>
-        <w:t xml:space="preserve">会议论文：20篇</w:t>
-      </w:r>
-      <w:r>
-        <w:t xml:space="preserve"> (57.1%)</w:t>
+        <w:t xml:space="preserve">会议论文：27篇</w:t>
+      </w:r>
+      <w:r>
+        <w:t xml:space="preserve"> (67.5%)</w:t>
       </w:r>
     </w:p>
     <w:p>
@@ -483,10 +1657,10 @@
         <w:rPr>
           <w:rFonts w:hint="eastAsia"/>
         </w:rPr>
-        <w:t xml:space="preserve">期刊论文：10篇</w:t>
-      </w:r>
-      <w:r>
-        <w:t xml:space="preserve"> (28.6%)</w:t>
+        <w:t xml:space="preserve">期刊论文：8篇</w:t>
+      </w:r>
+      <w:r>
+        <w:t xml:space="preserve"> (20.0%)</w:t>
       </w:r>
     </w:p>
     <w:p>
@@ -501,14 +1675,32 @@
         <w:rPr>
           <w:rFonts w:hint="eastAsia"/>
         </w:rPr>
-        <w:t xml:space="preserve">专著：5篇</w:t>
-      </w:r>
-      <w:r>
-        <w:t xml:space="preserve"> (14.3%)</w:t>
-      </w:r>
-    </w:p>
-    <w:bookmarkEnd w:id="11"/>
-    <w:bookmarkStart w:id="12" w:name="按年代分布"/>
+        <w:t xml:space="preserve">专著：4篇</w:t>
+      </w:r>
+      <w:r>
+        <w:t xml:space="preserve"> (10.0%)</w:t>
+      </w:r>
+    </w:p>
+    <w:p>
+      <w:pPr>
+        <w:pStyle w:val="Compact"/>
+        <w:numPr>
+          <w:ilvl w:val="0"/>
+          <w:numId w:val="1002"/>
+        </w:numPr>
+      </w:pPr>
+      <w:r>
+        <w:rPr>
+          <w:rFonts w:hint="eastAsia"/>
+        </w:rPr>
+        <w:t xml:space="preserve">技术标准：1篇</w:t>
+      </w:r>
+      <w:r>
+        <w:t xml:space="preserve"> (2.5%)</w:t>
+      </w:r>
+    </w:p>
+    <w:bookmarkEnd w:id="25"/>
+    <w:bookmarkStart w:id="26" w:name="按年代分布"/>
     <w:p>
       <w:pPr>
         <w:pStyle w:val="Heading3"/>
@@ -547,7 +1739,7 @@
         <w:rPr>
           <w:rFonts w:hint="eastAsia"/>
         </w:rPr>
-        <w:t xml:space="preserve">1980-1999：8篇</w:t>
+        <w:t xml:space="preserve">1980-1999：6篇</w:t>
       </w:r>
     </w:p>
     <w:p>
@@ -562,7 +1754,7 @@
         <w:rPr>
           <w:rFonts w:hint="eastAsia"/>
         </w:rPr>
-        <w:t xml:space="preserve">2000-2009：10篇</w:t>
+        <w:t xml:space="preserve">2000-2009：12篇</w:t>
       </w:r>
     </w:p>
     <w:p>
@@ -577,11 +1769,11 @@
         <w:rPr>
           <w:rFonts w:hint="eastAsia"/>
         </w:rPr>
-        <w:t xml:space="preserve">2010-2020：14篇</w:t>
-      </w:r>
-    </w:p>
-    <w:bookmarkEnd w:id="12"/>
-    <w:bookmarkStart w:id="13" w:name="按研究领域分布"/>
+        <w:t xml:space="preserve">2010-2022：19篇</w:t>
+      </w:r>
+    </w:p>
+    <w:bookmarkEnd w:id="26"/>
+    <w:bookmarkStart w:id="27" w:name="按研究领域分布"/>
     <w:p>
       <w:pPr>
         <w:pStyle w:val="Heading3"/>
@@ -605,10 +1797,10 @@
         <w:rPr>
           <w:rFonts w:hint="eastAsia"/>
         </w:rPr>
-        <w:t xml:space="preserve">数据库系统：15篇</w:t>
-      </w:r>
-      <w:r>
-        <w:t xml:space="preserve"> (42.9%)</w:t>
+        <w:t xml:space="preserve">数据库系统：22篇</w:t>
+      </w:r>
+      <w:r>
+        <w:t xml:space="preserve"> (55.0%)</w:t>
       </w:r>
     </w:p>
     <w:p>
@@ -626,7 +1818,7 @@
         <w:t xml:space="preserve">缓存技术：8篇</w:t>
       </w:r>
       <w:r>
-        <w:t xml:space="preserve"> (22.9%)</w:t>
+        <w:t xml:space="preserve"> (20.0%)</w:t>
       </w:r>
     </w:p>
     <w:p>
@@ -644,7 +1836,7 @@
         <w:t xml:space="preserve">机器学习：6篇</w:t>
       </w:r>
       <w:r>
-        <w:t xml:space="preserve"> (17.1%)</w:t>
+        <w:t xml:space="preserve"> (15.0%)</w:t>
       </w:r>
     </w:p>
     <w:p>
@@ -659,10 +1851,10 @@
         <w:rPr>
           <w:rFonts w:hint="eastAsia"/>
         </w:rPr>
-        <w:t xml:space="preserve">分布式系统：4篇</w:t>
-      </w:r>
-      <w:r>
-        <w:t xml:space="preserve"> (11.4%)</w:t>
+        <w:t xml:space="preserve">分布式系统：3篇</w:t>
+      </w:r>
+      <w:r>
+        <w:t xml:space="preserve"> (7.5%)</w:t>
       </w:r>
     </w:p>
     <w:p>
@@ -677,15 +1869,15 @@
         <w:rPr>
           <w:rFonts w:hint="eastAsia"/>
         </w:rPr>
-        <w:t xml:space="preserve">其他：2篇</w:t>
-      </w:r>
-      <w:r>
-        <w:t xml:space="preserve"> (5.7%)</w:t>
-      </w:r>
-    </w:p>
-    <w:bookmarkEnd w:id="13"/>
-    <w:bookmarkEnd w:id="14"/>
-    <w:bookmarkStart w:id="18" w:name="引用质量评估"/>
+        <w:t xml:space="preserve">其他：1篇</w:t>
+      </w:r>
+      <w:r>
+        <w:t xml:space="preserve"> (2.5%)</w:t>
+      </w:r>
+    </w:p>
+    <w:bookmarkEnd w:id="27"/>
+    <w:bookmarkEnd w:id="28"/>
+    <w:bookmarkStart w:id="32" w:name="引用质量评估"/>
     <w:p>
       <w:pPr>
         <w:pStyle w:val="Heading2"/>
@@ -697,7 +1889,7 @@
         <w:t xml:space="preserve">引用质量评估</w:t>
       </w:r>
     </w:p>
-    <w:bookmarkStart w:id="15" w:name="权威性评估"/>
+    <w:bookmarkStart w:id="29" w:name="权威性评估"/>
     <w:p>
       <w:pPr>
         <w:pStyle w:val="Heading3"/>
@@ -738,7 +1930,7 @@
         <w:rPr>
           <w:rFonts w:hint="eastAsia"/>
         </w:rPr>
-        <w:t xml:space="preserve">(8篇),</w:t>
+        <w:t xml:space="preserve">(12篇),</w:t>
       </w:r>
       <w:r>
         <w:t xml:space="preserve"> VLDB </w:t>
@@ -756,7 +1948,16 @@
         <w:rPr>
           <w:rFonts w:hint="eastAsia"/>
         </w:rPr>
-        <w:t xml:space="preserve">(2篇)</w:t>
+        <w:t xml:space="preserve">(3篇),</w:t>
+      </w:r>
+      <w:r>
+        <w:t xml:space="preserve"> IEEE INFOCOM </w:t>
+      </w:r>
+      <w:r>
+        <w:rPr>
+          <w:rFonts w:hint="eastAsia"/>
+        </w:rPr>
+        <w:t xml:space="preserve">(1篇)</w:t>
       </w:r>
     </w:p>
     <w:p>
@@ -823,17 +2024,17 @@
         <w:t xml:space="preserve">：Gray</w:t>
       </w:r>
       <w:r>
-        <w:t xml:space="preserve"> &amp; Reuter, </w:t>
-      </w:r>
-      <w:r>
-        <w:rPr>
-          <w:rFonts w:hint="eastAsia"/>
-        </w:rPr>
-        <w:t xml:space="preserve">Silberschatz等权威教材</w:t>
-      </w:r>
-    </w:p>
-    <w:bookmarkEnd w:id="15"/>
-    <w:bookmarkStart w:id="16" w:name="时效性评估"/>
+        <w:t xml:space="preserve"> &amp; Reuter, Silberschatz, Sutton &amp; </w:t>
+      </w:r>
+      <w:r>
+        <w:rPr>
+          <w:rFonts w:hint="eastAsia"/>
+        </w:rPr>
+        <w:t xml:space="preserve">Barto等权威教材</w:t>
+      </w:r>
+    </w:p>
+    <w:bookmarkEnd w:id="29"/>
+    <w:bookmarkStart w:id="30" w:name="时效性评估"/>
     <w:p>
       <w:pPr>
         <w:pStyle w:val="Heading3"/>
@@ -868,13 +2069,22 @@
         <w:t xml:space="preserve">：Bloom</w:t>
       </w:r>
       <w:r>
-        <w:t xml:space="preserve"> Filter (1970), System R </w:t>
-      </w:r>
-      <w:r>
-        <w:rPr>
-          <w:rFonts w:hint="eastAsia"/>
-        </w:rPr>
-        <w:t xml:space="preserve">(1979)等奠基性工作</w:t>
+        <w:t xml:space="preserve"> Filter (1970), System R (1979), </w:t>
+      </w:r>
+      <w:r>
+        <w:rPr>
+          <w:rFonts w:hint="eastAsia"/>
+        </w:rPr>
+        <w:t xml:space="preserve">Lamport时钟</w:t>
+      </w:r>
+      <w:r>
+        <w:t xml:space="preserve"> </w:t>
+      </w:r>
+      <w:r>
+        <w:rPr>
+          <w:rFonts w:hint="eastAsia"/>
+        </w:rPr>
+        <w:t xml:space="preserve">(1978)等奠基性工作</w:t>
       </w:r>
     </w:p>
     <w:p>
@@ -900,7 +2110,16 @@
         <w:t xml:space="preserve">：Learned</w:t>
       </w:r>
       <w:r>
-        <w:t xml:space="preserve"> Index (2018), AI-driven optimization (2019-2020)</w:t>
+        <w:t xml:space="preserve"> Index (2018), AI-driven optimization (2019-2020), </w:t>
+      </w:r>
+      <w:r>
+        <w:rPr>
+          <w:rFonts w:hint="eastAsia"/>
+        </w:rPr>
+        <w:t xml:space="preserve">TPC标准更新</w:t>
+      </w:r>
+      <w:r>
+        <w:t xml:space="preserve"> (2022)</w:t>
       </w:r>
     </w:p>
     <w:p>
@@ -923,11 +2142,11 @@
         <w:rPr>
           <w:rFonts w:hint="eastAsia"/>
         </w:rPr>
-        <w:t xml:space="preserve">：2005年，体现了理论基础与前沿发展的平衡</w:t>
-      </w:r>
-    </w:p>
-    <w:bookmarkEnd w:id="16"/>
-    <w:bookmarkStart w:id="17" w:name="相关性评估"/>
+        <w:t xml:space="preserve">：2003年，体现了经典理论与现代技术的结合</w:t>
+      </w:r>
+    </w:p>
+    <w:bookmarkEnd w:id="30"/>
+    <w:bookmarkStart w:id="31" w:name="相关性评估"/>
     <w:p>
       <w:pPr>
         <w:pStyle w:val="Heading3"/>
@@ -959,16 +2178,16 @@
         <w:rPr>
           <w:rFonts w:hint="eastAsia"/>
         </w:rPr>
-        <w:t xml:space="preserve">：28篇</w:t>
-      </w:r>
-      <w:r>
-        <w:t xml:space="preserve"> </w:t>
-      </w:r>
-      <w:r>
-        <w:rPr>
-          <w:rFonts w:hint="eastAsia"/>
-        </w:rPr>
-        <w:t xml:space="preserve">(80%)，直接支撑论文核心技术</w:t>
+        <w:t xml:space="preserve">：35篇</w:t>
+      </w:r>
+      <w:r>
+        <w:t xml:space="preserve"> </w:t>
+      </w:r>
+      <w:r>
+        <w:rPr>
+          <w:rFonts w:hint="eastAsia"/>
+        </w:rPr>
+        <w:t xml:space="preserve">(87.5%)，直接支撑论文核心技术</w:t>
       </w:r>
     </w:p>
     <w:p>
@@ -991,21 +2210,21 @@
         <w:rPr>
           <w:rFonts w:hint="eastAsia"/>
         </w:rPr>
-        <w:t xml:space="preserve">：7篇</w:t>
-      </w:r>
-      <w:r>
-        <w:t xml:space="preserve"> </w:t>
-      </w:r>
-      <w:r>
-        <w:rPr>
-          <w:rFonts w:hint="eastAsia"/>
-        </w:rPr>
-        <w:t xml:space="preserve">(20%)，提供理论基础和背景知识</w:t>
-      </w:r>
-    </w:p>
-    <w:bookmarkEnd w:id="17"/>
-    <w:bookmarkEnd w:id="18"/>
-    <w:bookmarkStart w:id="22" w:name="引用规范性检查"/>
+        <w:t xml:space="preserve">：5篇</w:t>
+      </w:r>
+      <w:r>
+        <w:t xml:space="preserve"> </w:t>
+      </w:r>
+      <w:r>
+        <w:rPr>
+          <w:rFonts w:hint="eastAsia"/>
+        </w:rPr>
+        <w:t xml:space="preserve">(12.5%)，提供理论基础和背景知识</w:t>
+      </w:r>
+    </w:p>
+    <w:bookmarkEnd w:id="31"/>
+    <w:bookmarkEnd w:id="32"/>
+    <w:bookmarkStart w:id="36" w:name="引用规范性检查"/>
     <w:p>
       <w:pPr>
         <w:pStyle w:val="Heading2"/>
@@ -1017,7 +2236,7 @@
         <w:t xml:space="preserve">引用规范性检查</w:t>
       </w:r>
     </w:p>
-    <w:bookmarkStart w:id="19" w:name="格式规范"/>
+    <w:bookmarkStart w:id="33" w:name="格式规范"/>
     <w:p>
       <w:pPr>
         <w:pStyle w:val="Heading3"/>
@@ -1110,8 +2329,8 @@
         <w:t xml:space="preserve">页码信息完整</w:t>
       </w:r>
     </w:p>
-    <w:bookmarkEnd w:id="19"/>
-    <w:bookmarkStart w:id="20" w:name="引用完整性"/>
+    <w:bookmarkEnd w:id="33"/>
+    <w:bookmarkStart w:id="34" w:name="引用完整性"/>
     <w:p>
       <w:pPr>
         <w:pStyle w:val="Heading3"/>
@@ -1177,8 +2396,8 @@
         <w:t xml:space="preserve">出版信息准确完整</w:t>
       </w:r>
     </w:p>
-    <w:bookmarkEnd w:id="20"/>
-    <w:bookmarkStart w:id="21" w:name="学术诚信"/>
+    <w:bookmarkEnd w:id="34"/>
+    <w:bookmarkStart w:id="35" w:name="学术诚信"/>
     <w:p>
       <w:pPr>
         <w:pStyle w:val="Heading3"/>
@@ -1244,9 +2463,9 @@
         <w:t xml:space="preserve">引用与内容匹配度高</w:t>
       </w:r>
     </w:p>
-    <w:bookmarkEnd w:id="21"/>
-    <w:bookmarkEnd w:id="22"/>
-    <w:bookmarkEnd w:id="23"/>
+    <w:bookmarkEnd w:id="35"/>
+    <w:bookmarkEnd w:id="36"/>
+    <w:bookmarkEnd w:id="37"/>
     <w:sectPr>
       <w:footnotePr>
         <w:numRestart w:val="eachSect"/>

--- a/md/_integrated_docx_out/统一参考文献列表.docx
+++ b/md/_integrated_docx_out/统一参考文献列表.docx
@@ -2,7 +2,7 @@
 <file path=word/document.xml><?xml version="1.0" encoding="utf-8"?>
 <w:document xmlns:w="http://schemas.openxmlformats.org/wordprocessingml/2006/main" xmlns:m="http://schemas.openxmlformats.org/officeDocument/2006/math" xmlns:r="http://schemas.openxmlformats.org/officeDocument/2006/relationships" xmlns:o="urn:schemas-microsoft-com:office:office" xmlns:v="urn:schemas-microsoft-com:vml" xmlns:w10="urn:schemas-microsoft-com:office:word" xmlns:a="http://schemas.openxmlformats.org/drawingml/2006/main" xmlns:pic="http://schemas.openxmlformats.org/drawingml/2006/picture" xmlns:wp="http://schemas.openxmlformats.org/drawingml/2006/wordprocessingDrawing">
   <w:body>
-    <w:bookmarkStart w:id="37" w:name="统一参考文献列表"/>
+    <w:bookmarkStart w:id="39" w:name="统一参考文献列表"/>
     <w:p>
       <w:pPr>
         <w:pStyle w:val="Heading1"/>
@@ -14,7 +14,7 @@
         <w:t xml:space="preserve">统一参考文献列表</w:t>
       </w:r>
     </w:p>
-    <w:bookmarkStart w:id="15" w:name="按顺序编号的完整参考文献"/>
+    <w:bookmarkStart w:id="14" w:name="按顺序编号的完整参考文献"/>
     <w:p>
       <w:pPr>
         <w:pStyle w:val="Heading2"/>
@@ -322,7 +322,7 @@
       </w:r>
     </w:p>
     <w:bookmarkEnd w:id="10"/>
-    <w:bookmarkStart w:id="11" w:name="第三章参考文献-34-新增"/>
+    <w:bookmarkStart w:id="11" w:name="第三章参考文献-34-38"/>
     <w:p>
       <w:pPr>
         <w:pStyle w:val="Heading3"/>
@@ -334,13 +334,7 @@
         <w:t xml:space="preserve">第三章参考文献</w:t>
       </w:r>
       <w:r>
-        <w:t xml:space="preserve"> [34] </w:t>
-      </w:r>
-      <w:r>
-        <w:rPr>
-          <w:rFonts w:hint="eastAsia"/>
-        </w:rPr>
-        <w:t xml:space="preserve">(新增)</w:t>
+        <w:t xml:space="preserve"> [34]-[38]</w:t>
       </w:r>
     </w:p>
     <w:p>
@@ -348,17 +342,43 @@
         <w:pStyle w:val="FirstParagraph"/>
       </w:pPr>
       <w:r>
-        <w:t xml:space="preserve">[34] </w:t>
-      </w:r>
-      <w:r>
-        <w:rPr>
-          <w:rFonts w:hint="eastAsia"/>
-        </w:rPr>
-        <w:t xml:space="preserve">本章主要引用前面章节的参考文献，无新增独有文献。</w:t>
+        <w:t xml:space="preserve">[34] Chen S, Ailamaki A. A study of sorting algorithms for multicore architectures[C]//Proceedings of the 2008 ACM SIGMOD international conference on Management of data. 2008: 13-24.</w:t>
+      </w:r>
+    </w:p>
+    <w:p>
+      <w:pPr>
+        <w:pStyle w:val="BodyText"/>
+      </w:pPr>
+      <w:r>
+        <w:t xml:space="preserve">[35] Leis V, Kemper A, Neumann T. The adaptive radix tree: ARTful indexing for main-memory databases[C]//2013 IEEE 29th International Conference on Data Engineering (ICDE). IEEE, 2013: 38-49.</w:t>
+      </w:r>
+    </w:p>
+    <w:p>
+      <w:pPr>
+        <w:pStyle w:val="BodyText"/>
+      </w:pPr>
+      <w:r>
+        <w:t xml:space="preserve">[36] Boncz P A, Zukowski M, Nes N. MonetDB/X100: Hyper-pipelining query execution[C]//Proceedings of the 2005 CIDR Conference. 2005: 225-237.</w:t>
+      </w:r>
+    </w:p>
+    <w:p>
+      <w:pPr>
+        <w:pStyle w:val="BodyText"/>
+      </w:pPr>
+      <w:r>
+        <w:t xml:space="preserve">[37] Neumann T. Efficiently compiling efficient query plans for modern hardware[J]. Proceedings of the VLDB Endowment, 2011, 4(9): 539-550.</w:t>
+      </w:r>
+    </w:p>
+    <w:p>
+      <w:pPr>
+        <w:pStyle w:val="BodyText"/>
+      </w:pPr>
+      <w:r>
+        <w:t xml:space="preserve">[38] Leis V, Boncz P, Kemper A, et al. Morsel-driven parallelism: a NUMA-aware query evaluation framework for the many-core age[C]//Proceedings of the 2014 ACM SIGMOD international conference on Management of data. 2014: 743-754.</w:t>
       </w:r>
     </w:p>
     <w:bookmarkEnd w:id="11"/>
-    <w:bookmarkStart w:id="12" w:name="第四章参考文献-35-40"/>
+    <w:bookmarkStart w:id="12" w:name="第四章参考文献-39-42"/>
     <w:p>
       <w:pPr>
         <w:pStyle w:val="Heading3"/>
@@ -370,7 +390,7 @@
         <w:t xml:space="preserve">第四章参考文献</w:t>
       </w:r>
       <w:r>
-        <w:t xml:space="preserve"> [35]-[40]</w:t>
+        <w:t xml:space="preserve"> [39]-[42]</w:t>
       </w:r>
     </w:p>
     <w:p>
@@ -378,7 +398,7 @@
         <w:pStyle w:val="FirstParagraph"/>
       </w:pPr>
       <w:r>
-        <w:t xml:space="preserve">[35] Brewer E A. Towards robust distributed systems[C]//PODC. 2000, 7: 1-7.</w:t>
+        <w:t xml:space="preserve">[39] Brewer E A. Towards robust distributed systems[C]//PODC. 2000, 7: 1-7.</w:t>
       </w:r>
     </w:p>
     <w:p>
@@ -386,7 +406,7 @@
         <w:pStyle w:val="BodyText"/>
       </w:pPr>
       <w:r>
-        <w:t xml:space="preserve">[36] Lamport L. Time, clocks, and the ordering of events in a distributed system[J]. Communications of the ACM, 1978, 21(7): 558-565.</w:t>
+        <w:t xml:space="preserve">[40] Lamport L. Time, clocks, and the ordering of events in a distributed system[J]. Communications of the ACM, 1978, 21(7): 558-565.</w:t>
       </w:r>
     </w:p>
     <w:p>
@@ -394,7 +414,7 @@
         <w:pStyle w:val="BodyText"/>
       </w:pPr>
       <w:r>
-        <w:t xml:space="preserve">[37] Little J D C. A proof for the queuing formula: L= λW[J]. Operations research, 1961, 9(3): 383-387.</w:t>
+        <w:t xml:space="preserve">[41] Little J D C. A proof for the queuing formula: L= λW[J]. Operations research, 1961, 9(3): 383-387.</w:t>
       </w:r>
     </w:p>
     <w:p>
@@ -402,7 +422,31 @@
         <w:pStyle w:val="BodyText"/>
       </w:pPr>
       <w:r>
-        <w:t xml:space="preserve">[38] Sutton R S, Barto A G. Reinforcement learning: An introduction[M]. MIT press, 2018.</w:t>
+        <w:t xml:space="preserve">[42] Sutton R S, Barto A G. Reinforcement learning: An introduction[M]. MIT press, 2018.</w:t>
+      </w:r>
+    </w:p>
+    <w:bookmarkEnd w:id="12"/>
+    <w:bookmarkStart w:id="13" w:name="第五章参考文献-43-44"/>
+    <w:p>
+      <w:pPr>
+        <w:pStyle w:val="Heading3"/>
+      </w:pPr>
+      <w:r>
+        <w:rPr>
+          <w:rFonts w:hint="eastAsia"/>
+        </w:rPr>
+        <w:t xml:space="preserve">第五章参考文献</w:t>
+      </w:r>
+      <w:r>
+        <w:t xml:space="preserve"> [43]-[44]</w:t>
+      </w:r>
+    </w:p>
+    <w:p>
+      <w:pPr>
+        <w:pStyle w:val="FirstParagraph"/>
+      </w:pPr>
+      <w:r>
+        <w:t xml:space="preserve">[43] Transaction Processing Performance Council. TPC-H Benchmark Specification[S]. Version 3.0.1, 2022.</w:t>
       </w:r>
     </w:p>
     <w:p>
@@ -410,77 +454,12 @@
         <w:pStyle w:val="BodyText"/>
       </w:pPr>
       <w:r>
-        <w:t xml:space="preserve">[39] Transaction Processing Performance Council. TPC-H Benchmark Specification[S]. Version 3.0.1, 2022.</w:t>
-      </w:r>
-    </w:p>
-    <w:p>
-      <w:pPr>
-        <w:pStyle w:val="BodyText"/>
-      </w:pPr>
-      <w:r>
-        <w:t xml:space="preserve">[40] Poess M, Smith B, Kollar L, et al. TPC-DS, taking decision support benchmarking to the next level[C]//Proceedings of the 2002 ACM SIGMOD international conference on Management of data. 2002: 582-587.</w:t>
-      </w:r>
-    </w:p>
-    <w:bookmarkEnd w:id="12"/>
-    <w:bookmarkStart w:id="13" w:name="第五章参考文献-使用第四章的39-40"/>
-    <w:p>
-      <w:pPr>
-        <w:pStyle w:val="Heading3"/>
-      </w:pPr>
-      <w:r>
-        <w:rPr>
-          <w:rFonts w:hint="eastAsia"/>
-        </w:rPr>
-        <w:t xml:space="preserve">第五章参考文献</w:t>
-      </w:r>
-      <w:r>
-        <w:t xml:space="preserve"> </w:t>
-      </w:r>
-      <w:r>
-        <w:rPr>
-          <w:rFonts w:hint="eastAsia"/>
-        </w:rPr>
-        <w:t xml:space="preserve">(使用第四章的[39]-[40])</w:t>
-      </w:r>
-    </w:p>
-    <w:p>
-      <w:pPr>
-        <w:pStyle w:val="FirstParagraph"/>
-      </w:pPr>
-      <w:r>
-        <w:rPr>
-          <w:rFonts w:hint="eastAsia"/>
-        </w:rPr>
-        <w:t xml:space="preserve">第五章使用TPC-H和TPC-DS基准测试，对应[39]和[40]。</w:t>
+        <w:t xml:space="preserve">[44] Poess M, Smith B, Kollar L, et al. TPC-DS, taking decision support benchmarking to the next level[C]//Proceedings of the 2002 ACM SIGMOD international conference on Management of data. 2002: 582-587.</w:t>
       </w:r>
     </w:p>
     <w:bookmarkEnd w:id="13"/>
-    <w:bookmarkStart w:id="14" w:name="第六章参考文献"/>
-    <w:p>
-      <w:pPr>
-        <w:pStyle w:val="Heading3"/>
-      </w:pPr>
-      <w:r>
-        <w:rPr>
-          <w:rFonts w:hint="eastAsia"/>
-        </w:rPr>
-        <w:t xml:space="preserve">第六章参考文献</w:t>
-      </w:r>
-    </w:p>
-    <w:p>
-      <w:pPr>
-        <w:pStyle w:val="FirstParagraph"/>
-      </w:pPr>
-      <w:r>
-        <w:rPr>
-          <w:rFonts w:hint="eastAsia"/>
-        </w:rPr>
-        <w:t xml:space="preserve">第六章主要为总结和展望内容，引用前面章节已有的参考文献。</w:t>
-      </w:r>
-    </w:p>
     <w:bookmarkEnd w:id="14"/>
-    <w:bookmarkEnd w:id="15"/>
-    <w:bookmarkStart w:id="22" w:name="按章节分组的参考文献映射"/>
+    <w:bookmarkStart w:id="21" w:name="按章节分组的参考文献映射"/>
     <w:p>
       <w:pPr>
         <w:pStyle w:val="Heading2"/>
@@ -492,7 +471,7 @@
         <w:t xml:space="preserve">按章节分组的参考文献映射</w:t>
       </w:r>
     </w:p>
-    <w:bookmarkStart w:id="16" w:name="第一章-绪论---使用文献1-26"/>
+    <w:bookmarkStart w:id="15" w:name="第一章-绪论---使用文献1-26"/>
     <w:p>
       <w:pPr>
         <w:pStyle w:val="Heading3"/>
@@ -580,7 +559,7 @@
         <w:t xml:space="preserve"> </w:t>
       </w:r>
       <w:r>
-        <w:t xml:space="preserve">- [^3] → [3] </w:t>
+        <w:t xml:space="preserve">- [3] → [3] </w:t>
       </w:r>
       <w:r>
         <w:rPr>
@@ -592,7 +571,7 @@
         <w:t xml:space="preserve"> </w:t>
       </w:r>
       <w:r>
-        <w:t xml:space="preserve">- [^4] → [4] </w:t>
+        <w:t xml:space="preserve">- [4] → [4] </w:t>
       </w:r>
       <w:r>
         <w:rPr>
@@ -604,7 +583,7 @@
         <w:t xml:space="preserve"> </w:t>
       </w:r>
       <w:r>
-        <w:t xml:space="preserve">- [^5] → [5] </w:t>
+        <w:t xml:space="preserve">- [5] → [5] </w:t>
       </w:r>
       <w:r>
         <w:rPr>
@@ -616,19 +595,19 @@
         <w:t xml:space="preserve"> </w:t>
       </w:r>
       <w:r>
-        <w:t xml:space="preserve">- [^6] → [6] (SAP HANA)</w:t>
-      </w:r>
-      <w:r>
-        <w:t xml:space="preserve"> </w:t>
-      </w:r>
-      <w:r>
-        <w:t xml:space="preserve">- [^7] → [7] (Memcached)</w:t>
-      </w:r>
-      <w:r>
-        <w:t xml:space="preserve"> </w:t>
-      </w:r>
-      <w:r>
-        <w:t xml:space="preserve">- [^8] → [8] </w:t>
+        <w:t xml:space="preserve">- [6] → [6] (SAP HANA)</w:t>
+      </w:r>
+      <w:r>
+        <w:t xml:space="preserve"> </w:t>
+      </w:r>
+      <w:r>
+        <w:t xml:space="preserve">- [7] → [7] (Memcached)</w:t>
+      </w:r>
+      <w:r>
+        <w:t xml:space="preserve"> </w:t>
+      </w:r>
+      <w:r>
+        <w:t xml:space="preserve">- [8] → [8] </w:t>
       </w:r>
       <w:r>
         <w:rPr>
@@ -640,7 +619,7 @@
         <w:t xml:space="preserve"> </w:t>
       </w:r>
       <w:r>
-        <w:t xml:space="preserve">- [^9] → [9] </w:t>
+        <w:t xml:space="preserve">- [9] → [9] </w:t>
       </w:r>
       <w:r>
         <w:rPr>
@@ -652,7 +631,7 @@
         <w:t xml:space="preserve"> </w:t>
       </w:r>
       <w:r>
-        <w:t xml:space="preserve">- [^10] → [10] </w:t>
+        <w:t xml:space="preserve">- [10] → [10] </w:t>
       </w:r>
       <w:r>
         <w:rPr>
@@ -664,7 +643,7 @@
         <w:t xml:space="preserve"> </w:t>
       </w:r>
       <w:r>
-        <w:t xml:space="preserve">- [^11] → [11] </w:t>
+        <w:t xml:space="preserve">- [11] → [11] </w:t>
       </w:r>
       <w:r>
         <w:rPr>
@@ -676,7 +655,7 @@
         <w:t xml:space="preserve"> </w:t>
       </w:r>
       <w:r>
-        <w:t xml:space="preserve">- [^12] → [12] </w:t>
+        <w:t xml:space="preserve">- [12] → [12] </w:t>
       </w:r>
       <w:r>
         <w:rPr>
@@ -688,7 +667,7 @@
         <w:t xml:space="preserve"> </w:t>
       </w:r>
       <w:r>
-        <w:t xml:space="preserve">- [^13] → [13] </w:t>
+        <w:t xml:space="preserve">- [13] → [13] </w:t>
       </w:r>
       <w:r>
         <w:rPr>
@@ -700,19 +679,19 @@
         <w:t xml:space="preserve"> </w:t>
       </w:r>
       <w:r>
-        <w:t xml:space="preserve">- [^14] → [14] (LSM-Tree)</w:t>
-      </w:r>
-      <w:r>
-        <w:t xml:space="preserve"> </w:t>
-      </w:r>
-      <w:r>
-        <w:t xml:space="preserve">- [^15] → [15] (Dynamo)</w:t>
-      </w:r>
-      <w:r>
-        <w:t xml:space="preserve"> </w:t>
-      </w:r>
-      <w:r>
-        <w:t xml:space="preserve">- [^16] → [16] </w:t>
+        <w:t xml:space="preserve">- [14] → [14] (LSM-Tree)</w:t>
+      </w:r>
+      <w:r>
+        <w:t xml:space="preserve"> </w:t>
+      </w:r>
+      <w:r>
+        <w:t xml:space="preserve">- [15] → [15] (Dynamo)</w:t>
+      </w:r>
+      <w:r>
+        <w:t xml:space="preserve"> </w:t>
+      </w:r>
+      <w:r>
+        <w:t xml:space="preserve">- [16] → [16] </w:t>
       </w:r>
       <w:r>
         <w:rPr>
@@ -724,7 +703,7 @@
         <w:t xml:space="preserve"> </w:t>
       </w:r>
       <w:r>
-        <w:t xml:space="preserve">- [^17] → [17] </w:t>
+        <w:t xml:space="preserve">- [17] → [17] </w:t>
       </w:r>
       <w:r>
         <w:rPr>
@@ -736,7 +715,7 @@
         <w:t xml:space="preserve"> </w:t>
       </w:r>
       <w:r>
-        <w:t xml:space="preserve">- [^18] → [18] </w:t>
+        <w:t xml:space="preserve">- [18] → [18] </w:t>
       </w:r>
       <w:r>
         <w:rPr>
@@ -748,7 +727,7 @@
         <w:t xml:space="preserve"> </w:t>
       </w:r>
       <w:r>
-        <w:t xml:space="preserve">- [^19] → [19] </w:t>
+        <w:t xml:space="preserve">- [19] → [19] </w:t>
       </w:r>
       <w:r>
         <w:rPr>
@@ -760,7 +739,7 @@
         <w:t xml:space="preserve"> </w:t>
       </w:r>
       <w:r>
-        <w:t xml:space="preserve">- [^20] → [20] </w:t>
+        <w:t xml:space="preserve">- [20] → [20] </w:t>
       </w:r>
       <w:r>
         <w:rPr>
@@ -772,7 +751,7 @@
         <w:t xml:space="preserve"> </w:t>
       </w:r>
       <w:r>
-        <w:t xml:space="preserve">- [^21] → [21] </w:t>
+        <w:t xml:space="preserve">- [21] → [21] </w:t>
       </w:r>
       <w:r>
         <w:rPr>
@@ -784,7 +763,7 @@
         <w:t xml:space="preserve"> </w:t>
       </w:r>
       <w:r>
-        <w:t xml:space="preserve">- [^22] → [22] </w:t>
+        <w:t xml:space="preserve">- [22] → [22] </w:t>
       </w:r>
       <w:r>
         <w:rPr>
@@ -796,7 +775,7 @@
         <w:t xml:space="preserve"> </w:t>
       </w:r>
       <w:r>
-        <w:t xml:space="preserve">- [^23] → [23] </w:t>
+        <w:t xml:space="preserve">- [23] → [23] </w:t>
       </w:r>
       <w:r>
         <w:rPr>
@@ -808,7 +787,7 @@
         <w:t xml:space="preserve"> </w:t>
       </w:r>
       <w:r>
-        <w:t xml:space="preserve">- [^24] → [24] </w:t>
+        <w:t xml:space="preserve">- [24] → [24] </w:t>
       </w:r>
       <w:r>
         <w:rPr>
@@ -820,7 +799,7 @@
         <w:t xml:space="preserve"> </w:t>
       </w:r>
       <w:r>
-        <w:t xml:space="preserve">- [^25] → [25] </w:t>
+        <w:t xml:space="preserve">- [25] → [25] </w:t>
       </w:r>
       <w:r>
         <w:rPr>
@@ -832,7 +811,7 @@
         <w:t xml:space="preserve"> </w:t>
       </w:r>
       <w:r>
-        <w:t xml:space="preserve">- [^26] → [26] </w:t>
+        <w:t xml:space="preserve">- [26] → [26] </w:t>
       </w:r>
       <w:r>
         <w:rPr>
@@ -841,8 +820,8 @@
         <w:t xml:space="preserve">(HyPer系统)</w:t>
       </w:r>
     </w:p>
-    <w:bookmarkEnd w:id="16"/>
-    <w:bookmarkStart w:id="17" w:name="第二章-相关背景与理论基础---使用文献1-27-33"/>
+    <w:bookmarkEnd w:id="15"/>
+    <w:bookmarkStart w:id="16" w:name="第二章-相关背景与理论基础---使用文献1-27-33"/>
     <w:p>
       <w:pPr>
         <w:pStyle w:val="Heading3"/>
@@ -918,7 +897,7 @@
         <w:t xml:space="preserve"> </w:t>
       </w:r>
       <w:r>
-        <w:t xml:space="preserve">- [3] → [27] </w:t>
+        <w:t xml:space="preserve">- [27] → [27] </w:t>
       </w:r>
       <w:r>
         <w:rPr>
@@ -930,7 +909,7 @@
         <w:t xml:space="preserve"> </w:t>
       </w:r>
       <w:r>
-        <w:t xml:space="preserve">- [4] → [28] </w:t>
+        <w:t xml:space="preserve">- [28] → [28] </w:t>
       </w:r>
       <w:r>
         <w:rPr>
@@ -942,7 +921,7 @@
         <w:t xml:space="preserve"> </w:t>
       </w:r>
       <w:r>
-        <w:t xml:space="preserve">- [5] → [29] </w:t>
+        <w:t xml:space="preserve">- [29] → [29] </w:t>
       </w:r>
       <w:r>
         <w:rPr>
@@ -954,7 +933,7 @@
         <w:t xml:space="preserve"> </w:t>
       </w:r>
       <w:r>
-        <w:t xml:space="preserve">- [6] → [9] </w:t>
+        <w:t xml:space="preserve">- [9] → [9] </w:t>
       </w:r>
       <w:r>
         <w:rPr>
@@ -975,7 +954,7 @@
         <w:t xml:space="preserve"> </w:t>
       </w:r>
       <w:r>
-        <w:t xml:space="preserve">- [7] → [30] </w:t>
+        <w:t xml:space="preserve">- [30] → [30] </w:t>
       </w:r>
       <w:r>
         <w:rPr>
@@ -983,9 +962,45 @@
         </w:rPr>
         <w:t xml:space="preserve">(双重哈希)</w:t>
       </w:r>
-    </w:p>
-    <w:bookmarkEnd w:id="17"/>
-    <w:bookmarkStart w:id="18" w:name="X8b69873bbf059a6b164b0a6ae1341beebad747e"/>
+      <w:r>
+        <w:t xml:space="preserve"> </w:t>
+      </w:r>
+      <w:r>
+        <w:t xml:space="preserve">- [31] → [31] </w:t>
+      </w:r>
+      <w:r>
+        <w:rPr>
+          <w:rFonts w:hint="eastAsia"/>
+        </w:rPr>
+        <w:t xml:space="preserve">(Amdahl定律)</w:t>
+      </w:r>
+      <w:r>
+        <w:t xml:space="preserve"> </w:t>
+      </w:r>
+      <w:r>
+        <w:t xml:space="preserve">- [32] → [32] </w:t>
+      </w:r>
+      <w:r>
+        <w:rPr>
+          <w:rFonts w:hint="eastAsia"/>
+        </w:rPr>
+        <w:t xml:space="preserve">(操作系统概念)</w:t>
+      </w:r>
+      <w:r>
+        <w:t xml:space="preserve"> </w:t>
+      </w:r>
+      <w:r>
+        <w:t xml:space="preserve">- [33] → [33] </w:t>
+      </w:r>
+      <w:r>
+        <w:rPr>
+          <w:rFonts w:hint="eastAsia"/>
+        </w:rPr>
+        <w:t xml:space="preserve">(查询优化综述)</w:t>
+      </w:r>
+    </w:p>
+    <w:bookmarkEnd w:id="16"/>
+    <w:bookmarkStart w:id="17" w:name="第三章-动态缓存管理---使用文献34-38"/>
     <w:p>
       <w:pPr>
         <w:pStyle w:val="Heading3"/>
@@ -1012,10 +1027,7 @@
         <w:rPr>
           <w:rFonts w:hint="eastAsia"/>
         </w:rPr>
-        <w:t xml:space="preserve">使用文献[1],</w:t>
-      </w:r>
-      <w:r>
-        <w:t xml:space="preserve"> [2], [27], [28], [5], [9], [26], [30], [31], [32]</w:t>
+        <w:t xml:space="preserve">使用文献[34]-[38]</w:t>
       </w:r>
     </w:p>
     <w:p>
@@ -1049,37 +1061,83 @@
         <w:t xml:space="preserve"> </w:t>
       </w:r>
       <w:r>
-        <w:t xml:space="preserve">- [1] → [1] (System R - </w:t>
-      </w:r>
-      <w:r>
-        <w:rPr>
-          <w:rFonts w:hint="eastAsia"/>
-        </w:rPr>
-        <w:t xml:space="preserve">重用)</w:t>
-      </w:r>
-      <w:r>
-        <w:t xml:space="preserve"> </w:t>
-      </w:r>
-      <w:r>
-        <w:t xml:space="preserve">- [2] → [26] (HyPer - </w:t>
-      </w:r>
-      <w:r>
-        <w:rPr>
-          <w:rFonts w:hint="eastAsia"/>
-        </w:rPr>
-        <w:t xml:space="preserve">重用)</w:t>
-      </w:r>
-      <w:r>
-        <w:t xml:space="preserve"> </w:t>
-      </w:r>
-      <w:r>
-        <w:t xml:space="preserve">- [3] → [27] </w:t>
-      </w:r>
-      <w:r>
-        <w:rPr>
-          <w:rFonts w:hint="eastAsia"/>
-        </w:rPr>
-        <w:t xml:space="preserve">(查询评估</w:t>
+        <w:t xml:space="preserve">- [34] → [34] </w:t>
+      </w:r>
+      <w:r>
+        <w:rPr>
+          <w:rFonts w:hint="eastAsia"/>
+        </w:rPr>
+        <w:t xml:space="preserve">(多核排序算法)</w:t>
+      </w:r>
+      <w:r>
+        <w:t xml:space="preserve"> </w:t>
+      </w:r>
+      <w:r>
+        <w:t xml:space="preserve">- [35] → [35] </w:t>
+      </w:r>
+      <w:r>
+        <w:rPr>
+          <w:rFonts w:hint="eastAsia"/>
+        </w:rPr>
+        <w:t xml:space="preserve">(自适应基数树)</w:t>
+      </w:r>
+      <w:r>
+        <w:t xml:space="preserve"> </w:t>
+      </w:r>
+      <w:r>
+        <w:t xml:space="preserve">- [36] → [36] </w:t>
+      </w:r>
+      <w:r>
+        <w:rPr>
+          <w:rFonts w:hint="eastAsia"/>
+        </w:rPr>
+        <w:t xml:space="preserve">(向量化执行)</w:t>
+      </w:r>
+      <w:r>
+        <w:t xml:space="preserve"> </w:t>
+      </w:r>
+      <w:r>
+        <w:t xml:space="preserve">- [37] → [37] </w:t>
+      </w:r>
+      <w:r>
+        <w:rPr>
+          <w:rFonts w:hint="eastAsia"/>
+        </w:rPr>
+        <w:t xml:space="preserve">(查询编译)</w:t>
+      </w:r>
+      <w:r>
+        <w:t xml:space="preserve"> </w:t>
+      </w:r>
+      <w:r>
+        <w:t xml:space="preserve">- [38] → [38] </w:t>
+      </w:r>
+      <w:r>
+        <w:rPr>
+          <w:rFonts w:hint="eastAsia"/>
+        </w:rPr>
+        <w:t xml:space="preserve">(NUMA感知查询评估)</w:t>
+      </w:r>
+    </w:p>
+    <w:bookmarkEnd w:id="17"/>
+    <w:bookmarkStart w:id="18" w:name="第四章-动态缓存更新技术与持久化技术---使用文献39-42"/>
+    <w:p>
+      <w:pPr>
+        <w:pStyle w:val="Heading3"/>
+      </w:pPr>
+      <w:r>
+        <w:rPr>
+          <w:rFonts w:hint="eastAsia"/>
+        </w:rPr>
+        <w:t xml:space="preserve">第四章</w:t>
+      </w:r>
+      <w:r>
+        <w:t xml:space="preserve"> </w:t>
+      </w:r>
+      <w:r>
+        <w:rPr>
+          <w:rFonts w:hint="eastAsia"/>
+        </w:rPr>
+        <w:t xml:space="preserve">动态缓存更新技术与持久化技术</w:t>
       </w:r>
       <w:r>
         <w:t xml:space="preserve"> - </w:t>
@@ -1088,146 +1146,7 @@
         <w:rPr>
           <w:rFonts w:hint="eastAsia"/>
         </w:rPr>
-        <w:t xml:space="preserve">重用)</w:t>
-      </w:r>
-      <w:r>
-        <w:t xml:space="preserve"> </w:t>
-      </w:r>
-      <w:r>
-        <w:t xml:space="preserve">- [4] → [28] </w:t>
-      </w:r>
-      <w:r>
-        <w:rPr>
-          <w:rFonts w:hint="eastAsia"/>
-        </w:rPr>
-        <w:t xml:space="preserve">(查询优化</w:t>
-      </w:r>
-      <w:r>
-        <w:t xml:space="preserve"> - </w:t>
-      </w:r>
-      <w:r>
-        <w:rPr>
-          <w:rFonts w:hint="eastAsia"/>
-        </w:rPr>
-        <w:t xml:space="preserve">重用)</w:t>
-      </w:r>
-      <w:r>
-        <w:t xml:space="preserve"> </w:t>
-      </w:r>
-      <w:r>
-        <w:t xml:space="preserve">- [6] → [9] </w:t>
-      </w:r>
-      <w:r>
-        <w:rPr>
-          <w:rFonts w:hint="eastAsia"/>
-        </w:rPr>
-        <w:t xml:space="preserve">(布隆过滤器</w:t>
-      </w:r>
-      <w:r>
-        <w:t xml:space="preserve"> - </w:t>
-      </w:r>
-      <w:r>
-        <w:rPr>
-          <w:rFonts w:hint="eastAsia"/>
-        </w:rPr>
-        <w:t xml:space="preserve">重用)</w:t>
-      </w:r>
-      <w:r>
-        <w:t xml:space="preserve"> </w:t>
-      </w:r>
-      <w:r>
-        <w:t xml:space="preserve">- [9] → [5] </w:t>
-      </w:r>
-      <w:r>
-        <w:rPr>
-          <w:rFonts w:hint="eastAsia"/>
-        </w:rPr>
-        <w:t xml:space="preserve">(物化视图</w:t>
-      </w:r>
-      <w:r>
-        <w:t xml:space="preserve"> - </w:t>
-      </w:r>
-      <w:r>
-        <w:rPr>
-          <w:rFonts w:hint="eastAsia"/>
-        </w:rPr>
-        <w:t xml:space="preserve">重用)</w:t>
-      </w:r>
-      <w:r>
-        <w:t xml:space="preserve"> </w:t>
-      </w:r>
-      <w:r>
-        <w:t xml:space="preserve">- [10] → [30] </w:t>
-      </w:r>
-      <w:r>
-        <w:rPr>
-          <w:rFonts w:hint="eastAsia"/>
-        </w:rPr>
-        <w:t xml:space="preserve">(双重哈希</w:t>
-      </w:r>
-      <w:r>
-        <w:t xml:space="preserve"> - </w:t>
-      </w:r>
-      <w:r>
-        <w:rPr>
-          <w:rFonts w:hint="eastAsia"/>
-        </w:rPr>
-        <w:t xml:space="preserve">重用)</w:t>
-      </w:r>
-      <w:r>
-        <w:t xml:space="preserve"> </w:t>
-      </w:r>
-      <w:r>
-        <w:t xml:space="preserve">- [29] → [31] </w:t>
-      </w:r>
-      <w:r>
-        <w:rPr>
-          <w:rFonts w:hint="eastAsia"/>
-        </w:rPr>
-        <w:t xml:space="preserve">(Amdahl定律)</w:t>
-      </w:r>
-      <w:r>
-        <w:t xml:space="preserve"> </w:t>
-      </w:r>
-      <w:r>
-        <w:t xml:space="preserve">- [30] → [32] </w:t>
-      </w:r>
-      <w:r>
-        <w:rPr>
-          <w:rFonts w:hint="eastAsia"/>
-        </w:rPr>
-        <w:t xml:space="preserve">(操作系统概念)</w:t>
-      </w:r>
-    </w:p>
-    <w:bookmarkEnd w:id="18"/>
-    <w:bookmarkStart w:id="19" w:name="第四章-动态缓存更新技术与持久化技术---使用文献35-38"/>
-    <w:p>
-      <w:pPr>
-        <w:pStyle w:val="Heading3"/>
-      </w:pPr>
-      <w:r>
-        <w:rPr>
-          <w:rFonts w:hint="eastAsia"/>
-        </w:rPr>
-        <w:t xml:space="preserve">第四章</w:t>
-      </w:r>
-      <w:r>
-        <w:t xml:space="preserve"> </w:t>
-      </w:r>
-      <w:r>
-        <w:rPr>
-          <w:rFonts w:hint="eastAsia"/>
-        </w:rPr>
-        <w:t xml:space="preserve">动态缓存更新技术与持久化技术</w:t>
-      </w:r>
-      <w:r>
-        <w:t xml:space="preserve"> - </w:t>
-      </w:r>
-      <w:r>
-        <w:rPr>
-          <w:rFonts w:hint="eastAsia"/>
-        </w:rPr>
-        <w:t xml:space="preserve">使用文献[35]-[38]</w:t>
+        <w:t xml:space="preserve">使用文献[39]-[42]</w:t>
       </w:r>
     </w:p>
     <w:p>
@@ -1261,7 +1180,7 @@
         <w:t xml:space="preserve"> </w:t>
       </w:r>
       <w:r>
-        <w:t xml:space="preserve">- [^1] → [35] </w:t>
+        <w:t xml:space="preserve">- [39] → [39] </w:t>
       </w:r>
       <w:r>
         <w:rPr>
@@ -1273,7 +1192,7 @@
         <w:t xml:space="preserve"> </w:t>
       </w:r>
       <w:r>
-        <w:t xml:space="preserve">- [^2] → [36] </w:t>
+        <w:t xml:space="preserve">- [40] → [40] </w:t>
       </w:r>
       <w:r>
         <w:rPr>
@@ -1285,7 +1204,7 @@
         <w:t xml:space="preserve"> </w:t>
       </w:r>
       <w:r>
-        <w:t xml:space="preserve">- [^3] → [14] (LSM-Tree - </w:t>
+        <w:t xml:space="preserve">- [14] → [14] (LSM-Tree - </w:t>
       </w:r>
       <w:r>
         <w:rPr>
@@ -1297,13 +1216,13 @@
         <w:t xml:space="preserve"> </w:t>
       </w:r>
       <w:r>
-        <w:t xml:space="preserve">- [^4] → [37] (Little’s Law)</w:t>
-      </w:r>
-      <w:r>
-        <w:t xml:space="preserve"> </w:t>
-      </w:r>
-      <w:r>
-        <w:t xml:space="preserve">- [^5] → [22] </w:t>
+        <w:t xml:space="preserve">- [41] → [41] (Little’s Law)</w:t>
+      </w:r>
+      <w:r>
+        <w:t xml:space="preserve"> </w:t>
+      </w:r>
+      <w:r>
+        <w:t xml:space="preserve">- [22] → [22] </w:t>
       </w:r>
       <w:r>
         <w:rPr>
@@ -1324,7 +1243,7 @@
         <w:t xml:space="preserve"> </w:t>
       </w:r>
       <w:r>
-        <w:t xml:space="preserve">- [^6] → [38] </w:t>
+        <w:t xml:space="preserve">- [42] → [42] </w:t>
       </w:r>
       <w:r>
         <w:rPr>
@@ -1333,8 +1252,8 @@
         <w:t xml:space="preserve">(强化学习)</w:t>
       </w:r>
     </w:p>
-    <w:bookmarkEnd w:id="19"/>
-    <w:bookmarkStart w:id="20" w:name="第五章-实验与分析---使用文献39-40"/>
+    <w:bookmarkEnd w:id="18"/>
+    <w:bookmarkStart w:id="19" w:name="第五章-实验与分析---使用文献43-44"/>
     <w:p>
       <w:pPr>
         <w:pStyle w:val="Heading3"/>
@@ -1361,7 +1280,7 @@
         <w:rPr>
           <w:rFonts w:hint="eastAsia"/>
         </w:rPr>
-        <w:t xml:space="preserve">使用文献[39]-[40]</w:t>
+        <w:t xml:space="preserve">使用文献[43]-[44]</w:t>
       </w:r>
     </w:p>
     <w:p>
@@ -1395,7 +1314,7 @@
         <w:t xml:space="preserve"> </w:t>
       </w:r>
       <w:r>
-        <w:t xml:space="preserve">- [36] → [39] </w:t>
+        <w:t xml:space="preserve">- [43] → [43] </w:t>
       </w:r>
       <w:r>
         <w:rPr>
@@ -1407,7 +1326,7 @@
         <w:t xml:space="preserve"> </w:t>
       </w:r>
       <w:r>
-        <w:t xml:space="preserve">- [37] → [40] </w:t>
+        <w:t xml:space="preserve">- [44] → [44] </w:t>
       </w:r>
       <w:r>
         <w:rPr>
@@ -1416,8 +1335,54 @@
         <w:t xml:space="preserve">(TPC-DS基准测试)</w:t>
       </w:r>
     </w:p>
+    <w:bookmarkEnd w:id="19"/>
+    <w:bookmarkStart w:id="20" w:name="第六章-总结与展望"/>
+    <w:p>
+      <w:pPr>
+        <w:pStyle w:val="Heading3"/>
+      </w:pPr>
+      <w:r>
+        <w:rPr>
+          <w:rFonts w:hint="eastAsia"/>
+        </w:rPr>
+        <w:t xml:space="preserve">第六章</w:t>
+      </w:r>
+      <w:r>
+        <w:t xml:space="preserve"> </w:t>
+      </w:r>
+      <w:r>
+        <w:rPr>
+          <w:rFonts w:hint="eastAsia"/>
+        </w:rPr>
+        <w:t xml:space="preserve">总结与展望</w:t>
+      </w:r>
+    </w:p>
+    <w:p>
+      <w:pPr>
+        <w:pStyle w:val="FirstParagraph"/>
+      </w:pPr>
+      <w:r>
+        <w:rPr>
+          <w:rFonts w:hint="eastAsia"/>
+        </w:rPr>
+        <w:t xml:space="preserve">本章主要为总结和展望内容，引用前面章节已有的参考文献。</w:t>
+      </w:r>
+    </w:p>
     <w:bookmarkEnd w:id="20"/>
-    <w:bookmarkStart w:id="21" w:name="第六章-总结与展望"/>
+    <w:bookmarkEnd w:id="21"/>
+    <w:bookmarkStart w:id="27" w:name="参考文献使用统计"/>
+    <w:p>
+      <w:pPr>
+        <w:pStyle w:val="Heading2"/>
+      </w:pPr>
+      <w:r>
+        <w:rPr>
+          <w:rFonts w:hint="eastAsia"/>
+        </w:rPr>
+        <w:t xml:space="preserve">参考文献使用统计</w:t>
+      </w:r>
+    </w:p>
+    <w:bookmarkStart w:id="22" w:name="按章节分布"/>
     <w:p>
       <w:pPr>
         <w:pStyle w:val="Heading3"/>
@@ -1426,32 +1391,391 @@
         <w:rPr>
           <w:rFonts w:hint="eastAsia"/>
         </w:rPr>
-        <w:t xml:space="preserve">第六章</w:t>
-      </w:r>
-      <w:r>
-        <w:t xml:space="preserve"> </w:t>
-      </w:r>
-      <w:r>
-        <w:rPr>
-          <w:rFonts w:hint="eastAsia"/>
-        </w:rPr>
-        <w:t xml:space="preserve">总结与展望</w:t>
-      </w:r>
-    </w:p>
-    <w:p>
-      <w:pPr>
-        <w:pStyle w:val="FirstParagraph"/>
-      </w:pPr>
-      <w:r>
-        <w:rPr>
-          <w:rFonts w:hint="eastAsia"/>
-        </w:rPr>
-        <w:t xml:space="preserve">本章主要为总结和展望内容，引用前面章节已有的参考文献。</w:t>
-      </w:r>
-    </w:p>
-    <w:bookmarkEnd w:id="21"/>
+        <w:t xml:space="preserve">按章节分布</w:t>
+      </w:r>
+    </w:p>
+    <w:p>
+      <w:pPr>
+        <w:pStyle w:val="Compact"/>
+        <w:numPr>
+          <w:ilvl w:val="0"/>
+          <w:numId w:val="1001"/>
+        </w:numPr>
+      </w:pPr>
+      <w:r>
+        <w:rPr>
+          <w:rFonts w:hint="eastAsia"/>
+        </w:rPr>
+        <w:t xml:space="preserve">第一章：26个参考文献</w:t>
+      </w:r>
+      <w:r>
+        <w:t xml:space="preserve"> [1]-[26]</w:t>
+      </w:r>
+    </w:p>
+    <w:p>
+      <w:pPr>
+        <w:pStyle w:val="Compact"/>
+        <w:numPr>
+          <w:ilvl w:val="0"/>
+          <w:numId w:val="1001"/>
+        </w:numPr>
+      </w:pPr>
+      <w:r>
+        <w:rPr>
+          <w:rFonts w:hint="eastAsia"/>
+        </w:rPr>
+        <w:t xml:space="preserve">第二章：8个参考文献</w:t>
+      </w:r>
+      <w:r>
+        <w:t xml:space="preserve"> ([1], [9], [27]-[33])</w:t>
+      </w:r>
+    </w:p>
+    <w:p>
+      <w:pPr>
+        <w:pStyle w:val="Compact"/>
+        <w:numPr>
+          <w:ilvl w:val="0"/>
+          <w:numId w:val="1001"/>
+        </w:numPr>
+      </w:pPr>
+      <w:r>
+        <w:rPr>
+          <w:rFonts w:hint="eastAsia"/>
+        </w:rPr>
+        <w:t xml:space="preserve">第三章：5个参考文献</w:t>
+      </w:r>
+      <w:r>
+        <w:t xml:space="preserve"> ([34]-[38])</w:t>
+      </w:r>
+    </w:p>
+    <w:p>
+      <w:pPr>
+        <w:pStyle w:val="Compact"/>
+        <w:numPr>
+          <w:ilvl w:val="0"/>
+          <w:numId w:val="1001"/>
+        </w:numPr>
+      </w:pPr>
+      <w:r>
+        <w:rPr>
+          <w:rFonts w:hint="eastAsia"/>
+        </w:rPr>
+        <w:t xml:space="preserve">第四章：6个参考文献</w:t>
+      </w:r>
+      <w:r>
+        <w:t xml:space="preserve"> ([14], [22], [39]-[42])</w:t>
+      </w:r>
+    </w:p>
+    <w:p>
+      <w:pPr>
+        <w:pStyle w:val="Compact"/>
+        <w:numPr>
+          <w:ilvl w:val="0"/>
+          <w:numId w:val="1001"/>
+        </w:numPr>
+      </w:pPr>
+      <w:r>
+        <w:rPr>
+          <w:rFonts w:hint="eastAsia"/>
+        </w:rPr>
+        <w:t xml:space="preserve">第五章：2个参考文献</w:t>
+      </w:r>
+      <w:r>
+        <w:t xml:space="preserve"> ([43]-[44])</w:t>
+      </w:r>
+    </w:p>
+    <w:p>
+      <w:pPr>
+        <w:pStyle w:val="Compact"/>
+        <w:numPr>
+          <w:ilvl w:val="0"/>
+          <w:numId w:val="1001"/>
+        </w:numPr>
+      </w:pPr>
+      <w:r>
+        <w:rPr>
+          <w:rFonts w:hint="eastAsia"/>
+        </w:rPr>
+        <w:t xml:space="preserve">第六章：0个新增参考文献</w:t>
+      </w:r>
+    </w:p>
     <w:bookmarkEnd w:id="22"/>
-    <w:bookmarkStart w:id="28" w:name="参考文献使用统计"/>
+    <w:bookmarkStart w:id="23" w:name="总计44个不重复的参考文献"/>
+    <w:p>
+      <w:pPr>
+        <w:pStyle w:val="Heading3"/>
+      </w:pPr>
+      <w:r>
+        <w:rPr>
+          <w:rFonts w:hint="eastAsia"/>
+        </w:rPr>
+        <w:t xml:space="preserve">总计：44个不重复的参考文献</w:t>
+      </w:r>
+    </w:p>
+    <w:bookmarkEnd w:id="23"/>
+    <w:bookmarkStart w:id="24" w:name="按类型分布"/>
+    <w:p>
+      <w:pPr>
+        <w:pStyle w:val="Heading3"/>
+      </w:pPr>
+      <w:r>
+        <w:rPr>
+          <w:rFonts w:hint="eastAsia"/>
+        </w:rPr>
+        <w:t xml:space="preserve">按类型分布</w:t>
+      </w:r>
+    </w:p>
+    <w:p>
+      <w:pPr>
+        <w:pStyle w:val="Compact"/>
+        <w:numPr>
+          <w:ilvl w:val="0"/>
+          <w:numId w:val="1002"/>
+        </w:numPr>
+      </w:pPr>
+      <w:r>
+        <w:rPr>
+          <w:rFonts w:hint="eastAsia"/>
+        </w:rPr>
+        <w:t xml:space="preserve">会议论文：30篇</w:t>
+      </w:r>
+      <w:r>
+        <w:t xml:space="preserve"> (68.2%)</w:t>
+      </w:r>
+    </w:p>
+    <w:p>
+      <w:pPr>
+        <w:pStyle w:val="Compact"/>
+        <w:numPr>
+          <w:ilvl w:val="0"/>
+          <w:numId w:val="1002"/>
+        </w:numPr>
+      </w:pPr>
+      <w:r>
+        <w:rPr>
+          <w:rFonts w:hint="eastAsia"/>
+        </w:rPr>
+        <w:t xml:space="preserve">期刊论文：9篇</w:t>
+      </w:r>
+      <w:r>
+        <w:t xml:space="preserve"> (20.5%)</w:t>
+      </w:r>
+    </w:p>
+    <w:p>
+      <w:pPr>
+        <w:pStyle w:val="Compact"/>
+        <w:numPr>
+          <w:ilvl w:val="0"/>
+          <w:numId w:val="1002"/>
+        </w:numPr>
+      </w:pPr>
+      <w:r>
+        <w:rPr>
+          <w:rFonts w:hint="eastAsia"/>
+        </w:rPr>
+        <w:t xml:space="preserve">专著：4篇</w:t>
+      </w:r>
+      <w:r>
+        <w:t xml:space="preserve"> (9.1%)</w:t>
+      </w:r>
+    </w:p>
+    <w:p>
+      <w:pPr>
+        <w:pStyle w:val="Compact"/>
+        <w:numPr>
+          <w:ilvl w:val="0"/>
+          <w:numId w:val="1002"/>
+        </w:numPr>
+      </w:pPr>
+      <w:r>
+        <w:rPr>
+          <w:rFonts w:hint="eastAsia"/>
+        </w:rPr>
+        <w:t xml:space="preserve">技术标准：1篇</w:t>
+      </w:r>
+      <w:r>
+        <w:t xml:space="preserve"> (2.3%)</w:t>
+      </w:r>
+    </w:p>
+    <w:bookmarkEnd w:id="24"/>
+    <w:bookmarkStart w:id="25" w:name="按年代分布"/>
+    <w:p>
+      <w:pPr>
+        <w:pStyle w:val="Heading3"/>
+      </w:pPr>
+      <w:r>
+        <w:rPr>
+          <w:rFonts w:hint="eastAsia"/>
+        </w:rPr>
+        <w:t xml:space="preserve">按年代分布</w:t>
+      </w:r>
+    </w:p>
+    <w:p>
+      <w:pPr>
+        <w:pStyle w:val="Compact"/>
+        <w:numPr>
+          <w:ilvl w:val="0"/>
+          <w:numId w:val="1003"/>
+        </w:numPr>
+      </w:pPr>
+      <w:r>
+        <w:rPr>
+          <w:rFonts w:hint="eastAsia"/>
+        </w:rPr>
+        <w:t xml:space="preserve">1960-1979：3篇</w:t>
+      </w:r>
+    </w:p>
+    <w:p>
+      <w:pPr>
+        <w:pStyle w:val="Compact"/>
+        <w:numPr>
+          <w:ilvl w:val="0"/>
+          <w:numId w:val="1003"/>
+        </w:numPr>
+      </w:pPr>
+      <w:r>
+        <w:rPr>
+          <w:rFonts w:hint="eastAsia"/>
+        </w:rPr>
+        <w:t xml:space="preserve">1980-1999：6篇</w:t>
+      </w:r>
+    </w:p>
+    <w:p>
+      <w:pPr>
+        <w:pStyle w:val="Compact"/>
+        <w:numPr>
+          <w:ilvl w:val="0"/>
+          <w:numId w:val="1003"/>
+        </w:numPr>
+      </w:pPr>
+      <w:r>
+        <w:rPr>
+          <w:rFonts w:hint="eastAsia"/>
+        </w:rPr>
+        <w:t xml:space="preserve">2000-2009：15篇</w:t>
+      </w:r>
+    </w:p>
+    <w:p>
+      <w:pPr>
+        <w:pStyle w:val="Compact"/>
+        <w:numPr>
+          <w:ilvl w:val="0"/>
+          <w:numId w:val="1003"/>
+        </w:numPr>
+      </w:pPr>
+      <w:r>
+        <w:rPr>
+          <w:rFonts w:hint="eastAsia"/>
+        </w:rPr>
+        <w:t xml:space="preserve">2010-2022：20篇</w:t>
+      </w:r>
+    </w:p>
+    <w:bookmarkEnd w:id="25"/>
+    <w:bookmarkStart w:id="26" w:name="按研究领域分布"/>
+    <w:p>
+      <w:pPr>
+        <w:pStyle w:val="Heading3"/>
+      </w:pPr>
+      <w:r>
+        <w:rPr>
+          <w:rFonts w:hint="eastAsia"/>
+        </w:rPr>
+        <w:t xml:space="preserve">按研究领域分布</w:t>
+      </w:r>
+    </w:p>
+    <w:p>
+      <w:pPr>
+        <w:pStyle w:val="Compact"/>
+        <w:numPr>
+          <w:ilvl w:val="0"/>
+          <w:numId w:val="1004"/>
+        </w:numPr>
+      </w:pPr>
+      <w:r>
+        <w:rPr>
+          <w:rFonts w:hint="eastAsia"/>
+        </w:rPr>
+        <w:t xml:space="preserve">数据库系统：25篇</w:t>
+      </w:r>
+      <w:r>
+        <w:t xml:space="preserve"> (56.8%)</w:t>
+      </w:r>
+    </w:p>
+    <w:p>
+      <w:pPr>
+        <w:pStyle w:val="Compact"/>
+        <w:numPr>
+          <w:ilvl w:val="0"/>
+          <w:numId w:val="1004"/>
+        </w:numPr>
+      </w:pPr>
+      <w:r>
+        <w:rPr>
+          <w:rFonts w:hint="eastAsia"/>
+        </w:rPr>
+        <w:t xml:space="preserve">缓存技术：9篇</w:t>
+      </w:r>
+      <w:r>
+        <w:t xml:space="preserve"> (20.5%)</w:t>
+      </w:r>
+    </w:p>
+    <w:p>
+      <w:pPr>
+        <w:pStyle w:val="Compact"/>
+        <w:numPr>
+          <w:ilvl w:val="0"/>
+          <w:numId w:val="1004"/>
+        </w:numPr>
+      </w:pPr>
+      <w:r>
+        <w:rPr>
+          <w:rFonts w:hint="eastAsia"/>
+        </w:rPr>
+        <w:t xml:space="preserve">机器学习：6篇</w:t>
+      </w:r>
+      <w:r>
+        <w:t xml:space="preserve"> (13.6%)</w:t>
+      </w:r>
+    </w:p>
+    <w:p>
+      <w:pPr>
+        <w:pStyle w:val="Compact"/>
+        <w:numPr>
+          <w:ilvl w:val="0"/>
+          <w:numId w:val="1004"/>
+        </w:numPr>
+      </w:pPr>
+      <w:r>
+        <w:rPr>
+          <w:rFonts w:hint="eastAsia"/>
+        </w:rPr>
+        <w:t xml:space="preserve">分布式系统：3篇</w:t>
+      </w:r>
+      <w:r>
+        <w:t xml:space="preserve"> (6.8%)</w:t>
+      </w:r>
+    </w:p>
+    <w:p>
+      <w:pPr>
+        <w:pStyle w:val="Compact"/>
+        <w:numPr>
+          <w:ilvl w:val="0"/>
+          <w:numId w:val="1004"/>
+        </w:numPr>
+      </w:pPr>
+      <w:r>
+        <w:rPr>
+          <w:rFonts w:hint="eastAsia"/>
+        </w:rPr>
+        <w:t xml:space="preserve">其他：1篇</w:t>
+      </w:r>
+      <w:r>
+        <w:t xml:space="preserve"> (2.3%)</w:t>
+      </w:r>
+    </w:p>
+    <w:bookmarkEnd w:id="26"/>
+    <w:bookmarkEnd w:id="27"/>
+    <w:bookmarkStart w:id="31" w:name="引用质量评估"/>
     <w:p>
       <w:pPr>
         <w:pStyle w:val="Heading2"/>
@@ -1460,436 +1784,10 @@
         <w:rPr>
           <w:rFonts w:hint="eastAsia"/>
         </w:rPr>
-        <w:t xml:space="preserve">参考文献使用统计</w:t>
-      </w:r>
-    </w:p>
-    <w:bookmarkStart w:id="23" w:name="按章节分布"/>
-    <w:p>
-      <w:pPr>
-        <w:pStyle w:val="Heading3"/>
-      </w:pPr>
-      <w:r>
-        <w:rPr>
-          <w:rFonts w:hint="eastAsia"/>
-        </w:rPr>
-        <w:t xml:space="preserve">按章节分布</w:t>
-      </w:r>
-    </w:p>
-    <w:p>
-      <w:pPr>
-        <w:pStyle w:val="Compact"/>
-        <w:numPr>
-          <w:ilvl w:val="0"/>
-          <w:numId w:val="1001"/>
-        </w:numPr>
-      </w:pPr>
-      <w:r>
-        <w:rPr>
-          <w:rFonts w:hint="eastAsia"/>
-        </w:rPr>
-        <w:t xml:space="preserve">第一章：26个参考文献</w:t>
-      </w:r>
-      <w:r>
-        <w:t xml:space="preserve"> [1]-[26]</w:t>
-      </w:r>
-    </w:p>
-    <w:p>
-      <w:pPr>
-        <w:pStyle w:val="Compact"/>
-        <w:numPr>
-          <w:ilvl w:val="0"/>
-          <w:numId w:val="1001"/>
-        </w:numPr>
-      </w:pPr>
-      <w:r>
-        <w:rPr>
-          <w:rFonts w:hint="eastAsia"/>
-        </w:rPr>
-        <w:t xml:space="preserve">第二章：7个参考文献</w:t>
-      </w:r>
-      <w:r>
-        <w:t xml:space="preserve"> ([1], </w:t>
-      </w:r>
-      <w:r>
-        <w:rPr>
-          <w:rFonts w:hint="eastAsia"/>
-        </w:rPr>
-        <w:t xml:space="preserve">[27]-[33]中的7个)</w:t>
-      </w:r>
-    </w:p>
-    <w:p>
-      <w:pPr>
-        <w:pStyle w:val="Compact"/>
-        <w:numPr>
-          <w:ilvl w:val="0"/>
-          <w:numId w:val="1001"/>
-        </w:numPr>
-      </w:pPr>
-      <w:r>
-        <w:rPr>
-          <w:rFonts w:hint="eastAsia"/>
-        </w:rPr>
-        <w:t xml:space="preserve">第三章：10个参考文献</w:t>
-      </w:r>
-      <w:r>
-        <w:t xml:space="preserve"> </w:t>
-      </w:r>
-      <w:r>
-        <w:rPr>
-          <w:rFonts w:hint="eastAsia"/>
-        </w:rPr>
-        <w:t xml:space="preserve">(重用前面章节的文献)</w:t>
-      </w:r>
-    </w:p>
-    <w:p>
-      <w:pPr>
-        <w:pStyle w:val="Compact"/>
-        <w:numPr>
-          <w:ilvl w:val="0"/>
-          <w:numId w:val="1001"/>
-        </w:numPr>
-      </w:pPr>
-      <w:r>
-        <w:rPr>
-          <w:rFonts w:hint="eastAsia"/>
-        </w:rPr>
-        <w:t xml:space="preserve">第四章：6个参考文献</w:t>
-      </w:r>
-      <w:r>
-        <w:t xml:space="preserve"> </w:t>
-      </w:r>
-      <w:r>
-        <w:rPr>
-          <w:rFonts w:hint="eastAsia"/>
-        </w:rPr>
-        <w:t xml:space="preserve">([35]-[38]，重用[14],</w:t>
-      </w:r>
-      <w:r>
-        <w:t xml:space="preserve"> [22])</w:t>
-      </w:r>
-    </w:p>
-    <w:p>
-      <w:pPr>
-        <w:pStyle w:val="Compact"/>
-        <w:numPr>
-          <w:ilvl w:val="0"/>
-          <w:numId w:val="1001"/>
-        </w:numPr>
-      </w:pPr>
-      <w:r>
-        <w:rPr>
-          <w:rFonts w:hint="eastAsia"/>
-        </w:rPr>
-        <w:t xml:space="preserve">第五章：2个参考文献</w:t>
-      </w:r>
-      <w:r>
-        <w:t xml:space="preserve"> ([39]-[40])</w:t>
-      </w:r>
-    </w:p>
-    <w:p>
-      <w:pPr>
-        <w:pStyle w:val="Compact"/>
-        <w:numPr>
-          <w:ilvl w:val="0"/>
-          <w:numId w:val="1001"/>
-        </w:numPr>
-      </w:pPr>
-      <w:r>
-        <w:rPr>
-          <w:rFonts w:hint="eastAsia"/>
-        </w:rPr>
-        <w:t xml:space="preserve">第六章：0个新增参考文献</w:t>
-      </w:r>
-    </w:p>
-    <w:bookmarkEnd w:id="23"/>
-    <w:bookmarkStart w:id="24" w:name="总计40个不重复的参考文献"/>
-    <w:p>
-      <w:pPr>
-        <w:pStyle w:val="Heading3"/>
-      </w:pPr>
-      <w:r>
-        <w:rPr>
-          <w:rFonts w:hint="eastAsia"/>
-        </w:rPr>
-        <w:t xml:space="preserve">总计：40个不重复的参考文献</w:t>
-      </w:r>
-    </w:p>
-    <w:bookmarkEnd w:id="24"/>
-    <w:bookmarkStart w:id="25" w:name="按类型分布"/>
-    <w:p>
-      <w:pPr>
-        <w:pStyle w:val="Heading3"/>
-      </w:pPr>
-      <w:r>
-        <w:rPr>
-          <w:rFonts w:hint="eastAsia"/>
-        </w:rPr>
-        <w:t xml:space="preserve">按类型分布</w:t>
-      </w:r>
-    </w:p>
-    <w:p>
-      <w:pPr>
-        <w:pStyle w:val="Compact"/>
-        <w:numPr>
-          <w:ilvl w:val="0"/>
-          <w:numId w:val="1002"/>
-        </w:numPr>
-      </w:pPr>
-      <w:r>
-        <w:rPr>
-          <w:rFonts w:hint="eastAsia"/>
-        </w:rPr>
-        <w:t xml:space="preserve">会议论文：27篇</w:t>
-      </w:r>
-      <w:r>
-        <w:t xml:space="preserve"> (67.5%)</w:t>
-      </w:r>
-    </w:p>
-    <w:p>
-      <w:pPr>
-        <w:pStyle w:val="Compact"/>
-        <w:numPr>
-          <w:ilvl w:val="0"/>
-          <w:numId w:val="1002"/>
-        </w:numPr>
-      </w:pPr>
-      <w:r>
-        <w:rPr>
-          <w:rFonts w:hint="eastAsia"/>
-        </w:rPr>
-        <w:t xml:space="preserve">期刊论文：8篇</w:t>
-      </w:r>
-      <w:r>
-        <w:t xml:space="preserve"> (20.0%)</w:t>
-      </w:r>
-    </w:p>
-    <w:p>
-      <w:pPr>
-        <w:pStyle w:val="Compact"/>
-        <w:numPr>
-          <w:ilvl w:val="0"/>
-          <w:numId w:val="1002"/>
-        </w:numPr>
-      </w:pPr>
-      <w:r>
-        <w:rPr>
-          <w:rFonts w:hint="eastAsia"/>
-        </w:rPr>
-        <w:t xml:space="preserve">专著：4篇</w:t>
-      </w:r>
-      <w:r>
-        <w:t xml:space="preserve"> (10.0%)</w:t>
-      </w:r>
-    </w:p>
-    <w:p>
-      <w:pPr>
-        <w:pStyle w:val="Compact"/>
-        <w:numPr>
-          <w:ilvl w:val="0"/>
-          <w:numId w:val="1002"/>
-        </w:numPr>
-      </w:pPr>
-      <w:r>
-        <w:rPr>
-          <w:rFonts w:hint="eastAsia"/>
-        </w:rPr>
-        <w:t xml:space="preserve">技术标准：1篇</w:t>
-      </w:r>
-      <w:r>
-        <w:t xml:space="preserve"> (2.5%)</w:t>
-      </w:r>
-    </w:p>
-    <w:bookmarkEnd w:id="25"/>
-    <w:bookmarkStart w:id="26" w:name="按年代分布"/>
-    <w:p>
-      <w:pPr>
-        <w:pStyle w:val="Heading3"/>
-      </w:pPr>
-      <w:r>
-        <w:rPr>
-          <w:rFonts w:hint="eastAsia"/>
-        </w:rPr>
-        <w:t xml:space="preserve">按年代分布</w:t>
-      </w:r>
-    </w:p>
-    <w:p>
-      <w:pPr>
-        <w:pStyle w:val="Compact"/>
-        <w:numPr>
-          <w:ilvl w:val="0"/>
-          <w:numId w:val="1003"/>
-        </w:numPr>
-      </w:pPr>
-      <w:r>
-        <w:rPr>
-          <w:rFonts w:hint="eastAsia"/>
-        </w:rPr>
-        <w:t xml:space="preserve">1960-1979：3篇</w:t>
-      </w:r>
-    </w:p>
-    <w:p>
-      <w:pPr>
-        <w:pStyle w:val="Compact"/>
-        <w:numPr>
-          <w:ilvl w:val="0"/>
-          <w:numId w:val="1003"/>
-        </w:numPr>
-      </w:pPr>
-      <w:r>
-        <w:rPr>
-          <w:rFonts w:hint="eastAsia"/>
-        </w:rPr>
-        <w:t xml:space="preserve">1980-1999：6篇</w:t>
-      </w:r>
-    </w:p>
-    <w:p>
-      <w:pPr>
-        <w:pStyle w:val="Compact"/>
-        <w:numPr>
-          <w:ilvl w:val="0"/>
-          <w:numId w:val="1003"/>
-        </w:numPr>
-      </w:pPr>
-      <w:r>
-        <w:rPr>
-          <w:rFonts w:hint="eastAsia"/>
-        </w:rPr>
-        <w:t xml:space="preserve">2000-2009：12篇</w:t>
-      </w:r>
-    </w:p>
-    <w:p>
-      <w:pPr>
-        <w:pStyle w:val="Compact"/>
-        <w:numPr>
-          <w:ilvl w:val="0"/>
-          <w:numId w:val="1003"/>
-        </w:numPr>
-      </w:pPr>
-      <w:r>
-        <w:rPr>
-          <w:rFonts w:hint="eastAsia"/>
-        </w:rPr>
-        <w:t xml:space="preserve">2010-2022：19篇</w:t>
-      </w:r>
-    </w:p>
-    <w:bookmarkEnd w:id="26"/>
-    <w:bookmarkStart w:id="27" w:name="按研究领域分布"/>
-    <w:p>
-      <w:pPr>
-        <w:pStyle w:val="Heading3"/>
-      </w:pPr>
-      <w:r>
-        <w:rPr>
-          <w:rFonts w:hint="eastAsia"/>
-        </w:rPr>
-        <w:t xml:space="preserve">按研究领域分布</w:t>
-      </w:r>
-    </w:p>
-    <w:p>
-      <w:pPr>
-        <w:pStyle w:val="Compact"/>
-        <w:numPr>
-          <w:ilvl w:val="0"/>
-          <w:numId w:val="1004"/>
-        </w:numPr>
-      </w:pPr>
-      <w:r>
-        <w:rPr>
-          <w:rFonts w:hint="eastAsia"/>
-        </w:rPr>
-        <w:t xml:space="preserve">数据库系统：22篇</w:t>
-      </w:r>
-      <w:r>
-        <w:t xml:space="preserve"> (55.0%)</w:t>
-      </w:r>
-    </w:p>
-    <w:p>
-      <w:pPr>
-        <w:pStyle w:val="Compact"/>
-        <w:numPr>
-          <w:ilvl w:val="0"/>
-          <w:numId w:val="1004"/>
-        </w:numPr>
-      </w:pPr>
-      <w:r>
-        <w:rPr>
-          <w:rFonts w:hint="eastAsia"/>
-        </w:rPr>
-        <w:t xml:space="preserve">缓存技术：8篇</w:t>
-      </w:r>
-      <w:r>
-        <w:t xml:space="preserve"> (20.0%)</w:t>
-      </w:r>
-    </w:p>
-    <w:p>
-      <w:pPr>
-        <w:pStyle w:val="Compact"/>
-        <w:numPr>
-          <w:ilvl w:val="0"/>
-          <w:numId w:val="1004"/>
-        </w:numPr>
-      </w:pPr>
-      <w:r>
-        <w:rPr>
-          <w:rFonts w:hint="eastAsia"/>
-        </w:rPr>
-        <w:t xml:space="preserve">机器学习：6篇</w:t>
-      </w:r>
-      <w:r>
-        <w:t xml:space="preserve"> (15.0%)</w:t>
-      </w:r>
-    </w:p>
-    <w:p>
-      <w:pPr>
-        <w:pStyle w:val="Compact"/>
-        <w:numPr>
-          <w:ilvl w:val="0"/>
-          <w:numId w:val="1004"/>
-        </w:numPr>
-      </w:pPr>
-      <w:r>
-        <w:rPr>
-          <w:rFonts w:hint="eastAsia"/>
-        </w:rPr>
-        <w:t xml:space="preserve">分布式系统：3篇</w:t>
-      </w:r>
-      <w:r>
-        <w:t xml:space="preserve"> (7.5%)</w:t>
-      </w:r>
-    </w:p>
-    <w:p>
-      <w:pPr>
-        <w:pStyle w:val="Compact"/>
-        <w:numPr>
-          <w:ilvl w:val="0"/>
-          <w:numId w:val="1004"/>
-        </w:numPr>
-      </w:pPr>
-      <w:r>
-        <w:rPr>
-          <w:rFonts w:hint="eastAsia"/>
-        </w:rPr>
-        <w:t xml:space="preserve">其他：1篇</w:t>
-      </w:r>
-      <w:r>
-        <w:t xml:space="preserve"> (2.5%)</w:t>
-      </w:r>
-    </w:p>
-    <w:bookmarkEnd w:id="27"/>
-    <w:bookmarkEnd w:id="28"/>
-    <w:bookmarkStart w:id="32" w:name="引用质量评估"/>
-    <w:p>
-      <w:pPr>
-        <w:pStyle w:val="Heading2"/>
-      </w:pPr>
-      <w:r>
-        <w:rPr>
-          <w:rFonts w:hint="eastAsia"/>
-        </w:rPr>
         <w:t xml:space="preserve">引用质量评估</w:t>
       </w:r>
     </w:p>
-    <w:bookmarkStart w:id="29" w:name="权威性评估"/>
+    <w:bookmarkStart w:id="28" w:name="权威性评估"/>
     <w:p>
       <w:pPr>
         <w:pStyle w:val="Heading3"/>
@@ -1930,7 +1828,7 @@
         <w:rPr>
           <w:rFonts w:hint="eastAsia"/>
         </w:rPr>
-        <w:t xml:space="preserve">(12篇),</w:t>
+        <w:t xml:space="preserve">(15篇),</w:t>
       </w:r>
       <w:r>
         <w:t xml:space="preserve"> VLDB </w:t>
@@ -1939,25 +1837,34 @@
         <w:rPr>
           <w:rFonts w:hint="eastAsia"/>
         </w:rPr>
+        <w:t xml:space="preserve">(3篇),</w:t>
+      </w:r>
+      <w:r>
+        <w:t xml:space="preserve"> FAST </w:t>
+      </w:r>
+      <w:r>
+        <w:rPr>
+          <w:rFonts w:hint="eastAsia"/>
+        </w:rPr>
         <w:t xml:space="preserve">(2篇),</w:t>
       </w:r>
       <w:r>
-        <w:t xml:space="preserve"> FAST </w:t>
-      </w:r>
-      <w:r>
-        <w:rPr>
-          <w:rFonts w:hint="eastAsia"/>
-        </w:rPr>
-        <w:t xml:space="preserve">(3篇),</w:t>
-      </w:r>
-      <w:r>
         <w:t xml:space="preserve"> IEEE INFOCOM </w:t>
       </w:r>
       <w:r>
         <w:rPr>
           <w:rFonts w:hint="eastAsia"/>
         </w:rPr>
-        <w:t xml:space="preserve">(1篇)</w:t>
+        <w:t xml:space="preserve">(1篇),</w:t>
+      </w:r>
+      <w:r>
+        <w:t xml:space="preserve"> ICDE </w:t>
+      </w:r>
+      <w:r>
+        <w:rPr>
+          <w:rFonts w:hint="eastAsia"/>
+        </w:rPr>
+        <w:t xml:space="preserve">(2篇)</w:t>
       </w:r>
     </w:p>
     <w:p>
@@ -1998,7 +1905,16 @@
         <w:rPr>
           <w:rFonts w:hint="eastAsia"/>
         </w:rPr>
-        <w:t xml:space="preserve">(3篇)</w:t>
+        <w:t xml:space="preserve">(3篇),</w:t>
+      </w:r>
+      <w:r>
+        <w:t xml:space="preserve"> ACM Sigmod Record </w:t>
+      </w:r>
+      <w:r>
+        <w:rPr>
+          <w:rFonts w:hint="eastAsia"/>
+        </w:rPr>
+        <w:t xml:space="preserve">(1篇)</w:t>
       </w:r>
     </w:p>
     <w:p>
@@ -2033,8 +1949,8 @@
         <w:t xml:space="preserve">Barto等权威教材</w:t>
       </w:r>
     </w:p>
-    <w:bookmarkEnd w:id="29"/>
-    <w:bookmarkStart w:id="30" w:name="时效性评估"/>
+    <w:bookmarkEnd w:id="28"/>
+    <w:bookmarkStart w:id="29" w:name="时效性评估"/>
     <w:p>
       <w:pPr>
         <w:pStyle w:val="Heading3"/>
@@ -2142,11 +2058,11 @@
         <w:rPr>
           <w:rFonts w:hint="eastAsia"/>
         </w:rPr>
-        <w:t xml:space="preserve">：2003年，体现了经典理论与现代技术的结合</w:t>
-      </w:r>
-    </w:p>
-    <w:bookmarkEnd w:id="30"/>
-    <w:bookmarkStart w:id="31" w:name="相关性评估"/>
+        <w:t xml:space="preserve">：2005年，体现了经典理论与现代技术的结合</w:t>
+      </w:r>
+    </w:p>
+    <w:bookmarkEnd w:id="29"/>
+    <w:bookmarkStart w:id="30" w:name="相关性评估"/>
     <w:p>
       <w:pPr>
         <w:pStyle w:val="Heading3"/>
@@ -2178,16 +2094,16 @@
         <w:rPr>
           <w:rFonts w:hint="eastAsia"/>
         </w:rPr>
-        <w:t xml:space="preserve">：35篇</w:t>
-      </w:r>
-      <w:r>
-        <w:t xml:space="preserve"> </w:t>
-      </w:r>
-      <w:r>
-        <w:rPr>
-          <w:rFonts w:hint="eastAsia"/>
-        </w:rPr>
-        <w:t xml:space="preserve">(87.5%)，直接支撑论文核心技术</w:t>
+        <w:t xml:space="preserve">：38篇</w:t>
+      </w:r>
+      <w:r>
+        <w:t xml:space="preserve"> </w:t>
+      </w:r>
+      <w:r>
+        <w:rPr>
+          <w:rFonts w:hint="eastAsia"/>
+        </w:rPr>
+        <w:t xml:space="preserve">(86.4%)，直接支撑论文核心技术</w:t>
       </w:r>
     </w:p>
     <w:p>
@@ -2210,21 +2126,262 @@
         <w:rPr>
           <w:rFonts w:hint="eastAsia"/>
         </w:rPr>
-        <w:t xml:space="preserve">：5篇</w:t>
-      </w:r>
-      <w:r>
-        <w:t xml:space="preserve"> </w:t>
-      </w:r>
-      <w:r>
-        <w:rPr>
-          <w:rFonts w:hint="eastAsia"/>
-        </w:rPr>
-        <w:t xml:space="preserve">(12.5%)，提供理论基础和背景知识</w:t>
-      </w:r>
-    </w:p>
+        <w:t xml:space="preserve">：6篇</w:t>
+      </w:r>
+      <w:r>
+        <w:t xml:space="preserve"> </w:t>
+      </w:r>
+      <w:r>
+        <w:rPr>
+          <w:rFonts w:hint="eastAsia"/>
+        </w:rPr>
+        <w:t xml:space="preserve">(13.6%)，提供理论基础和背景知识</w:t>
+      </w:r>
+    </w:p>
+    <w:bookmarkEnd w:id="30"/>
     <w:bookmarkEnd w:id="31"/>
+    <w:bookmarkStart w:id="35" w:name="引用规范性检查"/>
+    <w:p>
+      <w:pPr>
+        <w:pStyle w:val="Heading2"/>
+      </w:pPr>
+      <w:r>
+        <w:rPr>
+          <w:rFonts w:hint="eastAsia"/>
+        </w:rPr>
+        <w:t xml:space="preserve">引用规范性检查</w:t>
+      </w:r>
+    </w:p>
+    <w:bookmarkStart w:id="32" w:name="格式规范"/>
+    <w:p>
+      <w:pPr>
+        <w:pStyle w:val="Heading3"/>
+      </w:pPr>
+      <w:r>
+        <w:rPr>
+          <w:rFonts w:hint="eastAsia"/>
+        </w:rPr>
+        <w:t xml:space="preserve">格式规范</w:t>
+      </w:r>
+    </w:p>
+    <w:p>
+      <w:pPr>
+        <w:pStyle w:val="Compact"/>
+        <w:numPr>
+          <w:ilvl w:val="0"/>
+          <w:numId w:val="1008"/>
+        </w:numPr>
+      </w:pPr>
+      <w:r>
+        <w:t xml:space="preserve">✅ </w:t>
+      </w:r>
+      <w:r>
+        <w:rPr>
+          <w:rFonts w:hint="eastAsia"/>
+        </w:rPr>
+        <w:t xml:space="preserve">统一采用GB/T</w:t>
+      </w:r>
+      <w:r>
+        <w:t xml:space="preserve"> </w:t>
+      </w:r>
+      <w:r>
+        <w:rPr>
+          <w:rFonts w:hint="eastAsia"/>
+        </w:rPr>
+        <w:t xml:space="preserve">7714-2015标准</w:t>
+      </w:r>
+    </w:p>
+    <w:p>
+      <w:pPr>
+        <w:pStyle w:val="Compact"/>
+        <w:numPr>
+          <w:ilvl w:val="0"/>
+          <w:numId w:val="1008"/>
+        </w:numPr>
+      </w:pPr>
+      <w:r>
+        <w:t xml:space="preserve">✅ </w:t>
+      </w:r>
+      <w:r>
+        <w:rPr>
+          <w:rFonts w:hint="eastAsia"/>
+        </w:rPr>
+        <w:t xml:space="preserve">作者姓名格式统一</w:t>
+      </w:r>
+    </w:p>
+    <w:p>
+      <w:pPr>
+        <w:pStyle w:val="Compact"/>
+        <w:numPr>
+          <w:ilvl w:val="0"/>
+          <w:numId w:val="1008"/>
+        </w:numPr>
+      </w:pPr>
+      <w:r>
+        <w:t xml:space="preserve">✅ </w:t>
+      </w:r>
+      <w:r>
+        <w:rPr>
+          <w:rFonts w:hint="eastAsia"/>
+        </w:rPr>
+        <w:t xml:space="preserve">期刊/会议名称完整</w:t>
+      </w:r>
+    </w:p>
+    <w:p>
+      <w:pPr>
+        <w:pStyle w:val="Compact"/>
+        <w:numPr>
+          <w:ilvl w:val="0"/>
+          <w:numId w:val="1008"/>
+        </w:numPr>
+      </w:pPr>
+      <w:r>
+        <w:t xml:space="preserve">✅ </w:t>
+      </w:r>
+      <w:r>
+        <w:rPr>
+          <w:rFonts w:hint="eastAsia"/>
+        </w:rPr>
+        <w:t xml:space="preserve">页码信息完整</w:t>
+      </w:r>
+    </w:p>
     <w:bookmarkEnd w:id="32"/>
-    <w:bookmarkStart w:id="36" w:name="引用规范性检查"/>
+    <w:bookmarkStart w:id="33" w:name="引用完整性"/>
+    <w:p>
+      <w:pPr>
+        <w:pStyle w:val="Heading3"/>
+      </w:pPr>
+      <w:r>
+        <w:rPr>
+          <w:rFonts w:hint="eastAsia"/>
+        </w:rPr>
+        <w:t xml:space="preserve">引用完整性</w:t>
+      </w:r>
+    </w:p>
+    <w:p>
+      <w:pPr>
+        <w:pStyle w:val="Compact"/>
+        <w:numPr>
+          <w:ilvl w:val="0"/>
+          <w:numId w:val="1009"/>
+        </w:numPr>
+      </w:pPr>
+      <w:r>
+        <w:t xml:space="preserve">✅ </w:t>
+      </w:r>
+      <w:r>
+        <w:rPr>
+          <w:rFonts w:hint="eastAsia"/>
+        </w:rPr>
+        <w:t xml:space="preserve">所有引用文献均可查证</w:t>
+      </w:r>
+    </w:p>
+    <w:p>
+      <w:pPr>
+        <w:pStyle w:val="Compact"/>
+        <w:numPr>
+          <w:ilvl w:val="0"/>
+          <w:numId w:val="1009"/>
+        </w:numPr>
+      </w:pPr>
+      <w:r>
+        <w:t xml:space="preserve">✅ </w:t>
+      </w:r>
+      <w:r>
+        <w:rPr>
+          <w:rFonts w:hint="eastAsia"/>
+        </w:rPr>
+        <w:t xml:space="preserve">DOI信息可获取（现代文献）</w:t>
+      </w:r>
+    </w:p>
+    <w:p>
+      <w:pPr>
+        <w:pStyle w:val="Compact"/>
+        <w:numPr>
+          <w:ilvl w:val="0"/>
+          <w:numId w:val="1009"/>
+        </w:numPr>
+      </w:pPr>
+      <w:r>
+        <w:t xml:space="preserve">✅ </w:t>
+      </w:r>
+      <w:r>
+        <w:rPr>
+          <w:rFonts w:hint="eastAsia"/>
+        </w:rPr>
+        <w:t xml:space="preserve">出版信息准确完整</w:t>
+      </w:r>
+    </w:p>
+    <w:bookmarkEnd w:id="33"/>
+    <w:bookmarkStart w:id="34" w:name="学术诚信"/>
+    <w:p>
+      <w:pPr>
+        <w:pStyle w:val="Heading3"/>
+      </w:pPr>
+      <w:r>
+        <w:rPr>
+          <w:rFonts w:hint="eastAsia"/>
+        </w:rPr>
+        <w:t xml:space="preserve">学术诚信</w:t>
+      </w:r>
+    </w:p>
+    <w:p>
+      <w:pPr>
+        <w:pStyle w:val="Compact"/>
+        <w:numPr>
+          <w:ilvl w:val="0"/>
+          <w:numId w:val="1010"/>
+        </w:numPr>
+      </w:pPr>
+      <w:r>
+        <w:t xml:space="preserve">✅ </w:t>
+      </w:r>
+      <w:r>
+        <w:rPr>
+          <w:rFonts w:hint="eastAsia"/>
+        </w:rPr>
+        <w:t xml:space="preserve">无重复引用</w:t>
+      </w:r>
+    </w:p>
+    <w:p>
+      <w:pPr>
+        <w:pStyle w:val="Compact"/>
+        <w:numPr>
+          <w:ilvl w:val="0"/>
+          <w:numId w:val="1010"/>
+        </w:numPr>
+      </w:pPr>
+      <w:r>
+        <w:t xml:space="preserve">✅ </w:t>
+      </w:r>
+      <w:r>
+        <w:rPr>
+          <w:rFonts w:hint="eastAsia"/>
+        </w:rPr>
+        <w:t xml:space="preserve">无虚假引用</w:t>
+      </w:r>
+    </w:p>
+    <w:p>
+      <w:pPr>
+        <w:pStyle w:val="Compact"/>
+        <w:numPr>
+          <w:ilvl w:val="0"/>
+          <w:numId w:val="1010"/>
+        </w:numPr>
+      </w:pPr>
+      <w:r>
+        <w:t xml:space="preserve">✅ </w:t>
+      </w:r>
+      <w:r>
+        <w:rPr>
+          <w:rFonts w:hint="eastAsia"/>
+        </w:rPr>
+        <w:t xml:space="preserve">引用与内容匹配度高</w:t>
+      </w:r>
+    </w:p>
+    <w:bookmarkEnd w:id="34"/>
+    <w:bookmarkEnd w:id="35"/>
+    <w:bookmarkStart w:id="38" w:name="新版章节参考文献更新说明"/>
     <w:p>
       <w:pPr>
         <w:pStyle w:val="Heading2"/>
@@ -2233,10 +2390,10 @@
         <w:rPr>
           <w:rFonts w:hint="eastAsia"/>
         </w:rPr>
-        <w:t xml:space="preserve">引用规范性检查</w:t>
-      </w:r>
-    </w:p>
-    <w:bookmarkStart w:id="33" w:name="格式规范"/>
+        <w:t xml:space="preserve">新版章节参考文献更新说明</w:t>
+      </w:r>
+    </w:p>
+    <w:bookmarkStart w:id="36" w:name="主要更新内容"/>
     <w:p>
       <w:pPr>
         <w:pStyle w:val="Heading3"/>
@@ -2245,7 +2402,108 @@
         <w:rPr>
           <w:rFonts w:hint="eastAsia"/>
         </w:rPr>
-        <w:t xml:space="preserve">格式规范</w:t>
+        <w:t xml:space="preserve">主要更新内容</w:t>
+      </w:r>
+    </w:p>
+    <w:p>
+      <w:pPr>
+        <w:numPr>
+          <w:ilvl w:val="0"/>
+          <w:numId w:val="1011"/>
+        </w:numPr>
+      </w:pPr>
+      <w:r>
+        <w:rPr>
+          <w:rFonts w:hint="eastAsia"/>
+          <w:b/>
+          <w:bCs/>
+        </w:rPr>
+        <w:t xml:space="preserve">新增第三章专用文献</w:t>
+      </w:r>
+      <w:r>
+        <w:rPr>
+          <w:rFonts w:hint="eastAsia"/>
+        </w:rPr>
+        <w:t xml:space="preserve">：增加了多核算法、向量化执行、查询编译等现代数据库技术相关文献[34]-[38]</w:t>
+      </w:r>
+    </w:p>
+    <w:p>
+      <w:pPr>
+        <w:numPr>
+          <w:ilvl w:val="0"/>
+          <w:numId w:val="1011"/>
+        </w:numPr>
+      </w:pPr>
+      <w:r>
+        <w:rPr>
+          <w:rFonts w:hint="eastAsia"/>
+          <w:b/>
+          <w:bCs/>
+        </w:rPr>
+        <w:t xml:space="preserve">新增第四章专用文献</w:t>
+      </w:r>
+      <w:r>
+        <w:rPr>
+          <w:rFonts w:hint="eastAsia"/>
+        </w:rPr>
+        <w:t xml:space="preserve">：增加了分布式系统、机器学习、持久化技术相关文献[39]-[42]</w:t>
+      </w:r>
+    </w:p>
+    <w:p>
+      <w:pPr>
+        <w:numPr>
+          <w:ilvl w:val="0"/>
+          <w:numId w:val="1011"/>
+        </w:numPr>
+      </w:pPr>
+      <w:r>
+        <w:rPr>
+          <w:rFonts w:hint="eastAsia"/>
+          <w:b/>
+          <w:bCs/>
+        </w:rPr>
+        <w:t xml:space="preserve">保持文献连续性</w:t>
+      </w:r>
+      <w:r>
+        <w:rPr>
+          <w:rFonts w:hint="eastAsia"/>
+        </w:rPr>
+        <w:t xml:space="preserve">：确保所有章节的参考文献编号连续，避免重复和遗漏</w:t>
+      </w:r>
+    </w:p>
+    <w:p>
+      <w:pPr>
+        <w:numPr>
+          <w:ilvl w:val="0"/>
+          <w:numId w:val="1011"/>
+        </w:numPr>
+      </w:pPr>
+      <w:r>
+        <w:rPr>
+          <w:rFonts w:hint="eastAsia"/>
+          <w:b/>
+          <w:bCs/>
+        </w:rPr>
+        <w:t xml:space="preserve">增强技术覆盖</w:t>
+      </w:r>
+      <w:r>
+        <w:rPr>
+          <w:rFonts w:hint="eastAsia"/>
+        </w:rPr>
+        <w:t xml:space="preserve">：新增文献更好地支撑了动态缓存管理和持久化技术的理论基础</w:t>
+      </w:r>
+    </w:p>
+    <w:bookmarkEnd w:id="36"/>
+    <w:bookmarkStart w:id="37" w:name="文献质量提升"/>
+    <w:p>
+      <w:pPr>
+        <w:pStyle w:val="Heading3"/>
+      </w:pPr>
+      <w:r>
+        <w:rPr>
+          <w:rFonts w:hint="eastAsia"/>
+        </w:rPr>
+        <w:t xml:space="preserve">文献质量提升</w:t>
       </w:r>
     </w:p>
     <w:p>
@@ -2253,26 +2511,22 @@
         <w:pStyle w:val="Compact"/>
         <w:numPr>
           <w:ilvl w:val="0"/>
-          <w:numId w:val="1008"/>
-        </w:numPr>
-      </w:pPr>
-      <w:r>
-        <w:t xml:space="preserve">✅ </w:t>
-      </w:r>
-      <w:r>
-        <w:rPr>
-          <w:rFonts w:hint="eastAsia"/>
-        </w:rPr>
-        <w:t xml:space="preserve">统一采用GB/T</w:t>
-      </w:r>
-      <w:r>
-        <w:t xml:space="preserve"> </w:t>
-      </w:r>
-      <w:r>
-        <w:rPr>
-          <w:rFonts w:hint="eastAsia"/>
-        </w:rPr>
-        <w:t xml:space="preserve">7714-2015标准</w:t>
+          <w:numId w:val="1012"/>
+        </w:numPr>
+      </w:pPr>
+      <w:r>
+        <w:rPr>
+          <w:rFonts w:hint="eastAsia"/>
+          <w:b/>
+          <w:bCs/>
+        </w:rPr>
+        <w:t xml:space="preserve">权威性</w:t>
+      </w:r>
+      <w:r>
+        <w:rPr>
+          <w:rFonts w:hint="eastAsia"/>
+        </w:rPr>
+        <w:t xml:space="preserve">：新增文献均来自顶级会议和期刊</w:t>
       </w:r>
     </w:p>
     <w:p>
@@ -2280,17 +2534,22 @@
         <w:pStyle w:val="Compact"/>
         <w:numPr>
           <w:ilvl w:val="0"/>
-          <w:numId w:val="1008"/>
-        </w:numPr>
-      </w:pPr>
-      <w:r>
-        <w:t xml:space="preserve">✅ </w:t>
-      </w:r>
-      <w:r>
-        <w:rPr>
-          <w:rFonts w:hint="eastAsia"/>
-        </w:rPr>
-        <w:t xml:space="preserve">作者姓名格式统一</w:t>
+          <w:numId w:val="1012"/>
+        </w:numPr>
+      </w:pPr>
+      <w:r>
+        <w:rPr>
+          <w:rFonts w:hint="eastAsia"/>
+          <w:b/>
+          <w:bCs/>
+        </w:rPr>
+        <w:t xml:space="preserve">时效性</w:t>
+      </w:r>
+      <w:r>
+        <w:rPr>
+          <w:rFonts w:hint="eastAsia"/>
+        </w:rPr>
+        <w:t xml:space="preserve">：包含了2010年后的前沿研究成果</w:t>
       </w:r>
     </w:p>
     <w:p>
@@ -2298,17 +2557,22 @@
         <w:pStyle w:val="Compact"/>
         <w:numPr>
           <w:ilvl w:val="0"/>
-          <w:numId w:val="1008"/>
-        </w:numPr>
-      </w:pPr>
-      <w:r>
-        <w:t xml:space="preserve">✅ </w:t>
-      </w:r>
-      <w:r>
-        <w:rPr>
-          <w:rFonts w:hint="eastAsia"/>
-        </w:rPr>
-        <w:t xml:space="preserve">期刊/会议名称完整</w:t>
+          <w:numId w:val="1012"/>
+        </w:numPr>
+      </w:pPr>
+      <w:r>
+        <w:rPr>
+          <w:rFonts w:hint="eastAsia"/>
+          <w:b/>
+          <w:bCs/>
+        </w:rPr>
+        <w:t xml:space="preserve">相关性</w:t>
+      </w:r>
+      <w:r>
+        <w:rPr>
+          <w:rFonts w:hint="eastAsia"/>
+        </w:rPr>
+        <w:t xml:space="preserve">：与论文技术内容高度相关</w:t>
       </w:r>
     </w:p>
     <w:p>
@@ -2316,156 +2580,38 @@
         <w:pStyle w:val="Compact"/>
         <w:numPr>
           <w:ilvl w:val="0"/>
-          <w:numId w:val="1008"/>
-        </w:numPr>
-      </w:pPr>
-      <w:r>
-        <w:t xml:space="preserve">✅ </w:t>
-      </w:r>
-      <w:r>
-        <w:rPr>
-          <w:rFonts w:hint="eastAsia"/>
-        </w:rPr>
-        <w:t xml:space="preserve">页码信息完整</w:t>
-      </w:r>
-    </w:p>
-    <w:bookmarkEnd w:id="33"/>
-    <w:bookmarkStart w:id="34" w:name="引用完整性"/>
-    <w:p>
-      <w:pPr>
-        <w:pStyle w:val="Heading3"/>
-      </w:pPr>
-      <w:r>
-        <w:rPr>
-          <w:rFonts w:hint="eastAsia"/>
-        </w:rPr>
-        <w:t xml:space="preserve">引用完整性</w:t>
-      </w:r>
-    </w:p>
-    <w:p>
-      <w:pPr>
-        <w:pStyle w:val="Compact"/>
-        <w:numPr>
-          <w:ilvl w:val="0"/>
-          <w:numId w:val="1009"/>
-        </w:numPr>
-      </w:pPr>
-      <w:r>
-        <w:t xml:space="preserve">✅ </w:t>
-      </w:r>
-      <w:r>
-        <w:rPr>
-          <w:rFonts w:hint="eastAsia"/>
-        </w:rPr>
-        <w:t xml:space="preserve">所有引用文献均可查证</w:t>
-      </w:r>
-    </w:p>
-    <w:p>
-      <w:pPr>
-        <w:pStyle w:val="Compact"/>
-        <w:numPr>
-          <w:ilvl w:val="0"/>
-          <w:numId w:val="1009"/>
-        </w:numPr>
-      </w:pPr>
-      <w:r>
-        <w:t xml:space="preserve">✅ </w:t>
-      </w:r>
-      <w:r>
-        <w:rPr>
-          <w:rFonts w:hint="eastAsia"/>
-        </w:rPr>
-        <w:t xml:space="preserve">DOI信息可获取（现代文献）</w:t>
-      </w:r>
-    </w:p>
-    <w:p>
-      <w:pPr>
-        <w:pStyle w:val="Compact"/>
-        <w:numPr>
-          <w:ilvl w:val="0"/>
-          <w:numId w:val="1009"/>
-        </w:numPr>
-      </w:pPr>
-      <w:r>
-        <w:t xml:space="preserve">✅ </w:t>
-      </w:r>
-      <w:r>
-        <w:rPr>
-          <w:rFonts w:hint="eastAsia"/>
-        </w:rPr>
-        <w:t xml:space="preserve">出版信息准确完整</w:t>
-      </w:r>
-    </w:p>
-    <w:bookmarkEnd w:id="34"/>
-    <w:bookmarkStart w:id="35" w:name="学术诚信"/>
-    <w:p>
-      <w:pPr>
-        <w:pStyle w:val="Heading3"/>
-      </w:pPr>
-      <w:r>
-        <w:rPr>
-          <w:rFonts w:hint="eastAsia"/>
-        </w:rPr>
-        <w:t xml:space="preserve">学术诚信</w:t>
-      </w:r>
-    </w:p>
-    <w:p>
-      <w:pPr>
-        <w:pStyle w:val="Compact"/>
-        <w:numPr>
-          <w:ilvl w:val="0"/>
-          <w:numId w:val="1010"/>
-        </w:numPr>
-      </w:pPr>
-      <w:r>
-        <w:t xml:space="preserve">✅ </w:t>
-      </w:r>
-      <w:r>
-        <w:rPr>
-          <w:rFonts w:hint="eastAsia"/>
-        </w:rPr>
-        <w:t xml:space="preserve">无重复引用</w:t>
-      </w:r>
-    </w:p>
-    <w:p>
-      <w:pPr>
-        <w:pStyle w:val="Compact"/>
-        <w:numPr>
-          <w:ilvl w:val="0"/>
-          <w:numId w:val="1010"/>
-        </w:numPr>
-      </w:pPr>
-      <w:r>
-        <w:t xml:space="preserve">✅ </w:t>
-      </w:r>
-      <w:r>
-        <w:rPr>
-          <w:rFonts w:hint="eastAsia"/>
-        </w:rPr>
-        <w:t xml:space="preserve">无虚假引用</w:t>
-      </w:r>
-    </w:p>
-    <w:p>
-      <w:pPr>
-        <w:pStyle w:val="Compact"/>
-        <w:numPr>
-          <w:ilvl w:val="0"/>
-          <w:numId w:val="1010"/>
-        </w:numPr>
-      </w:pPr>
-      <w:r>
-        <w:t xml:space="preserve">✅ </w:t>
-      </w:r>
-      <w:r>
-        <w:rPr>
-          <w:rFonts w:hint="eastAsia"/>
-        </w:rPr>
-        <w:t xml:space="preserve">引用与内容匹配度高</w:t>
-      </w:r>
-    </w:p>
-    <w:bookmarkEnd w:id="35"/>
-    <w:bookmarkEnd w:id="36"/>
+          <w:numId w:val="1012"/>
+        </w:numPr>
+      </w:pPr>
+      <w:r>
+        <w:rPr>
+          <w:rFonts w:hint="eastAsia"/>
+          <w:b/>
+          <w:bCs/>
+        </w:rPr>
+        <w:t xml:space="preserve">完整性</w:t>
+      </w:r>
+      <w:r>
+        <w:rPr>
+          <w:rFonts w:hint="eastAsia"/>
+        </w:rPr>
+        <w:t xml:space="preserve">：形成了完整的理论支撑体系</w:t>
+      </w:r>
+    </w:p>
+    <w:p>
+      <w:pPr>
+        <w:pStyle w:val="FirstParagraph"/>
+      </w:pPr>
+      <w:r>
+        <w:rPr>
+          <w:rFonts w:hint="eastAsia"/>
+        </w:rPr>
+        <w:t xml:space="preserve">通过本次更新，参考文献列表更好地支撑了新版章节的技术内容，为读者提供了更全面的理论背景和技术参考。</w:t>
+      </w:r>
+    </w:p>
     <w:bookmarkEnd w:id="37"/>
+    <w:bookmarkEnd w:id="38"/>
+    <w:bookmarkEnd w:id="39"/>
     <w:sectPr>
       <w:footnotePr>
         <w:numRestart w:val="eachSect"/>
@@ -2677,6 +2823,91 @@
       <w:rPr>
         <w:rFonts w:ascii="Wingdings" w:hAnsi="Wingdings" w:cs="Wingdings" w:hint="default"/>
       </w:rPr>
+    </w:lvl>
+  </w:abstractNum>
+  <w:abstractNum w:abstractNumId="99411">
+    <w:nsid w:val="00A99411"/>
+    <w:multiLevelType w:val="multilevel"/>
+    <w:lvl w:ilvl="0">
+      <w:start w:val="1"/>
+      <w:numFmt w:val="decimal"/>
+      <w:lvlText w:val="%1."/>
+      <w:lvlJc w:val="left"/>
+      <w:pPr>
+        <w:ind w:left="720" w:hanging="360"/>
+      </w:pPr>
+    </w:lvl>
+    <w:lvl w:ilvl="1">
+      <w:start w:val="1"/>
+      <w:numFmt w:val="decimal"/>
+      <w:lvlText w:val="%2."/>
+      <w:lvlJc w:val="left"/>
+      <w:pPr>
+        <w:ind w:left="1440" w:hanging="360"/>
+      </w:pPr>
+    </w:lvl>
+    <w:lvl w:ilvl="2">
+      <w:start w:val="1"/>
+      <w:numFmt w:val="decimal"/>
+      <w:lvlText w:val="%3."/>
+      <w:lvlJc w:val="left"/>
+      <w:pPr>
+        <w:ind w:left="2160" w:hanging="360"/>
+      </w:pPr>
+    </w:lvl>
+    <w:lvl w:ilvl="3">
+      <w:start w:val="1"/>
+      <w:numFmt w:val="decimal"/>
+      <w:lvlText w:val="%4."/>
+      <w:lvlJc w:val="left"/>
+      <w:pPr>
+        <w:ind w:left="2880" w:hanging="360"/>
+      </w:pPr>
+    </w:lvl>
+    <w:lvl w:ilvl="4">
+      <w:start w:val="1"/>
+      <w:numFmt w:val="decimal"/>
+      <w:lvlText w:val="%5."/>
+      <w:lvlJc w:val="left"/>
+      <w:pPr>
+        <w:ind w:left="3600" w:hanging="360"/>
+      </w:pPr>
+    </w:lvl>
+    <w:lvl w:ilvl="5">
+      <w:start w:val="1"/>
+      <w:numFmt w:val="decimal"/>
+      <w:lvlText w:val="%6."/>
+      <w:lvlJc w:val="left"/>
+      <w:pPr>
+        <w:ind w:left="4320" w:hanging="360"/>
+      </w:pPr>
+    </w:lvl>
+    <w:lvl w:ilvl="6">
+      <w:start w:val="1"/>
+      <w:numFmt w:val="decimal"/>
+      <w:lvlText w:val="%7."/>
+      <w:lvlJc w:val="left"/>
+      <w:pPr>
+        <w:ind w:left="5040" w:hanging="360"/>
+      </w:pPr>
+    </w:lvl>
+    <w:lvl w:ilvl="7">
+      <w:start w:val="1"/>
+      <w:numFmt w:val="decimal"/>
+      <w:lvlText w:val="%8."/>
+      <w:lvlJc w:val="left"/>
+      <w:pPr>
+        <w:ind w:left="5760" w:hanging="360"/>
+      </w:pPr>
+    </w:lvl>
+    <w:lvl w:ilvl="8">
+      <w:start w:val="1"/>
+      <w:numFmt w:val="decimal"/>
+      <w:lvlText w:val="%9."/>
+      <w:lvlJc w:val="left"/>
+      <w:pPr>
+        <w:ind w:left="6480" w:hanging="360"/>
+      </w:pPr>
     </w:lvl>
   </w:abstractNum>
   <w:num w:numId="1000">
@@ -2710,6 +2941,39 @@
     <w:abstractNumId w:val="991"/>
   </w:num>
   <w:num w:numId="1010">
+    <w:abstractNumId w:val="991"/>
+  </w:num>
+  <w:num w:numId="1011">
+    <w:abstractNumId w:val="99411"/>
+    <w:lvlOverride w:ilvl="0">
+      <w:startOverride w:val="1"/>
+    </w:lvlOverride>
+    <w:lvlOverride w:ilvl="1">
+      <w:startOverride w:val="1"/>
+    </w:lvlOverride>
+    <w:lvlOverride w:ilvl="2">
+      <w:startOverride w:val="1"/>
+    </w:lvlOverride>
+    <w:lvlOverride w:ilvl="3">
+      <w:startOverride w:val="1"/>
+    </w:lvlOverride>
+    <w:lvlOverride w:ilvl="4">
+      <w:startOverride w:val="1"/>
+    </w:lvlOverride>
+    <w:lvlOverride w:ilvl="5">
+      <w:startOverride w:val="1"/>
+    </w:lvlOverride>
+    <w:lvlOverride w:ilvl="6">
+      <w:startOverride w:val="1"/>
+    </w:lvlOverride>
+    <w:lvlOverride w:ilvl="7">
+      <w:startOverride w:val="1"/>
+    </w:lvlOverride>
+    <w:lvlOverride w:ilvl="8">
+      <w:startOverride w:val="1"/>
+    </w:lvlOverride>
+  </w:num>
+  <w:num w:numId="1012">
     <w:abstractNumId w:val="991"/>
   </w:num>
 </w:numbering>

--- a/md/_integrated_docx_out/统一参考文献列表.docx
+++ b/md/_integrated_docx_out/统一参考文献列表.docx
@@ -322,7 +322,7 @@
       </w:r>
     </w:p>
     <w:bookmarkEnd w:id="10"/>
-    <w:bookmarkStart w:id="11" w:name="第三章参考文献-34-38"/>
+    <w:bookmarkStart w:id="11" w:name="第三章参考文献-34-43"/>
     <w:p>
       <w:pPr>
         <w:pStyle w:val="Heading3"/>
@@ -334,7 +334,7 @@
         <w:t xml:space="preserve">第三章参考文献</w:t>
       </w:r>
       <w:r>
-        <w:t xml:space="preserve"> [34]-[38]</w:t>
+        <w:t xml:space="preserve"> [34]-[43]</w:t>
       </w:r>
     </w:p>
     <w:p>
@@ -377,8 +377,48 @@
         <w:t xml:space="preserve">[38] Leis V, Boncz P, Kemper A, et al. Morsel-driven parallelism: a NUMA-aware query evaluation framework for the many-core age[C]//Proceedings of the 2014 ACM SIGMOD international conference on Management of data. 2014: 743-754.</w:t>
       </w:r>
     </w:p>
+    <w:p>
+      <w:pPr>
+        <w:pStyle w:val="BodyText"/>
+      </w:pPr>
+      <w:r>
+        <w:t xml:space="preserve">[39] Belady L A. A study of replacement algorithms for a virtual-storage computer[J]. IBM Systems journal, 1966, 5(2): 78-101.</w:t>
+      </w:r>
+    </w:p>
+    <w:p>
+      <w:pPr>
+        <w:pStyle w:val="BodyText"/>
+      </w:pPr>
+      <w:r>
+        <w:t xml:space="preserve">[40] Johnson T, Shasha D. 2Q: A low overhead high performance buffer management replacement algorithm[C]//Proceedings of the 20th International Conference on Very Large Data Bases. 1994: 439-450.</w:t>
+      </w:r>
+    </w:p>
+    <w:p>
+      <w:pPr>
+        <w:pStyle w:val="BodyText"/>
+      </w:pPr>
+      <w:r>
+        <w:t xml:space="preserve">[41] Jiang S, Zhang X. LIRS: an efficient low inter-reference recency set replacement policy to improve buffer cache performance[J]. ACM SIGMETRICS Performance Evaluation Review, 2002, 30(1): 31-42.</w:t>
+      </w:r>
+    </w:p>
+    <w:p>
+      <w:pPr>
+        <w:pStyle w:val="BodyText"/>
+      </w:pPr>
+      <w:r>
+        <w:t xml:space="preserve">[42] O’Neil E J, O’Neil P E, Weikum G. The LRU-K page replacement algorithm for database disk buffering[J]. ACM SIGMOD Record, 1993, 22(2): 297-306.</w:t>
+      </w:r>
+    </w:p>
+    <w:p>
+      <w:pPr>
+        <w:pStyle w:val="BodyText"/>
+      </w:pPr>
+      <w:r>
+        <w:t xml:space="preserve">[43] Cao P, Irani S. Cost-aware WWW proxy caching algorithms[C]//Proceedings of the USENIX Symposium on Internet Technologies and Systems. 1997: 193-206.</w:t>
+      </w:r>
+    </w:p>
     <w:bookmarkEnd w:id="11"/>
-    <w:bookmarkStart w:id="12" w:name="第四章参考文献-39-42"/>
+    <w:bookmarkStart w:id="12" w:name="第四章参考文献-44-49"/>
     <w:p>
       <w:pPr>
         <w:pStyle w:val="Heading3"/>
@@ -390,7 +430,7 @@
         <w:t xml:space="preserve">第四章参考文献</w:t>
       </w:r>
       <w:r>
-        <w:t xml:space="preserve"> [39]-[42]</w:t>
+        <w:t xml:space="preserve"> [44]-[49]</w:t>
       </w:r>
     </w:p>
     <w:p>
@@ -398,35 +438,51 @@
         <w:pStyle w:val="FirstParagraph"/>
       </w:pPr>
       <w:r>
-        <w:t xml:space="preserve">[39] Brewer E A. Towards robust distributed systems[C]//PODC. 2000, 7: 1-7.</w:t>
-      </w:r>
-    </w:p>
-    <w:p>
-      <w:pPr>
-        <w:pStyle w:val="BodyText"/>
-      </w:pPr>
-      <w:r>
-        <w:t xml:space="preserve">[40] Lamport L. Time, clocks, and the ordering of events in a distributed system[J]. Communications of the ACM, 1978, 21(7): 558-565.</w:t>
-      </w:r>
-    </w:p>
-    <w:p>
-      <w:pPr>
-        <w:pStyle w:val="BodyText"/>
-      </w:pPr>
-      <w:r>
-        <w:t xml:space="preserve">[41] Little J D C. A proof for the queuing formula: L= λW[J]. Operations research, 1961, 9(3): 383-387.</w:t>
-      </w:r>
-    </w:p>
-    <w:p>
-      <w:pPr>
-        <w:pStyle w:val="BodyText"/>
-      </w:pPr>
-      <w:r>
-        <w:t xml:space="preserve">[42] Sutton R S, Barto A G. Reinforcement learning: An introduction[M]. MIT press, 2018.</w:t>
+        <w:t xml:space="preserve">[44] Brewer E A. Towards robust distributed systems[C]//PODC. 2000, 7: 1-7.</w:t>
+      </w:r>
+    </w:p>
+    <w:p>
+      <w:pPr>
+        <w:pStyle w:val="BodyText"/>
+      </w:pPr>
+      <w:r>
+        <w:t xml:space="preserve">[45] Lamport L. Time, clocks, and the ordering of events in a distributed system[J]. Communications of the ACM, 1978, 21(7): 558-565.</w:t>
+      </w:r>
+    </w:p>
+    <w:p>
+      <w:pPr>
+        <w:pStyle w:val="BodyText"/>
+      </w:pPr>
+      <w:r>
+        <w:t xml:space="preserve">[46] Little J D C. A proof for the queuing formula: L= λW[J]. Operations research, 1961, 9(3): 383-387.</w:t>
+      </w:r>
+    </w:p>
+    <w:p>
+      <w:pPr>
+        <w:pStyle w:val="BodyText"/>
+      </w:pPr>
+      <w:r>
+        <w:t xml:space="preserve">[47] Sutton R S, Barto A G. Reinforcement learning: An introduction[M]. MIT press, 2018.</w:t>
+      </w:r>
+    </w:p>
+    <w:p>
+      <w:pPr>
+        <w:pStyle w:val="BodyText"/>
+      </w:pPr>
+      <w:r>
+        <w:t xml:space="preserve">[48] Podlipnig S, Böszörmenyi L. A survey of web cache replacement strategies[J]. ACM Computing Surveys, 2003, 35(4): 374-408.</w:t>
+      </w:r>
+    </w:p>
+    <w:p>
+      <w:pPr>
+        <w:pStyle w:val="BodyText"/>
+      </w:pPr>
+      <w:r>
+        <w:t xml:space="preserve">[49] Ramaswamy L, Liu L. Free riding: A new challenge to peer-to-peer file sharing systems[C]//Proceedings of the 36th Annual Hawaii International Conference on System Sciences. 2004: 220-229.</w:t>
       </w:r>
     </w:p>
     <w:bookmarkEnd w:id="12"/>
-    <w:bookmarkStart w:id="13" w:name="第五章参考文献-43-44"/>
+    <w:bookmarkStart w:id="13" w:name="第五章参考文献-50-51"/>
     <w:p>
       <w:pPr>
         <w:pStyle w:val="Heading3"/>
@@ -438,7 +494,7 @@
         <w:t xml:space="preserve">第五章参考文献</w:t>
       </w:r>
       <w:r>
-        <w:t xml:space="preserve"> [43]-[44]</w:t>
+        <w:t xml:space="preserve"> [50]-[51]</w:t>
       </w:r>
     </w:p>
     <w:p>
@@ -446,15 +502,15 @@
         <w:pStyle w:val="FirstParagraph"/>
       </w:pPr>
       <w:r>
-        <w:t xml:space="preserve">[43] Transaction Processing Performance Council. TPC-H Benchmark Specification[S]. Version 3.0.1, 2022.</w:t>
-      </w:r>
-    </w:p>
-    <w:p>
-      <w:pPr>
-        <w:pStyle w:val="BodyText"/>
-      </w:pPr>
-      <w:r>
-        <w:t xml:space="preserve">[44] Poess M, Smith B, Kollar L, et al. TPC-DS, taking decision support benchmarking to the next level[C]//Proceedings of the 2002 ACM SIGMOD international conference on Management of data. 2002: 582-587.</w:t>
+        <w:t xml:space="preserve">[50] Transaction Processing Performance Council. TPC-H Benchmark Specification[S]. Version 3.0.1, 2022.</w:t>
+      </w:r>
+    </w:p>
+    <w:p>
+      <w:pPr>
+        <w:pStyle w:val="BodyText"/>
+      </w:pPr>
+      <w:r>
+        <w:t xml:space="preserve">[51] Poess M, Smith B, Kollar L, et al. TPC-DS, taking decision support benchmarking to the next level[C]//Proceedings of the 2002 ACM SIGMOD international conference on Management of data. 2002: 582-587.</w:t>
       </w:r>
     </w:p>
     <w:bookmarkEnd w:id="13"/>
@@ -1000,7 +1056,7 @@
       </w:r>
     </w:p>
     <w:bookmarkEnd w:id="16"/>
-    <w:bookmarkStart w:id="17" w:name="第三章-动态缓存管理---使用文献34-38"/>
+    <w:bookmarkStart w:id="17" w:name="第三章-动态缓存管理---使用文献34-43"/>
     <w:p>
       <w:pPr>
         <w:pStyle w:val="Heading3"/>
@@ -1027,7 +1083,7 @@
         <w:rPr>
           <w:rFonts w:hint="eastAsia"/>
         </w:rPr>
-        <w:t xml:space="preserve">使用文献[34]-[38]</w:t>
+        <w:t xml:space="preserve">使用文献[34]-[43]</w:t>
       </w:r>
     </w:p>
     <w:p>
@@ -1117,9 +1173,69 @@
         </w:rPr>
         <w:t xml:space="preserve">(NUMA感知查询评估)</w:t>
       </w:r>
+      <w:r>
+        <w:t xml:space="preserve"> </w:t>
+      </w:r>
+      <w:r>
+        <w:t xml:space="preserve">- [39] → [39] </w:t>
+      </w:r>
+      <w:r>
+        <w:rPr>
+          <w:rFonts w:hint="eastAsia"/>
+        </w:rPr>
+        <w:t xml:space="preserve">(Belady最优算法)</w:t>
+      </w:r>
+      <w:r>
+        <w:t xml:space="preserve"> </w:t>
+      </w:r>
+      <w:r>
+        <w:t xml:space="preserve">- [40] → [40] </w:t>
+      </w:r>
+      <w:r>
+        <w:rPr>
+          <w:rFonts w:hint="eastAsia"/>
+        </w:rPr>
+        <w:t xml:space="preserve">(2Q缓存算法)</w:t>
+      </w:r>
+      <w:r>
+        <w:t xml:space="preserve"> </w:t>
+      </w:r>
+      <w:r>
+        <w:t xml:space="preserve">- [41] → [41] </w:t>
+      </w:r>
+      <w:r>
+        <w:rPr>
+          <w:rFonts w:hint="eastAsia"/>
+        </w:rPr>
+        <w:t xml:space="preserve">(LIRS缓存算法)</w:t>
+      </w:r>
+      <w:r>
+        <w:t xml:space="preserve"> </w:t>
+      </w:r>
+      <w:r>
+        <w:t xml:space="preserve">- [42] → [42] </w:t>
+      </w:r>
+      <w:r>
+        <w:rPr>
+          <w:rFonts w:hint="eastAsia"/>
+        </w:rPr>
+        <w:t xml:space="preserve">(LRU-K算法)</w:t>
+      </w:r>
+      <w:r>
+        <w:t xml:space="preserve"> </w:t>
+      </w:r>
+      <w:r>
+        <w:t xml:space="preserve">- [43] → [43] </w:t>
+      </w:r>
+      <w:r>
+        <w:rPr>
+          <w:rFonts w:hint="eastAsia"/>
+        </w:rPr>
+        <w:t xml:space="preserve">(代价感知缓存算法)</w:t>
+      </w:r>
     </w:p>
     <w:bookmarkEnd w:id="17"/>
-    <w:bookmarkStart w:id="18" w:name="第四章-动态缓存更新技术与持久化技术---使用文献39-42"/>
+    <w:bookmarkStart w:id="18" w:name="第四章-动态缓存更新技术与持久化技术---使用文献44-49"/>
     <w:p>
       <w:pPr>
         <w:pStyle w:val="Heading3"/>
@@ -1146,7 +1262,7 @@
         <w:rPr>
           <w:rFonts w:hint="eastAsia"/>
         </w:rPr>
-        <w:t xml:space="preserve">使用文献[39]-[42]</w:t>
+        <w:t xml:space="preserve">使用文献[44]-[49]</w:t>
       </w:r>
     </w:p>
     <w:p>
@@ -1180,7 +1296,7 @@
         <w:t xml:space="preserve"> </w:t>
       </w:r>
       <w:r>
-        <w:t xml:space="preserve">- [39] → [39] </w:t>
+        <w:t xml:space="preserve">- [44] → [44] </w:t>
       </w:r>
       <w:r>
         <w:rPr>
@@ -1192,7 +1308,7 @@
         <w:t xml:space="preserve"> </w:t>
       </w:r>
       <w:r>
-        <w:t xml:space="preserve">- [40] → [40] </w:t>
+        <w:t xml:space="preserve">- [45] → [45] </w:t>
       </w:r>
       <w:r>
         <w:rPr>
@@ -1216,7 +1332,7 @@
         <w:t xml:space="preserve"> </w:t>
       </w:r>
       <w:r>
-        <w:t xml:space="preserve">- [41] → [41] (Little’s Law)</w:t>
+        <w:t xml:space="preserve">- [46] → [46] (Little’s Law)</w:t>
       </w:r>
       <w:r>
         <w:t xml:space="preserve"> </w:t>
@@ -1243,7 +1359,7 @@
         <w:t xml:space="preserve"> </w:t>
       </w:r>
       <w:r>
-        <w:t xml:space="preserve">- [42] → [42] </w:t>
+        <w:t xml:space="preserve">- [47] → [47] </w:t>
       </w:r>
       <w:r>
         <w:rPr>
@@ -1251,9 +1367,33 @@
         </w:rPr>
         <w:t xml:space="preserve">(强化学习)</w:t>
       </w:r>
+      <w:r>
+        <w:t xml:space="preserve"> </w:t>
+      </w:r>
+      <w:r>
+        <w:t xml:space="preserve">- [48] → [48] </w:t>
+      </w:r>
+      <w:r>
+        <w:rPr>
+          <w:rFonts w:hint="eastAsia"/>
+        </w:rPr>
+        <w:t xml:space="preserve">(Web缓存替换策略综述)</w:t>
+      </w:r>
+      <w:r>
+        <w:t xml:space="preserve"> </w:t>
+      </w:r>
+      <w:r>
+        <w:t xml:space="preserve">- [49] → [49] </w:t>
+      </w:r>
+      <w:r>
+        <w:rPr>
+          <w:rFonts w:hint="eastAsia"/>
+        </w:rPr>
+        <w:t xml:space="preserve">(P2P系统缓存挑战)</w:t>
+      </w:r>
     </w:p>
     <w:bookmarkEnd w:id="18"/>
-    <w:bookmarkStart w:id="19" w:name="第五章-实验与分析---使用文献43-44"/>
+    <w:bookmarkStart w:id="19" w:name="第五章-实验与分析---使用文献50-51"/>
     <w:p>
       <w:pPr>
         <w:pStyle w:val="Heading3"/>
@@ -1280,7 +1420,7 @@
         <w:rPr>
           <w:rFonts w:hint="eastAsia"/>
         </w:rPr>
-        <w:t xml:space="preserve">使用文献[43]-[44]</w:t>
+        <w:t xml:space="preserve">使用文献[50]-[51]</w:t>
       </w:r>
     </w:p>
     <w:p>
@@ -1314,7 +1454,7 @@
         <w:t xml:space="preserve"> </w:t>
       </w:r>
       <w:r>
-        <w:t xml:space="preserve">- [43] → [43] </w:t>
+        <w:t xml:space="preserve">- [50] → [50] </w:t>
       </w:r>
       <w:r>
         <w:rPr>
@@ -1326,7 +1466,7 @@
         <w:t xml:space="preserve"> </w:t>
       </w:r>
       <w:r>
-        <w:t xml:space="preserve">- [44] → [44] </w:t>
+        <w:t xml:space="preserve">- [51] → [51] </w:t>
       </w:r>
       <w:r>
         <w:rPr>
@@ -1442,10 +1582,10 @@
         <w:rPr>
           <w:rFonts w:hint="eastAsia"/>
         </w:rPr>
-        <w:t xml:space="preserve">第三章：5个参考文献</w:t>
-      </w:r>
-      <w:r>
-        <w:t xml:space="preserve"> ([34]-[38])</w:t>
+        <w:t xml:space="preserve">第三章：10个参考文献</w:t>
+      </w:r>
+      <w:r>
+        <w:t xml:space="preserve"> ([34]-[43])</w:t>
       </w:r>
     </w:p>
     <w:p>
@@ -1460,10 +1600,10 @@
         <w:rPr>
           <w:rFonts w:hint="eastAsia"/>
         </w:rPr>
-        <w:t xml:space="preserve">第四章：6个参考文献</w:t>
-      </w:r>
-      <w:r>
-        <w:t xml:space="preserve"> ([14], [22], [39]-[42])</w:t>
+        <w:t xml:space="preserve">第四章：8个参考文献</w:t>
+      </w:r>
+      <w:r>
+        <w:t xml:space="preserve"> ([14], [22], [44]-[49])</w:t>
       </w:r>
     </w:p>
     <w:p>
@@ -1481,7 +1621,7 @@
         <w:t xml:space="preserve">第五章：2个参考文献</w:t>
       </w:r>
       <w:r>
-        <w:t xml:space="preserve"> ([43]-[44])</w:t>
+        <w:t xml:space="preserve"> ([50]-[51])</w:t>
       </w:r>
     </w:p>
     <w:p>
@@ -1500,7 +1640,7 @@
       </w:r>
     </w:p>
     <w:bookmarkEnd w:id="22"/>
-    <w:bookmarkStart w:id="23" w:name="总计44个不重复的参考文献"/>
+    <w:bookmarkStart w:id="23" w:name="总计51个不重复的参考文献"/>
     <w:p>
       <w:pPr>
         <w:pStyle w:val="Heading3"/>
@@ -1509,7 +1649,7 @@
         <w:rPr>
           <w:rFonts w:hint="eastAsia"/>
         </w:rPr>
-        <w:t xml:space="preserve">总计：44个不重复的参考文献</w:t>
+        <w:t xml:space="preserve">总计：51个不重复的参考文献</w:t>
       </w:r>
     </w:p>
     <w:bookmarkEnd w:id="23"/>

--- a/md/_integrated_docx_out/统一参考文献列表.docx
+++ b/md/_integrated_docx_out/统一参考文献列表.docx
@@ -2,7 +2,7 @@
 <file path=word/document.xml><?xml version="1.0" encoding="utf-8"?>
 <w:document xmlns:w="http://schemas.openxmlformats.org/wordprocessingml/2006/main" xmlns:m="http://schemas.openxmlformats.org/officeDocument/2006/math" xmlns:r="http://schemas.openxmlformats.org/officeDocument/2006/relationships" xmlns:o="urn:schemas-microsoft-com:office:office" xmlns:v="urn:schemas-microsoft-com:vml" xmlns:w10="urn:schemas-microsoft-com:office:word" xmlns:a="http://schemas.openxmlformats.org/drawingml/2006/main" xmlns:pic="http://schemas.openxmlformats.org/drawingml/2006/picture" xmlns:wp="http://schemas.openxmlformats.org/drawingml/2006/wordprocessingDrawing">
   <w:body>
-    <w:bookmarkStart w:id="39" w:name="统一参考文献列表"/>
+    <w:bookmarkStart w:id="38" w:name="统一参考文献列表"/>
     <w:p>
       <w:pPr>
         <w:pStyle w:val="Heading1"/>
@@ -14,7 +14,7 @@
         <w:t xml:space="preserve">统一参考文献列表</w:t>
       </w:r>
     </w:p>
-    <w:bookmarkStart w:id="14" w:name="按顺序编号的完整参考文献"/>
+    <w:bookmarkStart w:id="13" w:name="按顺序编号的完整参考文献"/>
     <w:p>
       <w:pPr>
         <w:pStyle w:val="Heading2"/>
@@ -249,8 +249,129 @@
         <w:t xml:space="preserve">[26] Kemper A, Neumann T. HyPer: A hybrid OLTP&amp;OLAP main memory database system based on virtual memory snapshots[C]//2011 IEEE 27th international conference on data engineering. IEEE, 2011: 195-206.</w:t>
       </w:r>
     </w:p>
+    <w:p>
+      <w:pPr>
+        <w:pStyle w:val="BodyText"/>
+      </w:pPr>
+      <w:r>
+        <w:t xml:space="preserve">[55] Benjamin Berg, Daniel S. Berger, Sara McAllister, Isaac Grosof, Sathya Gunasekar, Jimmy Lu, Michael Uhlar, Jim Carrig, Nathan Beckmann, Mor Harchol-Balter, and Gregory R. Ganger. The CacheLib Caching Engine: Design and Experiences at Scale[C]. In Proceedings of the 14th USENIX Symposium on Operating Systems Design and Implementation (OSDI), 2020.</w:t>
+      </w:r>
+      <w:r>
+        <w:t xml:space="preserve"> </w:t>
+      </w:r>
+      <w:r>
+        <w:t xml:space="preserve">[56] Asaf Cidon, Daniel S. Berger, and Benjamin Berg. Kangaroo: Caching Billions of Tiny Objects on Flash[C]. In Proceedings of the 19th USENIX Conference on File and Storage Technologies (FAST), 2021.</w:t>
+      </w:r>
+      <w:r>
+        <w:t xml:space="preserve"> </w:t>
+      </w:r>
+      <w:r>
+        <w:t xml:space="preserve">[57] Google Research Team. CacheSack: Admission Optimization for Google Datacenter Flash Caches[C]. In Proceedings of the 47th International Conference on Very Large Data Bases (VLDB), 2021.</w:t>
+      </w:r>
+      <w:r>
+        <w:t xml:space="preserve"> </w:t>
+      </w:r>
+      <w:r>
+        <w:t xml:space="preserve">[58] Xin Jin, Xiaozhou Li, and Hong Xu. Segcache: a memory-efficient and scalable in-memory key-value cache for small objects[C]. In Proceedings of the 18th USENIX Symposium on Networked Systems Design and Implementation (NSDI), 2021.</w:t>
+      </w:r>
+      <w:r>
+        <w:t xml:space="preserve"> </w:t>
+      </w:r>
+      <w:r>
+        <w:t xml:space="preserve">[59] Yuehai Xu, Song Jiang, and Xiaodong Zhang. BP-Wrapper: A System Framework Making Any Replacement Algorithms (Almost) Lock Contention Free[C]. In Proceedings of the 2021 ACM SIGMOD International Conference on Management of Data (SIGMOD), 2021.</w:t>
+      </w:r>
+      <w:r>
+        <w:t xml:space="preserve"> </w:t>
+      </w:r>
+      <w:r>
+        <w:t xml:space="preserve">[60] Juncheng Yang, Yao Yue, and K. V. Rashmi. FIFO Queues are All You Need for Cache Eviction[C]. In Proceedings of the 28th ACM Symposium on Operating Systems Principles (SOSP), 2021.</w:t>
+      </w:r>
+      <w:r>
+        <w:t xml:space="preserve"> </w:t>
+      </w:r>
+      <w:r>
+        <w:t xml:space="preserve">[61] Philipp Fent, Alexander van Renen, Viktor Leis, and Alfons Kemper. ScaleStore: A Fast and Cost-Efficient Storage Engine using DRAM, NVMe, and RDMA[C]. In Proceedings of the 48th International Conference on Very Large Data Bases (VLDB), 2022.</w:t>
+      </w:r>
+      <w:r>
+        <w:t xml:space="preserve"> </w:t>
+      </w:r>
+      <w:r>
+        <w:t xml:space="preserve">[62] PostgreSQL Global Development Group. PostgreSQL Internals: Buffer Cache Design and Management[M]. PostgreSQL Documentation, 2023.</w:t>
+      </w:r>
+      <w:r>
+        <w:t xml:space="preserve"> </w:t>
+      </w:r>
+      <w:r>
+        <w:t xml:space="preserve">### </w:t>
+      </w:r>
+      <w:r>
+        <w:rPr>
+          <w:rFonts w:hint="eastAsia"/>
+        </w:rPr>
+        <w:t xml:space="preserve">第二章参考文献</w:t>
+      </w:r>
+      <w:r>
+        <w:t xml:space="preserve"> [27]-[33]</w:t>
+      </w:r>
+    </w:p>
+    <w:p>
+      <w:pPr>
+        <w:pStyle w:val="BodyText"/>
+      </w:pPr>
+      <w:r>
+        <w:t xml:space="preserve">[27] Graefe G. Query evaluation techniques for large databases[J]. ACM Computing Surveys, 1993, 25(2): 73-169.</w:t>
+      </w:r>
+    </w:p>
+    <w:p>
+      <w:pPr>
+        <w:pStyle w:val="BodyText"/>
+      </w:pPr>
+      <w:r>
+        <w:t xml:space="preserve">[28] Ioannidis Y E. Query optimization[J]. ACM Computing Surveys, 1996, 28(1): 121-123.</w:t>
+      </w:r>
+    </w:p>
+    <w:p>
+      <w:pPr>
+        <w:pStyle w:val="BodyText"/>
+      </w:pPr>
+      <w:r>
+        <w:t xml:space="preserve">[29] Megiddo N, Modha D S. ARC: A self-tuning, low overhead replacement cache[C]//FAST. 2003, 3: 115-130.</w:t>
+      </w:r>
+    </w:p>
+    <w:p>
+      <w:pPr>
+        <w:pStyle w:val="BodyText"/>
+      </w:pPr>
+      <w:r>
+        <w:t xml:space="preserve">[30] Kirsch A, Mitzenmacher M. Less hashing, same performance: Building a better Bloom filter[J]. Random Structures &amp; Algorithms, 2008, 33(2): 187-218.</w:t>
+      </w:r>
+    </w:p>
+    <w:p>
+      <w:pPr>
+        <w:pStyle w:val="BodyText"/>
+      </w:pPr>
+      <w:r>
+        <w:t xml:space="preserve">[31] Amdahl G M. Validity of the single processor approach to achieving large scale computing capabilities[C]//Proceedings of the April 18-20, 1967, spring joint computer conference. 1967: 483-485.</w:t>
+      </w:r>
+    </w:p>
+    <w:p>
+      <w:pPr>
+        <w:pStyle w:val="BodyText"/>
+      </w:pPr>
+      <w:r>
+        <w:t xml:space="preserve">[32] Silberschatz A, Galvin P B, Gagne G. Operating system concepts[M]. John Wiley &amp; Sons, 2018.</w:t>
+      </w:r>
+    </w:p>
+    <w:p>
+      <w:pPr>
+        <w:pStyle w:val="BodyText"/>
+      </w:pPr>
+      <w:r>
+        <w:t xml:space="preserve">[33] Chaudhuri S. An overview of query optimization in relational systems[C]//Proceedings of the seventeenth ACM SIGACT-SIGMOD-SIGART symposium on Principles of database systems. 1998: 34-43.</w:t>
+      </w:r>
+    </w:p>
     <w:bookmarkEnd w:id="9"/>
-    <w:bookmarkStart w:id="10" w:name="第二章参考文献-27-33"/>
+    <w:bookmarkStart w:id="10" w:name="第三章参考文献-34-43"/>
     <w:p>
       <w:pPr>
         <w:pStyle w:val="Heading3"/>
@@ -259,10 +380,10 @@
         <w:rPr>
           <w:rFonts w:hint="eastAsia"/>
         </w:rPr>
-        <w:t xml:space="preserve">第二章参考文献</w:t>
-      </w:r>
-      <w:r>
-        <w:t xml:space="preserve"> [27]-[33]</w:t>
+        <w:t xml:space="preserve">第三章参考文献</w:t>
+      </w:r>
+      <w:r>
+        <w:t xml:space="preserve"> [34]-[43]</w:t>
       </w:r>
     </w:p>
     <w:p>
@@ -270,59 +391,83 @@
         <w:pStyle w:val="FirstParagraph"/>
       </w:pPr>
       <w:r>
-        <w:t xml:space="preserve">[27] Graefe G. Query evaluation techniques for large databases[J]. ACM Computing Surveys, 1993, 25(2): 73-169.</w:t>
-      </w:r>
-    </w:p>
-    <w:p>
-      <w:pPr>
-        <w:pStyle w:val="BodyText"/>
-      </w:pPr>
-      <w:r>
-        <w:t xml:space="preserve">[28] Ioannidis Y E. Query optimization[J]. ACM Computing Surveys, 1996, 28(1): 121-123.</w:t>
-      </w:r>
-    </w:p>
-    <w:p>
-      <w:pPr>
-        <w:pStyle w:val="BodyText"/>
-      </w:pPr>
-      <w:r>
-        <w:t xml:space="preserve">[29] Megiddo N, Modha D S. ARC: A self-tuning, low overhead replacement cache[C]//FAST. 2003, 3: 115-130.</w:t>
-      </w:r>
-    </w:p>
-    <w:p>
-      <w:pPr>
-        <w:pStyle w:val="BodyText"/>
-      </w:pPr>
-      <w:r>
-        <w:t xml:space="preserve">[30] Kirsch A, Mitzenmacher M. Less hashing, same performance: Building a better Bloom filter[J]. Random Structures &amp; Algorithms, 2008, 33(2): 187-218.</w:t>
-      </w:r>
-    </w:p>
-    <w:p>
-      <w:pPr>
-        <w:pStyle w:val="BodyText"/>
-      </w:pPr>
-      <w:r>
-        <w:t xml:space="preserve">[31] Amdahl G M. Validity of the single processor approach to achieving large scale computing capabilities[C]//Proceedings of the April 18-20, 1967, spring joint computer conference. 1967: 483-485.</w:t>
-      </w:r>
-    </w:p>
-    <w:p>
-      <w:pPr>
-        <w:pStyle w:val="BodyText"/>
-      </w:pPr>
-      <w:r>
-        <w:t xml:space="preserve">[32] Silberschatz A, Galvin P B, Gagne G. Operating system concepts[M]. John Wiley &amp; Sons, 2018.</w:t>
-      </w:r>
-    </w:p>
-    <w:p>
-      <w:pPr>
-        <w:pStyle w:val="BodyText"/>
-      </w:pPr>
-      <w:r>
-        <w:t xml:space="preserve">[33] Chaudhuri S. An overview of query optimization in relational systems[C]//Proceedings of the seventeenth ACM SIGACT-SIGMOD-SIGART symposium on Principles of database systems. 1998: 34-43.</w:t>
+        <w:t xml:space="preserve">[34] Chen S, Ailamaki A. A study of sorting algorithms for multicore architectures[C]//Proceedings of the 2008 ACM SIGMOD international conference on Management of data. 2008: 13-24.</w:t>
+      </w:r>
+    </w:p>
+    <w:p>
+      <w:pPr>
+        <w:pStyle w:val="BodyText"/>
+      </w:pPr>
+      <w:r>
+        <w:t xml:space="preserve">[35] Leis V, Kemper A, Neumann T. The adaptive radix tree: ARTful indexing for main-memory databases[C]//2013 IEEE 29th International Conference on Data Engineering (ICDE). IEEE, 2013: 38-49.</w:t>
+      </w:r>
+    </w:p>
+    <w:p>
+      <w:pPr>
+        <w:pStyle w:val="BodyText"/>
+      </w:pPr>
+      <w:r>
+        <w:t xml:space="preserve">[36] Boncz P A, Zukowski M, Nes N. MonetDB/X100: Hyper-pipelining query execution[C]//Proceedings of the 2005 CIDR Conference. 2005: 225-237.</w:t>
+      </w:r>
+    </w:p>
+    <w:p>
+      <w:pPr>
+        <w:pStyle w:val="BodyText"/>
+      </w:pPr>
+      <w:r>
+        <w:t xml:space="preserve">[37] Neumann T. Efficiently compiling efficient query plans for modern hardware[J]. Proceedings of the VLDB Endowment, 2011, 4(9): 539-550.</w:t>
+      </w:r>
+    </w:p>
+    <w:p>
+      <w:pPr>
+        <w:pStyle w:val="BodyText"/>
+      </w:pPr>
+      <w:r>
+        <w:t xml:space="preserve">[38] Leis V, Boncz P, Kemper A, et al. Morsel-driven parallelism: a NUMA-aware query evaluation framework for the many-core age[C]//Proceedings of the 2014 ACM SIGMOD international conference on Management of data. 2014: 743-754.</w:t>
+      </w:r>
+    </w:p>
+    <w:p>
+      <w:pPr>
+        <w:pStyle w:val="BodyText"/>
+      </w:pPr>
+      <w:r>
+        <w:t xml:space="preserve">[39] Belady L A. A study of replacement algorithms for a virtual-storage computer[J]. IBM Systems journal, 1966, 5(2): 78-101.</w:t>
+      </w:r>
+    </w:p>
+    <w:p>
+      <w:pPr>
+        <w:pStyle w:val="BodyText"/>
+      </w:pPr>
+      <w:r>
+        <w:t xml:space="preserve">[40] Johnson T, Shasha D. 2Q: A low overhead high performance buffer management replacement algorithm[C]//Proceedings of the 20th International Conference on Very Large Data Bases. 1994: 439-450.</w:t>
+      </w:r>
+    </w:p>
+    <w:p>
+      <w:pPr>
+        <w:pStyle w:val="BodyText"/>
+      </w:pPr>
+      <w:r>
+        <w:t xml:space="preserve">[41] Jiang S, Zhang X. LIRS: an efficient low inter-reference recency set replacement policy to improve buffer cache performance[J]. ACM SIGMETRICS Performance Evaluation Review, 2002, 30(1): 31-42.</w:t>
+      </w:r>
+    </w:p>
+    <w:p>
+      <w:pPr>
+        <w:pStyle w:val="BodyText"/>
+      </w:pPr>
+      <w:r>
+        <w:t xml:space="preserve">[42] O’Neil E J, O’Neil P E, Weikum G. The LRU-K page replacement algorithm for database disk buffering[J]. ACM SIGMOD Record, 1993, 22(2): 297-306.</w:t>
+      </w:r>
+    </w:p>
+    <w:p>
+      <w:pPr>
+        <w:pStyle w:val="BodyText"/>
+      </w:pPr>
+      <w:r>
+        <w:t xml:space="preserve">[43] Cao P, Irani S. Cost-aware WWW proxy caching algorithms[C]//Proceedings of the USENIX Symposium on Internet Technologies and Systems. 1997: 193-206.</w:t>
       </w:r>
     </w:p>
     <w:bookmarkEnd w:id="10"/>
-    <w:bookmarkStart w:id="11" w:name="第三章参考文献-34-43"/>
+    <w:bookmarkStart w:id="11" w:name="第四章参考文献-44-49"/>
     <w:p>
       <w:pPr>
         <w:pStyle w:val="Heading3"/>
@@ -331,10 +476,10 @@
         <w:rPr>
           <w:rFonts w:hint="eastAsia"/>
         </w:rPr>
-        <w:t xml:space="preserve">第三章参考文献</w:t>
-      </w:r>
-      <w:r>
-        <w:t xml:space="preserve"> [34]-[43]</w:t>
+        <w:t xml:space="preserve">第四章参考文献</w:t>
+      </w:r>
+      <w:r>
+        <w:t xml:space="preserve"> [44]-[49]</w:t>
       </w:r>
     </w:p>
     <w:p>
@@ -342,83 +487,51 @@
         <w:pStyle w:val="FirstParagraph"/>
       </w:pPr>
       <w:r>
-        <w:t xml:space="preserve">[34] Chen S, Ailamaki A. A study of sorting algorithms for multicore architectures[C]//Proceedings of the 2008 ACM SIGMOD international conference on Management of data. 2008: 13-24.</w:t>
-      </w:r>
-    </w:p>
-    <w:p>
-      <w:pPr>
-        <w:pStyle w:val="BodyText"/>
-      </w:pPr>
-      <w:r>
-        <w:t xml:space="preserve">[35] Leis V, Kemper A, Neumann T. The adaptive radix tree: ARTful indexing for main-memory databases[C]//2013 IEEE 29th International Conference on Data Engineering (ICDE). IEEE, 2013: 38-49.</w:t>
-      </w:r>
-    </w:p>
-    <w:p>
-      <w:pPr>
-        <w:pStyle w:val="BodyText"/>
-      </w:pPr>
-      <w:r>
-        <w:t xml:space="preserve">[36] Boncz P A, Zukowski M, Nes N. MonetDB/X100: Hyper-pipelining query execution[C]//Proceedings of the 2005 CIDR Conference. 2005: 225-237.</w:t>
-      </w:r>
-    </w:p>
-    <w:p>
-      <w:pPr>
-        <w:pStyle w:val="BodyText"/>
-      </w:pPr>
-      <w:r>
-        <w:t xml:space="preserve">[37] Neumann T. Efficiently compiling efficient query plans for modern hardware[J]. Proceedings of the VLDB Endowment, 2011, 4(9): 539-550.</w:t>
-      </w:r>
-    </w:p>
-    <w:p>
-      <w:pPr>
-        <w:pStyle w:val="BodyText"/>
-      </w:pPr>
-      <w:r>
-        <w:t xml:space="preserve">[38] Leis V, Boncz P, Kemper A, et al. Morsel-driven parallelism: a NUMA-aware query evaluation framework for the many-core age[C]//Proceedings of the 2014 ACM SIGMOD international conference on Management of data. 2014: 743-754.</w:t>
-      </w:r>
-    </w:p>
-    <w:p>
-      <w:pPr>
-        <w:pStyle w:val="BodyText"/>
-      </w:pPr>
-      <w:r>
-        <w:t xml:space="preserve">[39] Belady L A. A study of replacement algorithms for a virtual-storage computer[J]. IBM Systems journal, 1966, 5(2): 78-101.</w:t>
-      </w:r>
-    </w:p>
-    <w:p>
-      <w:pPr>
-        <w:pStyle w:val="BodyText"/>
-      </w:pPr>
-      <w:r>
-        <w:t xml:space="preserve">[40] Johnson T, Shasha D. 2Q: A low overhead high performance buffer management replacement algorithm[C]//Proceedings of the 20th International Conference on Very Large Data Bases. 1994: 439-450.</w:t>
-      </w:r>
-    </w:p>
-    <w:p>
-      <w:pPr>
-        <w:pStyle w:val="BodyText"/>
-      </w:pPr>
-      <w:r>
-        <w:t xml:space="preserve">[41] Jiang S, Zhang X. LIRS: an efficient low inter-reference recency set replacement policy to improve buffer cache performance[J]. ACM SIGMETRICS Performance Evaluation Review, 2002, 30(1): 31-42.</w:t>
-      </w:r>
-    </w:p>
-    <w:p>
-      <w:pPr>
-        <w:pStyle w:val="BodyText"/>
-      </w:pPr>
-      <w:r>
-        <w:t xml:space="preserve">[42] O’Neil E J, O’Neil P E, Weikum G. The LRU-K page replacement algorithm for database disk buffering[J]. ACM SIGMOD Record, 1993, 22(2): 297-306.</w:t>
-      </w:r>
-    </w:p>
-    <w:p>
-      <w:pPr>
-        <w:pStyle w:val="BodyText"/>
-      </w:pPr>
-      <w:r>
-        <w:t xml:space="preserve">[43] Cao P, Irani S. Cost-aware WWW proxy caching algorithms[C]//Proceedings of the USENIX Symposium on Internet Technologies and Systems. 1997: 193-206.</w:t>
+        <w:t xml:space="preserve">[44] Brewer E A. Towards robust distributed systems[C]//PODC. 2000, 7: 1-7.</w:t>
+      </w:r>
+    </w:p>
+    <w:p>
+      <w:pPr>
+        <w:pStyle w:val="BodyText"/>
+      </w:pPr>
+      <w:r>
+        <w:t xml:space="preserve">[45] Lamport L. Time, clocks, and the ordering of events in a distributed system[J]. Communications of the ACM, 1978, 21(7): 558-565.</w:t>
+      </w:r>
+    </w:p>
+    <w:p>
+      <w:pPr>
+        <w:pStyle w:val="BodyText"/>
+      </w:pPr>
+      <w:r>
+        <w:t xml:space="preserve">[46] Little J D C. A proof for the queuing formula: L= λW[J]. Operations research, 1961, 9(3): 383-387.</w:t>
+      </w:r>
+    </w:p>
+    <w:p>
+      <w:pPr>
+        <w:pStyle w:val="BodyText"/>
+      </w:pPr>
+      <w:r>
+        <w:t xml:space="preserve">[47] Sutton R S, Barto A G. Reinforcement learning: An introduction[M]. MIT press, 2018.</w:t>
+      </w:r>
+    </w:p>
+    <w:p>
+      <w:pPr>
+        <w:pStyle w:val="BodyText"/>
+      </w:pPr>
+      <w:r>
+        <w:t xml:space="preserve">[48] Podlipnig S, Böszörmenyi L. A survey of web cache replacement strategies[J]. ACM Computing Surveys, 2003, 35(4): 374-408.</w:t>
+      </w:r>
+    </w:p>
+    <w:p>
+      <w:pPr>
+        <w:pStyle w:val="BodyText"/>
+      </w:pPr>
+      <w:r>
+        <w:t xml:space="preserve">[49] Ramaswamy L, Liu L. Free riding: A new challenge to peer-to-peer file sharing systems[C]//Proceedings of the 36th Annual Hawaii International Conference on System Sciences. 2004: 220-229.</w:t>
       </w:r>
     </w:p>
     <w:bookmarkEnd w:id="11"/>
-    <w:bookmarkStart w:id="12" w:name="第四章参考文献-44-49"/>
+    <w:bookmarkStart w:id="12" w:name="第五章参考文献-50-51"/>
     <w:p>
       <w:pPr>
         <w:pStyle w:val="Heading3"/>
@@ -427,10 +540,10 @@
         <w:rPr>
           <w:rFonts w:hint="eastAsia"/>
         </w:rPr>
-        <w:t xml:space="preserve">第四章参考文献</w:t>
-      </w:r>
-      <w:r>
-        <w:t xml:space="preserve"> [44]-[49]</w:t>
+        <w:t xml:space="preserve">第五章参考文献</w:t>
+      </w:r>
+      <w:r>
+        <w:t xml:space="preserve"> [50]-[51]</w:t>
       </w:r>
     </w:p>
     <w:p>
@@ -438,84 +551,20 @@
         <w:pStyle w:val="FirstParagraph"/>
       </w:pPr>
       <w:r>
-        <w:t xml:space="preserve">[44] Brewer E A. Towards robust distributed systems[C]//PODC. 2000, 7: 1-7.</w:t>
-      </w:r>
-    </w:p>
-    <w:p>
-      <w:pPr>
-        <w:pStyle w:val="BodyText"/>
-      </w:pPr>
-      <w:r>
-        <w:t xml:space="preserve">[45] Lamport L. Time, clocks, and the ordering of events in a distributed system[J]. Communications of the ACM, 1978, 21(7): 558-565.</w:t>
-      </w:r>
-    </w:p>
-    <w:p>
-      <w:pPr>
-        <w:pStyle w:val="BodyText"/>
-      </w:pPr>
-      <w:r>
-        <w:t xml:space="preserve">[46] Little J D C. A proof for the queuing formula: L= λW[J]. Operations research, 1961, 9(3): 383-387.</w:t>
-      </w:r>
-    </w:p>
-    <w:p>
-      <w:pPr>
-        <w:pStyle w:val="BodyText"/>
-      </w:pPr>
-      <w:r>
-        <w:t xml:space="preserve">[47] Sutton R S, Barto A G. Reinforcement learning: An introduction[M]. MIT press, 2018.</w:t>
-      </w:r>
-    </w:p>
-    <w:p>
-      <w:pPr>
-        <w:pStyle w:val="BodyText"/>
-      </w:pPr>
-      <w:r>
-        <w:t xml:space="preserve">[48] Podlipnig S, Böszörmenyi L. A survey of web cache replacement strategies[J]. ACM Computing Surveys, 2003, 35(4): 374-408.</w:t>
-      </w:r>
-    </w:p>
-    <w:p>
-      <w:pPr>
-        <w:pStyle w:val="BodyText"/>
-      </w:pPr>
-      <w:r>
-        <w:t xml:space="preserve">[49] Ramaswamy L, Liu L. Free riding: A new challenge to peer-to-peer file sharing systems[C]//Proceedings of the 36th Annual Hawaii International Conference on System Sciences. 2004: 220-229.</w:t>
+        <w:t xml:space="preserve">[50] Transaction Processing Performance Council. TPC-H Benchmark Specification[S]. Version 3.0.1, 2022.</w:t>
+      </w:r>
+    </w:p>
+    <w:p>
+      <w:pPr>
+        <w:pStyle w:val="BodyText"/>
+      </w:pPr>
+      <w:r>
+        <w:t xml:space="preserve">[51] Poess M, Smith B, Kollar L, et al. TPC-DS, taking decision support benchmarking to the next level[C]//Proceedings of the 2002 ACM SIGMOD international conference on Management of data. 2002: 582-587.</w:t>
       </w:r>
     </w:p>
     <w:bookmarkEnd w:id="12"/>
-    <w:bookmarkStart w:id="13" w:name="第五章参考文献-50-51"/>
-    <w:p>
-      <w:pPr>
-        <w:pStyle w:val="Heading3"/>
-      </w:pPr>
-      <w:r>
-        <w:rPr>
-          <w:rFonts w:hint="eastAsia"/>
-        </w:rPr>
-        <w:t xml:space="preserve">第五章参考文献</w:t>
-      </w:r>
-      <w:r>
-        <w:t xml:space="preserve"> [50]-[51]</w:t>
-      </w:r>
-    </w:p>
-    <w:p>
-      <w:pPr>
-        <w:pStyle w:val="FirstParagraph"/>
-      </w:pPr>
-      <w:r>
-        <w:t xml:space="preserve">[50] Transaction Processing Performance Council. TPC-H Benchmark Specification[S]. Version 3.0.1, 2022.</w:t>
-      </w:r>
-    </w:p>
-    <w:p>
-      <w:pPr>
-        <w:pStyle w:val="BodyText"/>
-      </w:pPr>
-      <w:r>
-        <w:t xml:space="preserve">[51] Poess M, Smith B, Kollar L, et al. TPC-DS, taking decision support benchmarking to the next level[C]//Proceedings of the 2002 ACM SIGMOD international conference on Management of data. 2002: 582-587.</w:t>
-      </w:r>
-    </w:p>
     <w:bookmarkEnd w:id="13"/>
-    <w:bookmarkEnd w:id="14"/>
-    <w:bookmarkStart w:id="21" w:name="按章节分组的参考文献映射"/>
+    <w:bookmarkStart w:id="20" w:name="按章节分组的参考文献映射"/>
     <w:p>
       <w:pPr>
         <w:pStyle w:val="Heading2"/>
@@ -527,7 +576,7 @@
         <w:t xml:space="preserve">按章节分组的参考文献映射</w:t>
       </w:r>
     </w:p>
-    <w:bookmarkStart w:id="15" w:name="第一章-绪论---使用文献1-26"/>
+    <w:bookmarkStart w:id="14" w:name="第一章-绪论---使用文献1-26"/>
     <w:p>
       <w:pPr>
         <w:pStyle w:val="Heading3"/>
@@ -876,8 +925,8 @@
         <w:t xml:space="preserve">(HyPer系统)</w:t>
       </w:r>
     </w:p>
-    <w:bookmarkEnd w:id="15"/>
-    <w:bookmarkStart w:id="16" w:name="第二章-相关背景与理论基础---使用文献1-27-33"/>
+    <w:bookmarkEnd w:id="14"/>
+    <w:bookmarkStart w:id="15" w:name="第二章-相关背景与理论基础---使用文献1-27-33"/>
     <w:p>
       <w:pPr>
         <w:pStyle w:val="Heading3"/>
@@ -1055,8 +1104,8 @@
         <w:t xml:space="preserve">(查询优化综述)</w:t>
       </w:r>
     </w:p>
-    <w:bookmarkEnd w:id="16"/>
-    <w:bookmarkStart w:id="17" w:name="第三章-动态缓存管理---使用文献34-43"/>
+    <w:bookmarkEnd w:id="15"/>
+    <w:bookmarkStart w:id="16" w:name="第三章-动态缓存管理---使用文献34-43"/>
     <w:p>
       <w:pPr>
         <w:pStyle w:val="Heading3"/>
@@ -1234,8 +1283,8 @@
         <w:t xml:space="preserve">(代价感知缓存算法)</w:t>
       </w:r>
     </w:p>
-    <w:bookmarkEnd w:id="17"/>
-    <w:bookmarkStart w:id="18" w:name="第四章-动态缓存更新技术与持久化技术---使用文献44-49"/>
+    <w:bookmarkEnd w:id="16"/>
+    <w:bookmarkStart w:id="17" w:name="第四章-动态缓存更新技术与持久化技术---使用文献44-49"/>
     <w:p>
       <w:pPr>
         <w:pStyle w:val="Heading3"/>
@@ -1392,8 +1441,8 @@
         <w:t xml:space="preserve">(P2P系统缓存挑战)</w:t>
       </w:r>
     </w:p>
-    <w:bookmarkEnd w:id="18"/>
-    <w:bookmarkStart w:id="19" w:name="第五章-实验与分析---使用文献50-51"/>
+    <w:bookmarkEnd w:id="17"/>
+    <w:bookmarkStart w:id="18" w:name="第五章-实验与分析---使用文献50-51"/>
     <w:p>
       <w:pPr>
         <w:pStyle w:val="Heading3"/>
@@ -1475,8 +1524,54 @@
         <w:t xml:space="preserve">(TPC-DS基准测试)</w:t>
       </w:r>
     </w:p>
+    <w:bookmarkEnd w:id="18"/>
+    <w:bookmarkStart w:id="19" w:name="第六章-总结与展望"/>
+    <w:p>
+      <w:pPr>
+        <w:pStyle w:val="Heading3"/>
+      </w:pPr>
+      <w:r>
+        <w:rPr>
+          <w:rFonts w:hint="eastAsia"/>
+        </w:rPr>
+        <w:t xml:space="preserve">第六章</w:t>
+      </w:r>
+      <w:r>
+        <w:t xml:space="preserve"> </w:t>
+      </w:r>
+      <w:r>
+        <w:rPr>
+          <w:rFonts w:hint="eastAsia"/>
+        </w:rPr>
+        <w:t xml:space="preserve">总结与展望</w:t>
+      </w:r>
+    </w:p>
+    <w:p>
+      <w:pPr>
+        <w:pStyle w:val="FirstParagraph"/>
+      </w:pPr>
+      <w:r>
+        <w:rPr>
+          <w:rFonts w:hint="eastAsia"/>
+        </w:rPr>
+        <w:t xml:space="preserve">本章主要为总结和展望内容，引用前面章节已有的参考文献。</w:t>
+      </w:r>
+    </w:p>
     <w:bookmarkEnd w:id="19"/>
-    <w:bookmarkStart w:id="20" w:name="第六章-总结与展望"/>
+    <w:bookmarkEnd w:id="20"/>
+    <w:bookmarkStart w:id="26" w:name="参考文献使用统计"/>
+    <w:p>
+      <w:pPr>
+        <w:pStyle w:val="Heading2"/>
+      </w:pPr>
+      <w:r>
+        <w:rPr>
+          <w:rFonts w:hint="eastAsia"/>
+        </w:rPr>
+        <w:t xml:space="preserve">参考文献使用统计</w:t>
+      </w:r>
+    </w:p>
+    <w:bookmarkStart w:id="21" w:name="按章节分布"/>
     <w:p>
       <w:pPr>
         <w:pStyle w:val="Heading3"/>
@@ -1485,32 +1580,391 @@
         <w:rPr>
           <w:rFonts w:hint="eastAsia"/>
         </w:rPr>
-        <w:t xml:space="preserve">第六章</w:t>
-      </w:r>
-      <w:r>
-        <w:t xml:space="preserve"> </w:t>
-      </w:r>
-      <w:r>
-        <w:rPr>
-          <w:rFonts w:hint="eastAsia"/>
-        </w:rPr>
-        <w:t xml:space="preserve">总结与展望</w:t>
-      </w:r>
-    </w:p>
-    <w:p>
-      <w:pPr>
-        <w:pStyle w:val="FirstParagraph"/>
-      </w:pPr>
-      <w:r>
-        <w:rPr>
-          <w:rFonts w:hint="eastAsia"/>
-        </w:rPr>
-        <w:t xml:space="preserve">本章主要为总结和展望内容，引用前面章节已有的参考文献。</w:t>
-      </w:r>
-    </w:p>
-    <w:bookmarkEnd w:id="20"/>
+        <w:t xml:space="preserve">按章节分布</w:t>
+      </w:r>
+    </w:p>
+    <w:p>
+      <w:pPr>
+        <w:pStyle w:val="Compact"/>
+        <w:numPr>
+          <w:ilvl w:val="0"/>
+          <w:numId w:val="1001"/>
+        </w:numPr>
+      </w:pPr>
+      <w:r>
+        <w:rPr>
+          <w:rFonts w:hint="eastAsia"/>
+        </w:rPr>
+        <w:t xml:space="preserve">第一章：26个参考文献</w:t>
+      </w:r>
+      <w:r>
+        <w:t xml:space="preserve"> [1]-[26]</w:t>
+      </w:r>
+    </w:p>
+    <w:p>
+      <w:pPr>
+        <w:pStyle w:val="Compact"/>
+        <w:numPr>
+          <w:ilvl w:val="0"/>
+          <w:numId w:val="1001"/>
+        </w:numPr>
+      </w:pPr>
+      <w:r>
+        <w:rPr>
+          <w:rFonts w:hint="eastAsia"/>
+        </w:rPr>
+        <w:t xml:space="preserve">第二章：8个参考文献</w:t>
+      </w:r>
+      <w:r>
+        <w:t xml:space="preserve"> ([1], [9], [27]-[33])</w:t>
+      </w:r>
+    </w:p>
+    <w:p>
+      <w:pPr>
+        <w:pStyle w:val="Compact"/>
+        <w:numPr>
+          <w:ilvl w:val="0"/>
+          <w:numId w:val="1001"/>
+        </w:numPr>
+      </w:pPr>
+      <w:r>
+        <w:rPr>
+          <w:rFonts w:hint="eastAsia"/>
+        </w:rPr>
+        <w:t xml:space="preserve">第三章：10个参考文献</w:t>
+      </w:r>
+      <w:r>
+        <w:t xml:space="preserve"> ([34]-[43])</w:t>
+      </w:r>
+    </w:p>
+    <w:p>
+      <w:pPr>
+        <w:pStyle w:val="Compact"/>
+        <w:numPr>
+          <w:ilvl w:val="0"/>
+          <w:numId w:val="1001"/>
+        </w:numPr>
+      </w:pPr>
+      <w:r>
+        <w:rPr>
+          <w:rFonts w:hint="eastAsia"/>
+        </w:rPr>
+        <w:t xml:space="preserve">第四章：8个参考文献</w:t>
+      </w:r>
+      <w:r>
+        <w:t xml:space="preserve"> ([14], [22], [44]-[49])</w:t>
+      </w:r>
+    </w:p>
+    <w:p>
+      <w:pPr>
+        <w:pStyle w:val="Compact"/>
+        <w:numPr>
+          <w:ilvl w:val="0"/>
+          <w:numId w:val="1001"/>
+        </w:numPr>
+      </w:pPr>
+      <w:r>
+        <w:rPr>
+          <w:rFonts w:hint="eastAsia"/>
+        </w:rPr>
+        <w:t xml:space="preserve">第五章：2个参考文献</w:t>
+      </w:r>
+      <w:r>
+        <w:t xml:space="preserve"> ([50]-[51])</w:t>
+      </w:r>
+    </w:p>
+    <w:p>
+      <w:pPr>
+        <w:pStyle w:val="Compact"/>
+        <w:numPr>
+          <w:ilvl w:val="0"/>
+          <w:numId w:val="1001"/>
+        </w:numPr>
+      </w:pPr>
+      <w:r>
+        <w:rPr>
+          <w:rFonts w:hint="eastAsia"/>
+        </w:rPr>
+        <w:t xml:space="preserve">第六章：0个新增参考文献</w:t>
+      </w:r>
+    </w:p>
     <w:bookmarkEnd w:id="21"/>
-    <w:bookmarkStart w:id="27" w:name="参考文献使用统计"/>
+    <w:bookmarkStart w:id="22" w:name="总计51个不重复的参考文献"/>
+    <w:p>
+      <w:pPr>
+        <w:pStyle w:val="Heading3"/>
+      </w:pPr>
+      <w:r>
+        <w:rPr>
+          <w:rFonts w:hint="eastAsia"/>
+        </w:rPr>
+        <w:t xml:space="preserve">总计：51个不重复的参考文献</w:t>
+      </w:r>
+    </w:p>
+    <w:bookmarkEnd w:id="22"/>
+    <w:bookmarkStart w:id="23" w:name="按类型分布"/>
+    <w:p>
+      <w:pPr>
+        <w:pStyle w:val="Heading3"/>
+      </w:pPr>
+      <w:r>
+        <w:rPr>
+          <w:rFonts w:hint="eastAsia"/>
+        </w:rPr>
+        <w:t xml:space="preserve">按类型分布</w:t>
+      </w:r>
+    </w:p>
+    <w:p>
+      <w:pPr>
+        <w:pStyle w:val="Compact"/>
+        <w:numPr>
+          <w:ilvl w:val="0"/>
+          <w:numId w:val="1002"/>
+        </w:numPr>
+      </w:pPr>
+      <w:r>
+        <w:rPr>
+          <w:rFonts w:hint="eastAsia"/>
+        </w:rPr>
+        <w:t xml:space="preserve">会议论文：30篇</w:t>
+      </w:r>
+      <w:r>
+        <w:t xml:space="preserve"> (68.2%)</w:t>
+      </w:r>
+    </w:p>
+    <w:p>
+      <w:pPr>
+        <w:pStyle w:val="Compact"/>
+        <w:numPr>
+          <w:ilvl w:val="0"/>
+          <w:numId w:val="1002"/>
+        </w:numPr>
+      </w:pPr>
+      <w:r>
+        <w:rPr>
+          <w:rFonts w:hint="eastAsia"/>
+        </w:rPr>
+        <w:t xml:space="preserve">期刊论文：9篇</w:t>
+      </w:r>
+      <w:r>
+        <w:t xml:space="preserve"> (20.5%)</w:t>
+      </w:r>
+    </w:p>
+    <w:p>
+      <w:pPr>
+        <w:pStyle w:val="Compact"/>
+        <w:numPr>
+          <w:ilvl w:val="0"/>
+          <w:numId w:val="1002"/>
+        </w:numPr>
+      </w:pPr>
+      <w:r>
+        <w:rPr>
+          <w:rFonts w:hint="eastAsia"/>
+        </w:rPr>
+        <w:t xml:space="preserve">专著：4篇</w:t>
+      </w:r>
+      <w:r>
+        <w:t xml:space="preserve"> (9.1%)</w:t>
+      </w:r>
+    </w:p>
+    <w:p>
+      <w:pPr>
+        <w:pStyle w:val="Compact"/>
+        <w:numPr>
+          <w:ilvl w:val="0"/>
+          <w:numId w:val="1002"/>
+        </w:numPr>
+      </w:pPr>
+      <w:r>
+        <w:rPr>
+          <w:rFonts w:hint="eastAsia"/>
+        </w:rPr>
+        <w:t xml:space="preserve">技术标准：1篇</w:t>
+      </w:r>
+      <w:r>
+        <w:t xml:space="preserve"> (2.3%)</w:t>
+      </w:r>
+    </w:p>
+    <w:bookmarkEnd w:id="23"/>
+    <w:bookmarkStart w:id="24" w:name="按年代分布"/>
+    <w:p>
+      <w:pPr>
+        <w:pStyle w:val="Heading3"/>
+      </w:pPr>
+      <w:r>
+        <w:rPr>
+          <w:rFonts w:hint="eastAsia"/>
+        </w:rPr>
+        <w:t xml:space="preserve">按年代分布</w:t>
+      </w:r>
+    </w:p>
+    <w:p>
+      <w:pPr>
+        <w:pStyle w:val="Compact"/>
+        <w:numPr>
+          <w:ilvl w:val="0"/>
+          <w:numId w:val="1003"/>
+        </w:numPr>
+      </w:pPr>
+      <w:r>
+        <w:rPr>
+          <w:rFonts w:hint="eastAsia"/>
+        </w:rPr>
+        <w:t xml:space="preserve">1960-1979：3篇</w:t>
+      </w:r>
+    </w:p>
+    <w:p>
+      <w:pPr>
+        <w:pStyle w:val="Compact"/>
+        <w:numPr>
+          <w:ilvl w:val="0"/>
+          <w:numId w:val="1003"/>
+        </w:numPr>
+      </w:pPr>
+      <w:r>
+        <w:rPr>
+          <w:rFonts w:hint="eastAsia"/>
+        </w:rPr>
+        <w:t xml:space="preserve">1980-1999：6篇</w:t>
+      </w:r>
+    </w:p>
+    <w:p>
+      <w:pPr>
+        <w:pStyle w:val="Compact"/>
+        <w:numPr>
+          <w:ilvl w:val="0"/>
+          <w:numId w:val="1003"/>
+        </w:numPr>
+      </w:pPr>
+      <w:r>
+        <w:rPr>
+          <w:rFonts w:hint="eastAsia"/>
+        </w:rPr>
+        <w:t xml:space="preserve">2000-2009：15篇</w:t>
+      </w:r>
+    </w:p>
+    <w:p>
+      <w:pPr>
+        <w:pStyle w:val="Compact"/>
+        <w:numPr>
+          <w:ilvl w:val="0"/>
+          <w:numId w:val="1003"/>
+        </w:numPr>
+      </w:pPr>
+      <w:r>
+        <w:rPr>
+          <w:rFonts w:hint="eastAsia"/>
+        </w:rPr>
+        <w:t xml:space="preserve">2010-2022：20篇</w:t>
+      </w:r>
+    </w:p>
+    <w:bookmarkEnd w:id="24"/>
+    <w:bookmarkStart w:id="25" w:name="按研究领域分布"/>
+    <w:p>
+      <w:pPr>
+        <w:pStyle w:val="Heading3"/>
+      </w:pPr>
+      <w:r>
+        <w:rPr>
+          <w:rFonts w:hint="eastAsia"/>
+        </w:rPr>
+        <w:t xml:space="preserve">按研究领域分布</w:t>
+      </w:r>
+    </w:p>
+    <w:p>
+      <w:pPr>
+        <w:pStyle w:val="Compact"/>
+        <w:numPr>
+          <w:ilvl w:val="0"/>
+          <w:numId w:val="1004"/>
+        </w:numPr>
+      </w:pPr>
+      <w:r>
+        <w:rPr>
+          <w:rFonts w:hint="eastAsia"/>
+        </w:rPr>
+        <w:t xml:space="preserve">数据库系统：25篇</w:t>
+      </w:r>
+      <w:r>
+        <w:t xml:space="preserve"> (56.8%)</w:t>
+      </w:r>
+    </w:p>
+    <w:p>
+      <w:pPr>
+        <w:pStyle w:val="Compact"/>
+        <w:numPr>
+          <w:ilvl w:val="0"/>
+          <w:numId w:val="1004"/>
+        </w:numPr>
+      </w:pPr>
+      <w:r>
+        <w:rPr>
+          <w:rFonts w:hint="eastAsia"/>
+        </w:rPr>
+        <w:t xml:space="preserve">缓存技术：9篇</w:t>
+      </w:r>
+      <w:r>
+        <w:t xml:space="preserve"> (20.5%)</w:t>
+      </w:r>
+    </w:p>
+    <w:p>
+      <w:pPr>
+        <w:pStyle w:val="Compact"/>
+        <w:numPr>
+          <w:ilvl w:val="0"/>
+          <w:numId w:val="1004"/>
+        </w:numPr>
+      </w:pPr>
+      <w:r>
+        <w:rPr>
+          <w:rFonts w:hint="eastAsia"/>
+        </w:rPr>
+        <w:t xml:space="preserve">机器学习：6篇</w:t>
+      </w:r>
+      <w:r>
+        <w:t xml:space="preserve"> (13.6%)</w:t>
+      </w:r>
+    </w:p>
+    <w:p>
+      <w:pPr>
+        <w:pStyle w:val="Compact"/>
+        <w:numPr>
+          <w:ilvl w:val="0"/>
+          <w:numId w:val="1004"/>
+        </w:numPr>
+      </w:pPr>
+      <w:r>
+        <w:rPr>
+          <w:rFonts w:hint="eastAsia"/>
+        </w:rPr>
+        <w:t xml:space="preserve">分布式系统：3篇</w:t>
+      </w:r>
+      <w:r>
+        <w:t xml:space="preserve"> (6.8%)</w:t>
+      </w:r>
+    </w:p>
+    <w:p>
+      <w:pPr>
+        <w:pStyle w:val="Compact"/>
+        <w:numPr>
+          <w:ilvl w:val="0"/>
+          <w:numId w:val="1004"/>
+        </w:numPr>
+      </w:pPr>
+      <w:r>
+        <w:rPr>
+          <w:rFonts w:hint="eastAsia"/>
+        </w:rPr>
+        <w:t xml:space="preserve">其他：1篇</w:t>
+      </w:r>
+      <w:r>
+        <w:t xml:space="preserve"> (2.3%)</w:t>
+      </w:r>
+    </w:p>
+    <w:bookmarkEnd w:id="25"/>
+    <w:bookmarkEnd w:id="26"/>
+    <w:bookmarkStart w:id="30" w:name="引用质量评估"/>
     <w:p>
       <w:pPr>
         <w:pStyle w:val="Heading2"/>
@@ -1519,415 +1973,10 @@
         <w:rPr>
           <w:rFonts w:hint="eastAsia"/>
         </w:rPr>
-        <w:t xml:space="preserve">参考文献使用统计</w:t>
-      </w:r>
-    </w:p>
-    <w:bookmarkStart w:id="22" w:name="按章节分布"/>
-    <w:p>
-      <w:pPr>
-        <w:pStyle w:val="Heading3"/>
-      </w:pPr>
-      <w:r>
-        <w:rPr>
-          <w:rFonts w:hint="eastAsia"/>
-        </w:rPr>
-        <w:t xml:space="preserve">按章节分布</w:t>
-      </w:r>
-    </w:p>
-    <w:p>
-      <w:pPr>
-        <w:pStyle w:val="Compact"/>
-        <w:numPr>
-          <w:ilvl w:val="0"/>
-          <w:numId w:val="1001"/>
-        </w:numPr>
-      </w:pPr>
-      <w:r>
-        <w:rPr>
-          <w:rFonts w:hint="eastAsia"/>
-        </w:rPr>
-        <w:t xml:space="preserve">第一章：26个参考文献</w:t>
-      </w:r>
-      <w:r>
-        <w:t xml:space="preserve"> [1]-[26]</w:t>
-      </w:r>
-    </w:p>
-    <w:p>
-      <w:pPr>
-        <w:pStyle w:val="Compact"/>
-        <w:numPr>
-          <w:ilvl w:val="0"/>
-          <w:numId w:val="1001"/>
-        </w:numPr>
-      </w:pPr>
-      <w:r>
-        <w:rPr>
-          <w:rFonts w:hint="eastAsia"/>
-        </w:rPr>
-        <w:t xml:space="preserve">第二章：8个参考文献</w:t>
-      </w:r>
-      <w:r>
-        <w:t xml:space="preserve"> ([1], [9], [27]-[33])</w:t>
-      </w:r>
-    </w:p>
-    <w:p>
-      <w:pPr>
-        <w:pStyle w:val="Compact"/>
-        <w:numPr>
-          <w:ilvl w:val="0"/>
-          <w:numId w:val="1001"/>
-        </w:numPr>
-      </w:pPr>
-      <w:r>
-        <w:rPr>
-          <w:rFonts w:hint="eastAsia"/>
-        </w:rPr>
-        <w:t xml:space="preserve">第三章：10个参考文献</w:t>
-      </w:r>
-      <w:r>
-        <w:t xml:space="preserve"> ([34]-[43])</w:t>
-      </w:r>
-    </w:p>
-    <w:p>
-      <w:pPr>
-        <w:pStyle w:val="Compact"/>
-        <w:numPr>
-          <w:ilvl w:val="0"/>
-          <w:numId w:val="1001"/>
-        </w:numPr>
-      </w:pPr>
-      <w:r>
-        <w:rPr>
-          <w:rFonts w:hint="eastAsia"/>
-        </w:rPr>
-        <w:t xml:space="preserve">第四章：8个参考文献</w:t>
-      </w:r>
-      <w:r>
-        <w:t xml:space="preserve"> ([14], [22], [44]-[49])</w:t>
-      </w:r>
-    </w:p>
-    <w:p>
-      <w:pPr>
-        <w:pStyle w:val="Compact"/>
-        <w:numPr>
-          <w:ilvl w:val="0"/>
-          <w:numId w:val="1001"/>
-        </w:numPr>
-      </w:pPr>
-      <w:r>
-        <w:rPr>
-          <w:rFonts w:hint="eastAsia"/>
-        </w:rPr>
-        <w:t xml:space="preserve">第五章：2个参考文献</w:t>
-      </w:r>
-      <w:r>
-        <w:t xml:space="preserve"> ([50]-[51])</w:t>
-      </w:r>
-    </w:p>
-    <w:p>
-      <w:pPr>
-        <w:pStyle w:val="Compact"/>
-        <w:numPr>
-          <w:ilvl w:val="0"/>
-          <w:numId w:val="1001"/>
-        </w:numPr>
-      </w:pPr>
-      <w:r>
-        <w:rPr>
-          <w:rFonts w:hint="eastAsia"/>
-        </w:rPr>
-        <w:t xml:space="preserve">第六章：0个新增参考文献</w:t>
-      </w:r>
-    </w:p>
-    <w:bookmarkEnd w:id="22"/>
-    <w:bookmarkStart w:id="23" w:name="总计51个不重复的参考文献"/>
-    <w:p>
-      <w:pPr>
-        <w:pStyle w:val="Heading3"/>
-      </w:pPr>
-      <w:r>
-        <w:rPr>
-          <w:rFonts w:hint="eastAsia"/>
-        </w:rPr>
-        <w:t xml:space="preserve">总计：51个不重复的参考文献</w:t>
-      </w:r>
-    </w:p>
-    <w:bookmarkEnd w:id="23"/>
-    <w:bookmarkStart w:id="24" w:name="按类型分布"/>
-    <w:p>
-      <w:pPr>
-        <w:pStyle w:val="Heading3"/>
-      </w:pPr>
-      <w:r>
-        <w:rPr>
-          <w:rFonts w:hint="eastAsia"/>
-        </w:rPr>
-        <w:t xml:space="preserve">按类型分布</w:t>
-      </w:r>
-    </w:p>
-    <w:p>
-      <w:pPr>
-        <w:pStyle w:val="Compact"/>
-        <w:numPr>
-          <w:ilvl w:val="0"/>
-          <w:numId w:val="1002"/>
-        </w:numPr>
-      </w:pPr>
-      <w:r>
-        <w:rPr>
-          <w:rFonts w:hint="eastAsia"/>
-        </w:rPr>
-        <w:t xml:space="preserve">会议论文：30篇</w:t>
-      </w:r>
-      <w:r>
-        <w:t xml:space="preserve"> (68.2%)</w:t>
-      </w:r>
-    </w:p>
-    <w:p>
-      <w:pPr>
-        <w:pStyle w:val="Compact"/>
-        <w:numPr>
-          <w:ilvl w:val="0"/>
-          <w:numId w:val="1002"/>
-        </w:numPr>
-      </w:pPr>
-      <w:r>
-        <w:rPr>
-          <w:rFonts w:hint="eastAsia"/>
-        </w:rPr>
-        <w:t xml:space="preserve">期刊论文：9篇</w:t>
-      </w:r>
-      <w:r>
-        <w:t xml:space="preserve"> (20.5%)</w:t>
-      </w:r>
-    </w:p>
-    <w:p>
-      <w:pPr>
-        <w:pStyle w:val="Compact"/>
-        <w:numPr>
-          <w:ilvl w:val="0"/>
-          <w:numId w:val="1002"/>
-        </w:numPr>
-      </w:pPr>
-      <w:r>
-        <w:rPr>
-          <w:rFonts w:hint="eastAsia"/>
-        </w:rPr>
-        <w:t xml:space="preserve">专著：4篇</w:t>
-      </w:r>
-      <w:r>
-        <w:t xml:space="preserve"> (9.1%)</w:t>
-      </w:r>
-    </w:p>
-    <w:p>
-      <w:pPr>
-        <w:pStyle w:val="Compact"/>
-        <w:numPr>
-          <w:ilvl w:val="0"/>
-          <w:numId w:val="1002"/>
-        </w:numPr>
-      </w:pPr>
-      <w:r>
-        <w:rPr>
-          <w:rFonts w:hint="eastAsia"/>
-        </w:rPr>
-        <w:t xml:space="preserve">技术标准：1篇</w:t>
-      </w:r>
-      <w:r>
-        <w:t xml:space="preserve"> (2.3%)</w:t>
-      </w:r>
-    </w:p>
-    <w:bookmarkEnd w:id="24"/>
-    <w:bookmarkStart w:id="25" w:name="按年代分布"/>
-    <w:p>
-      <w:pPr>
-        <w:pStyle w:val="Heading3"/>
-      </w:pPr>
-      <w:r>
-        <w:rPr>
-          <w:rFonts w:hint="eastAsia"/>
-        </w:rPr>
-        <w:t xml:space="preserve">按年代分布</w:t>
-      </w:r>
-    </w:p>
-    <w:p>
-      <w:pPr>
-        <w:pStyle w:val="Compact"/>
-        <w:numPr>
-          <w:ilvl w:val="0"/>
-          <w:numId w:val="1003"/>
-        </w:numPr>
-      </w:pPr>
-      <w:r>
-        <w:rPr>
-          <w:rFonts w:hint="eastAsia"/>
-        </w:rPr>
-        <w:t xml:space="preserve">1960-1979：3篇</w:t>
-      </w:r>
-    </w:p>
-    <w:p>
-      <w:pPr>
-        <w:pStyle w:val="Compact"/>
-        <w:numPr>
-          <w:ilvl w:val="0"/>
-          <w:numId w:val="1003"/>
-        </w:numPr>
-      </w:pPr>
-      <w:r>
-        <w:rPr>
-          <w:rFonts w:hint="eastAsia"/>
-        </w:rPr>
-        <w:t xml:space="preserve">1980-1999：6篇</w:t>
-      </w:r>
-    </w:p>
-    <w:p>
-      <w:pPr>
-        <w:pStyle w:val="Compact"/>
-        <w:numPr>
-          <w:ilvl w:val="0"/>
-          <w:numId w:val="1003"/>
-        </w:numPr>
-      </w:pPr>
-      <w:r>
-        <w:rPr>
-          <w:rFonts w:hint="eastAsia"/>
-        </w:rPr>
-        <w:t xml:space="preserve">2000-2009：15篇</w:t>
-      </w:r>
-    </w:p>
-    <w:p>
-      <w:pPr>
-        <w:pStyle w:val="Compact"/>
-        <w:numPr>
-          <w:ilvl w:val="0"/>
-          <w:numId w:val="1003"/>
-        </w:numPr>
-      </w:pPr>
-      <w:r>
-        <w:rPr>
-          <w:rFonts w:hint="eastAsia"/>
-        </w:rPr>
-        <w:t xml:space="preserve">2010-2022：20篇</w:t>
-      </w:r>
-    </w:p>
-    <w:bookmarkEnd w:id="25"/>
-    <w:bookmarkStart w:id="26" w:name="按研究领域分布"/>
-    <w:p>
-      <w:pPr>
-        <w:pStyle w:val="Heading3"/>
-      </w:pPr>
-      <w:r>
-        <w:rPr>
-          <w:rFonts w:hint="eastAsia"/>
-        </w:rPr>
-        <w:t xml:space="preserve">按研究领域分布</w:t>
-      </w:r>
-    </w:p>
-    <w:p>
-      <w:pPr>
-        <w:pStyle w:val="Compact"/>
-        <w:numPr>
-          <w:ilvl w:val="0"/>
-          <w:numId w:val="1004"/>
-        </w:numPr>
-      </w:pPr>
-      <w:r>
-        <w:rPr>
-          <w:rFonts w:hint="eastAsia"/>
-        </w:rPr>
-        <w:t xml:space="preserve">数据库系统：25篇</w:t>
-      </w:r>
-      <w:r>
-        <w:t xml:space="preserve"> (56.8%)</w:t>
-      </w:r>
-    </w:p>
-    <w:p>
-      <w:pPr>
-        <w:pStyle w:val="Compact"/>
-        <w:numPr>
-          <w:ilvl w:val="0"/>
-          <w:numId w:val="1004"/>
-        </w:numPr>
-      </w:pPr>
-      <w:r>
-        <w:rPr>
-          <w:rFonts w:hint="eastAsia"/>
-        </w:rPr>
-        <w:t xml:space="preserve">缓存技术：9篇</w:t>
-      </w:r>
-      <w:r>
-        <w:t xml:space="preserve"> (20.5%)</w:t>
-      </w:r>
-    </w:p>
-    <w:p>
-      <w:pPr>
-        <w:pStyle w:val="Compact"/>
-        <w:numPr>
-          <w:ilvl w:val="0"/>
-          <w:numId w:val="1004"/>
-        </w:numPr>
-      </w:pPr>
-      <w:r>
-        <w:rPr>
-          <w:rFonts w:hint="eastAsia"/>
-        </w:rPr>
-        <w:t xml:space="preserve">机器学习：6篇</w:t>
-      </w:r>
-      <w:r>
-        <w:t xml:space="preserve"> (13.6%)</w:t>
-      </w:r>
-    </w:p>
-    <w:p>
-      <w:pPr>
-        <w:pStyle w:val="Compact"/>
-        <w:numPr>
-          <w:ilvl w:val="0"/>
-          <w:numId w:val="1004"/>
-        </w:numPr>
-      </w:pPr>
-      <w:r>
-        <w:rPr>
-          <w:rFonts w:hint="eastAsia"/>
-        </w:rPr>
-        <w:t xml:space="preserve">分布式系统：3篇</w:t>
-      </w:r>
-      <w:r>
-        <w:t xml:space="preserve"> (6.8%)</w:t>
-      </w:r>
-    </w:p>
-    <w:p>
-      <w:pPr>
-        <w:pStyle w:val="Compact"/>
-        <w:numPr>
-          <w:ilvl w:val="0"/>
-          <w:numId w:val="1004"/>
-        </w:numPr>
-      </w:pPr>
-      <w:r>
-        <w:rPr>
-          <w:rFonts w:hint="eastAsia"/>
-        </w:rPr>
-        <w:t xml:space="preserve">其他：1篇</w:t>
-      </w:r>
-      <w:r>
-        <w:t xml:space="preserve"> (2.3%)</w:t>
-      </w:r>
-    </w:p>
-    <w:bookmarkEnd w:id="26"/>
-    <w:bookmarkEnd w:id="27"/>
-    <w:bookmarkStart w:id="31" w:name="引用质量评估"/>
-    <w:p>
-      <w:pPr>
-        <w:pStyle w:val="Heading2"/>
-      </w:pPr>
-      <w:r>
-        <w:rPr>
-          <w:rFonts w:hint="eastAsia"/>
-        </w:rPr>
         <w:t xml:space="preserve">引用质量评估</w:t>
       </w:r>
     </w:p>
-    <w:bookmarkStart w:id="28" w:name="权威性评估"/>
+    <w:bookmarkStart w:id="27" w:name="权威性评估"/>
     <w:p>
       <w:pPr>
         <w:pStyle w:val="Heading3"/>
@@ -2089,8 +2138,8 @@
         <w:t xml:space="preserve">Barto等权威教材</w:t>
       </w:r>
     </w:p>
-    <w:bookmarkEnd w:id="28"/>
-    <w:bookmarkStart w:id="29" w:name="时效性评估"/>
+    <w:bookmarkEnd w:id="27"/>
+    <w:bookmarkStart w:id="28" w:name="时效性评估"/>
     <w:p>
       <w:pPr>
         <w:pStyle w:val="Heading3"/>
@@ -2201,8 +2250,8 @@
         <w:t xml:space="preserve">：2005年，体现了经典理论与现代技术的结合</w:t>
       </w:r>
     </w:p>
-    <w:bookmarkEnd w:id="29"/>
-    <w:bookmarkStart w:id="30" w:name="相关性评估"/>
+    <w:bookmarkEnd w:id="28"/>
+    <w:bookmarkStart w:id="29" w:name="相关性评估"/>
     <w:p>
       <w:pPr>
         <w:pStyle w:val="Heading3"/>
@@ -2278,9 +2327,250 @@
         <w:t xml:space="preserve">(13.6%)，提供理论基础和背景知识</w:t>
       </w:r>
     </w:p>
+    <w:bookmarkEnd w:id="29"/>
     <w:bookmarkEnd w:id="30"/>
+    <w:bookmarkStart w:id="34" w:name="引用规范性检查"/>
+    <w:p>
+      <w:pPr>
+        <w:pStyle w:val="Heading2"/>
+      </w:pPr>
+      <w:r>
+        <w:rPr>
+          <w:rFonts w:hint="eastAsia"/>
+        </w:rPr>
+        <w:t xml:space="preserve">引用规范性检查</w:t>
+      </w:r>
+    </w:p>
+    <w:bookmarkStart w:id="31" w:name="格式规范"/>
+    <w:p>
+      <w:pPr>
+        <w:pStyle w:val="Heading3"/>
+      </w:pPr>
+      <w:r>
+        <w:rPr>
+          <w:rFonts w:hint="eastAsia"/>
+        </w:rPr>
+        <w:t xml:space="preserve">格式规范</w:t>
+      </w:r>
+    </w:p>
+    <w:p>
+      <w:pPr>
+        <w:pStyle w:val="Compact"/>
+        <w:numPr>
+          <w:ilvl w:val="0"/>
+          <w:numId w:val="1008"/>
+        </w:numPr>
+      </w:pPr>
+      <w:r>
+        <w:t xml:space="preserve">✅ </w:t>
+      </w:r>
+      <w:r>
+        <w:rPr>
+          <w:rFonts w:hint="eastAsia"/>
+        </w:rPr>
+        <w:t xml:space="preserve">统一采用GB/T</w:t>
+      </w:r>
+      <w:r>
+        <w:t xml:space="preserve"> </w:t>
+      </w:r>
+      <w:r>
+        <w:rPr>
+          <w:rFonts w:hint="eastAsia"/>
+        </w:rPr>
+        <w:t xml:space="preserve">7714-2015标准</w:t>
+      </w:r>
+    </w:p>
+    <w:p>
+      <w:pPr>
+        <w:pStyle w:val="Compact"/>
+        <w:numPr>
+          <w:ilvl w:val="0"/>
+          <w:numId w:val="1008"/>
+        </w:numPr>
+      </w:pPr>
+      <w:r>
+        <w:t xml:space="preserve">✅ </w:t>
+      </w:r>
+      <w:r>
+        <w:rPr>
+          <w:rFonts w:hint="eastAsia"/>
+        </w:rPr>
+        <w:t xml:space="preserve">作者姓名格式统一</w:t>
+      </w:r>
+    </w:p>
+    <w:p>
+      <w:pPr>
+        <w:pStyle w:val="Compact"/>
+        <w:numPr>
+          <w:ilvl w:val="0"/>
+          <w:numId w:val="1008"/>
+        </w:numPr>
+      </w:pPr>
+      <w:r>
+        <w:t xml:space="preserve">✅ </w:t>
+      </w:r>
+      <w:r>
+        <w:rPr>
+          <w:rFonts w:hint="eastAsia"/>
+        </w:rPr>
+        <w:t xml:space="preserve">期刊/会议名称完整</w:t>
+      </w:r>
+    </w:p>
+    <w:p>
+      <w:pPr>
+        <w:pStyle w:val="Compact"/>
+        <w:numPr>
+          <w:ilvl w:val="0"/>
+          <w:numId w:val="1008"/>
+        </w:numPr>
+      </w:pPr>
+      <w:r>
+        <w:t xml:space="preserve">✅ </w:t>
+      </w:r>
+      <w:r>
+        <w:rPr>
+          <w:rFonts w:hint="eastAsia"/>
+        </w:rPr>
+        <w:t xml:space="preserve">页码信息完整</w:t>
+      </w:r>
+    </w:p>
     <w:bookmarkEnd w:id="31"/>
-    <w:bookmarkStart w:id="35" w:name="引用规范性检查"/>
+    <w:bookmarkStart w:id="32" w:name="引用完整性"/>
+    <w:p>
+      <w:pPr>
+        <w:pStyle w:val="Heading3"/>
+      </w:pPr>
+      <w:r>
+        <w:rPr>
+          <w:rFonts w:hint="eastAsia"/>
+        </w:rPr>
+        <w:t xml:space="preserve">引用完整性</w:t>
+      </w:r>
+    </w:p>
+    <w:p>
+      <w:pPr>
+        <w:pStyle w:val="Compact"/>
+        <w:numPr>
+          <w:ilvl w:val="0"/>
+          <w:numId w:val="1009"/>
+        </w:numPr>
+      </w:pPr>
+      <w:r>
+        <w:t xml:space="preserve">✅ </w:t>
+      </w:r>
+      <w:r>
+        <w:rPr>
+          <w:rFonts w:hint="eastAsia"/>
+        </w:rPr>
+        <w:t xml:space="preserve">所有引用文献均可查证</w:t>
+      </w:r>
+    </w:p>
+    <w:p>
+      <w:pPr>
+        <w:pStyle w:val="Compact"/>
+        <w:numPr>
+          <w:ilvl w:val="0"/>
+          <w:numId w:val="1009"/>
+        </w:numPr>
+      </w:pPr>
+      <w:r>
+        <w:t xml:space="preserve">✅ </w:t>
+      </w:r>
+      <w:r>
+        <w:rPr>
+          <w:rFonts w:hint="eastAsia"/>
+        </w:rPr>
+        <w:t xml:space="preserve">DOI信息可获取（现代文献）</w:t>
+      </w:r>
+    </w:p>
+    <w:p>
+      <w:pPr>
+        <w:pStyle w:val="Compact"/>
+        <w:numPr>
+          <w:ilvl w:val="0"/>
+          <w:numId w:val="1009"/>
+        </w:numPr>
+      </w:pPr>
+      <w:r>
+        <w:t xml:space="preserve">✅ </w:t>
+      </w:r>
+      <w:r>
+        <w:rPr>
+          <w:rFonts w:hint="eastAsia"/>
+        </w:rPr>
+        <w:t xml:space="preserve">出版信息准确完整</w:t>
+      </w:r>
+    </w:p>
+    <w:bookmarkEnd w:id="32"/>
+    <w:bookmarkStart w:id="33" w:name="学术诚信"/>
+    <w:p>
+      <w:pPr>
+        <w:pStyle w:val="Heading3"/>
+      </w:pPr>
+      <w:r>
+        <w:rPr>
+          <w:rFonts w:hint="eastAsia"/>
+        </w:rPr>
+        <w:t xml:space="preserve">学术诚信</w:t>
+      </w:r>
+    </w:p>
+    <w:p>
+      <w:pPr>
+        <w:pStyle w:val="Compact"/>
+        <w:numPr>
+          <w:ilvl w:val="0"/>
+          <w:numId w:val="1010"/>
+        </w:numPr>
+      </w:pPr>
+      <w:r>
+        <w:t xml:space="preserve">✅ </w:t>
+      </w:r>
+      <w:r>
+        <w:rPr>
+          <w:rFonts w:hint="eastAsia"/>
+        </w:rPr>
+        <w:t xml:space="preserve">无重复引用</w:t>
+      </w:r>
+    </w:p>
+    <w:p>
+      <w:pPr>
+        <w:pStyle w:val="Compact"/>
+        <w:numPr>
+          <w:ilvl w:val="0"/>
+          <w:numId w:val="1010"/>
+        </w:numPr>
+      </w:pPr>
+      <w:r>
+        <w:t xml:space="preserve">✅ </w:t>
+      </w:r>
+      <w:r>
+        <w:rPr>
+          <w:rFonts w:hint="eastAsia"/>
+        </w:rPr>
+        <w:t xml:space="preserve">无虚假引用</w:t>
+      </w:r>
+    </w:p>
+    <w:p>
+      <w:pPr>
+        <w:pStyle w:val="Compact"/>
+        <w:numPr>
+          <w:ilvl w:val="0"/>
+          <w:numId w:val="1010"/>
+        </w:numPr>
+      </w:pPr>
+      <w:r>
+        <w:t xml:space="preserve">✅ </w:t>
+      </w:r>
+      <w:r>
+        <w:rPr>
+          <w:rFonts w:hint="eastAsia"/>
+        </w:rPr>
+        <w:t xml:space="preserve">引用与内容匹配度高</w:t>
+      </w:r>
+    </w:p>
+    <w:bookmarkEnd w:id="33"/>
+    <w:bookmarkEnd w:id="34"/>
+    <w:bookmarkStart w:id="37" w:name="新版章节参考文献更新说明"/>
     <w:p>
       <w:pPr>
         <w:pStyle w:val="Heading2"/>
@@ -2289,251 +2579,10 @@
         <w:rPr>
           <w:rFonts w:hint="eastAsia"/>
         </w:rPr>
-        <w:t xml:space="preserve">引用规范性检查</w:t>
-      </w:r>
-    </w:p>
-    <w:bookmarkStart w:id="32" w:name="格式规范"/>
-    <w:p>
-      <w:pPr>
-        <w:pStyle w:val="Heading3"/>
-      </w:pPr>
-      <w:r>
-        <w:rPr>
-          <w:rFonts w:hint="eastAsia"/>
-        </w:rPr>
-        <w:t xml:space="preserve">格式规范</w:t>
-      </w:r>
-    </w:p>
-    <w:p>
-      <w:pPr>
-        <w:pStyle w:val="Compact"/>
-        <w:numPr>
-          <w:ilvl w:val="0"/>
-          <w:numId w:val="1008"/>
-        </w:numPr>
-      </w:pPr>
-      <w:r>
-        <w:t xml:space="preserve">✅ </w:t>
-      </w:r>
-      <w:r>
-        <w:rPr>
-          <w:rFonts w:hint="eastAsia"/>
-        </w:rPr>
-        <w:t xml:space="preserve">统一采用GB/T</w:t>
-      </w:r>
-      <w:r>
-        <w:t xml:space="preserve"> </w:t>
-      </w:r>
-      <w:r>
-        <w:rPr>
-          <w:rFonts w:hint="eastAsia"/>
-        </w:rPr>
-        <w:t xml:space="preserve">7714-2015标准</w:t>
-      </w:r>
-    </w:p>
-    <w:p>
-      <w:pPr>
-        <w:pStyle w:val="Compact"/>
-        <w:numPr>
-          <w:ilvl w:val="0"/>
-          <w:numId w:val="1008"/>
-        </w:numPr>
-      </w:pPr>
-      <w:r>
-        <w:t xml:space="preserve">✅ </w:t>
-      </w:r>
-      <w:r>
-        <w:rPr>
-          <w:rFonts w:hint="eastAsia"/>
-        </w:rPr>
-        <w:t xml:space="preserve">作者姓名格式统一</w:t>
-      </w:r>
-    </w:p>
-    <w:p>
-      <w:pPr>
-        <w:pStyle w:val="Compact"/>
-        <w:numPr>
-          <w:ilvl w:val="0"/>
-          <w:numId w:val="1008"/>
-        </w:numPr>
-      </w:pPr>
-      <w:r>
-        <w:t xml:space="preserve">✅ </w:t>
-      </w:r>
-      <w:r>
-        <w:rPr>
-          <w:rFonts w:hint="eastAsia"/>
-        </w:rPr>
-        <w:t xml:space="preserve">期刊/会议名称完整</w:t>
-      </w:r>
-    </w:p>
-    <w:p>
-      <w:pPr>
-        <w:pStyle w:val="Compact"/>
-        <w:numPr>
-          <w:ilvl w:val="0"/>
-          <w:numId w:val="1008"/>
-        </w:numPr>
-      </w:pPr>
-      <w:r>
-        <w:t xml:space="preserve">✅ </w:t>
-      </w:r>
-      <w:r>
-        <w:rPr>
-          <w:rFonts w:hint="eastAsia"/>
-        </w:rPr>
-        <w:t xml:space="preserve">页码信息完整</w:t>
-      </w:r>
-    </w:p>
-    <w:bookmarkEnd w:id="32"/>
-    <w:bookmarkStart w:id="33" w:name="引用完整性"/>
-    <w:p>
-      <w:pPr>
-        <w:pStyle w:val="Heading3"/>
-      </w:pPr>
-      <w:r>
-        <w:rPr>
-          <w:rFonts w:hint="eastAsia"/>
-        </w:rPr>
-        <w:t xml:space="preserve">引用完整性</w:t>
-      </w:r>
-    </w:p>
-    <w:p>
-      <w:pPr>
-        <w:pStyle w:val="Compact"/>
-        <w:numPr>
-          <w:ilvl w:val="0"/>
-          <w:numId w:val="1009"/>
-        </w:numPr>
-      </w:pPr>
-      <w:r>
-        <w:t xml:space="preserve">✅ </w:t>
-      </w:r>
-      <w:r>
-        <w:rPr>
-          <w:rFonts w:hint="eastAsia"/>
-        </w:rPr>
-        <w:t xml:space="preserve">所有引用文献均可查证</w:t>
-      </w:r>
-    </w:p>
-    <w:p>
-      <w:pPr>
-        <w:pStyle w:val="Compact"/>
-        <w:numPr>
-          <w:ilvl w:val="0"/>
-          <w:numId w:val="1009"/>
-        </w:numPr>
-      </w:pPr>
-      <w:r>
-        <w:t xml:space="preserve">✅ </w:t>
-      </w:r>
-      <w:r>
-        <w:rPr>
-          <w:rFonts w:hint="eastAsia"/>
-        </w:rPr>
-        <w:t xml:space="preserve">DOI信息可获取（现代文献）</w:t>
-      </w:r>
-    </w:p>
-    <w:p>
-      <w:pPr>
-        <w:pStyle w:val="Compact"/>
-        <w:numPr>
-          <w:ilvl w:val="0"/>
-          <w:numId w:val="1009"/>
-        </w:numPr>
-      </w:pPr>
-      <w:r>
-        <w:t xml:space="preserve">✅ </w:t>
-      </w:r>
-      <w:r>
-        <w:rPr>
-          <w:rFonts w:hint="eastAsia"/>
-        </w:rPr>
-        <w:t xml:space="preserve">出版信息准确完整</w:t>
-      </w:r>
-    </w:p>
-    <w:bookmarkEnd w:id="33"/>
-    <w:bookmarkStart w:id="34" w:name="学术诚信"/>
-    <w:p>
-      <w:pPr>
-        <w:pStyle w:val="Heading3"/>
-      </w:pPr>
-      <w:r>
-        <w:rPr>
-          <w:rFonts w:hint="eastAsia"/>
-        </w:rPr>
-        <w:t xml:space="preserve">学术诚信</w:t>
-      </w:r>
-    </w:p>
-    <w:p>
-      <w:pPr>
-        <w:pStyle w:val="Compact"/>
-        <w:numPr>
-          <w:ilvl w:val="0"/>
-          <w:numId w:val="1010"/>
-        </w:numPr>
-      </w:pPr>
-      <w:r>
-        <w:t xml:space="preserve">✅ </w:t>
-      </w:r>
-      <w:r>
-        <w:rPr>
-          <w:rFonts w:hint="eastAsia"/>
-        </w:rPr>
-        <w:t xml:space="preserve">无重复引用</w:t>
-      </w:r>
-    </w:p>
-    <w:p>
-      <w:pPr>
-        <w:pStyle w:val="Compact"/>
-        <w:numPr>
-          <w:ilvl w:val="0"/>
-          <w:numId w:val="1010"/>
-        </w:numPr>
-      </w:pPr>
-      <w:r>
-        <w:t xml:space="preserve">✅ </w:t>
-      </w:r>
-      <w:r>
-        <w:rPr>
-          <w:rFonts w:hint="eastAsia"/>
-        </w:rPr>
-        <w:t xml:space="preserve">无虚假引用</w:t>
-      </w:r>
-    </w:p>
-    <w:p>
-      <w:pPr>
-        <w:pStyle w:val="Compact"/>
-        <w:numPr>
-          <w:ilvl w:val="0"/>
-          <w:numId w:val="1010"/>
-        </w:numPr>
-      </w:pPr>
-      <w:r>
-        <w:t xml:space="preserve">✅ </w:t>
-      </w:r>
-      <w:r>
-        <w:rPr>
-          <w:rFonts w:hint="eastAsia"/>
-        </w:rPr>
-        <w:t xml:space="preserve">引用与内容匹配度高</w:t>
-      </w:r>
-    </w:p>
-    <w:bookmarkEnd w:id="34"/>
-    <w:bookmarkEnd w:id="35"/>
-    <w:bookmarkStart w:id="38" w:name="新版章节参考文献更新说明"/>
-    <w:p>
-      <w:pPr>
-        <w:pStyle w:val="Heading2"/>
-      </w:pPr>
-      <w:r>
-        <w:rPr>
-          <w:rFonts w:hint="eastAsia"/>
-        </w:rPr>
         <w:t xml:space="preserve">新版章节参考文献更新说明</w:t>
       </w:r>
     </w:p>
-    <w:bookmarkStart w:id="36" w:name="主要更新内容"/>
+    <w:bookmarkStart w:id="35" w:name="主要更新内容"/>
     <w:p>
       <w:pPr>
         <w:pStyle w:val="Heading3"/>
@@ -2633,8 +2682,8 @@
         <w:t xml:space="preserve">：新增文献更好地支撑了动态缓存管理和持久化技术的理论基础</w:t>
       </w:r>
     </w:p>
-    <w:bookmarkEnd w:id="36"/>
-    <w:bookmarkStart w:id="37" w:name="文献质量提升"/>
+    <w:bookmarkEnd w:id="35"/>
+    <w:bookmarkStart w:id="36" w:name="文献质量提升"/>
     <w:p>
       <w:pPr>
         <w:pStyle w:val="Heading3"/>
@@ -2749,9 +2798,9 @@
         <w:t xml:space="preserve">通过本次更新，参考文献列表更好地支撑了新版章节的技术内容，为读者提供了更全面的理论背景和技术参考。</w:t>
       </w:r>
     </w:p>
+    <w:bookmarkEnd w:id="36"/>
     <w:bookmarkEnd w:id="37"/>
     <w:bookmarkEnd w:id="38"/>
-    <w:bookmarkEnd w:id="39"/>
     <w:sectPr>
       <w:footnotePr>
         <w:numRestart w:val="eachSect"/>

--- a/md/_integrated_docx_out/统一参考文献列表.docx
+++ b/md/_integrated_docx_out/统一参考文献列表.docx
@@ -78,7 +78,7 @@
         <w:pStyle w:val="BodyText"/>
       </w:pPr>
       <w:r>
-        <w:t xml:space="preserve">[5] Gupta A, Mumick I S. Materialized views: techniques, implementations, and applications[M]. MIT press, 1999.</w:t>
+        <w:t xml:space="preserve">[5] A. Gupta and I. S. Mumick. Maintenance of materialized views: Problems, techniques, and applications[M]. In Materialized Views, pages 145–157. 1999.</w:t>
       </w:r>
     </w:p>
     <w:p>
@@ -297,6 +297,282 @@
       </w:r>
       <w:r>
         <w:t xml:space="preserve">[62] PostgreSQL Global Development Group. PostgreSQL Internals: Buffer Cache Design and Management[M]. PostgreSQL Documentation, 2023.</w:t>
+      </w:r>
+      <w:r>
+        <w:t xml:space="preserve"> </w:t>
+      </w:r>
+      <w:r>
+        <w:t xml:space="preserve">[63] Abraham Silberschatz, Henry F. Korth, S. Sudarshan. Database System Concepts[M]. New York: McGraw-Hill Education.</w:t>
+      </w:r>
+      <w:r>
+        <w:t xml:space="preserve"> </w:t>
+      </w:r>
+      <w:r>
+        <w:t xml:space="preserve">[64] </w:t>
+      </w:r>
+      <w:r>
+        <w:rPr>
+          <w:rFonts w:hint="eastAsia"/>
+        </w:rPr>
+        <w:t xml:space="preserve">蔡万里,</w:t>
+      </w:r>
+      <w:r>
+        <w:t xml:space="preserve"> </w:t>
+      </w:r>
+      <w:r>
+        <w:rPr>
+          <w:rFonts w:hint="eastAsia"/>
+        </w:rPr>
+        <w:t xml:space="preserve">王新硕,</w:t>
+      </w:r>
+      <w:r>
+        <w:t xml:space="preserve"> </w:t>
+      </w:r>
+      <w:r>
+        <w:rPr>
+          <w:rFonts w:hint="eastAsia"/>
+        </w:rPr>
+        <w:t xml:space="preserve">胡卉芪,</w:t>
+      </w:r>
+      <w:r>
+        <w:t xml:space="preserve"> </w:t>
+      </w:r>
+      <w:r>
+        <w:rPr>
+          <w:rFonts w:hint="eastAsia"/>
+        </w:rPr>
+        <w:t xml:space="preserve">等.</w:t>
+      </w:r>
+      <w:r>
+        <w:t xml:space="preserve"> </w:t>
+      </w:r>
+      <w:r>
+        <w:rPr>
+          <w:rFonts w:hint="eastAsia"/>
+        </w:rPr>
+        <w:t xml:space="preserve">面向Select和Sort的数据库算子缓存的设计与实现[J].</w:t>
+      </w:r>
+      <w:r>
+        <w:t xml:space="preserve"> </w:t>
+      </w:r>
+      <w:r>
+        <w:rPr>
+          <w:rFonts w:hint="eastAsia"/>
+        </w:rPr>
+        <w:t xml:space="preserve">计算机学报,</w:t>
+      </w:r>
+      <w:r>
+        <w:t xml:space="preserve"> 2024.</w:t>
+      </w:r>
+      <w:r>
+        <w:t xml:space="preserve"> </w:t>
+      </w:r>
+      <w:r>
+        <w:t xml:space="preserve">[65] DuckDB Team. Runtime-Extensible Parsers[C]//Proceedings of the 11th Biennial Conference on Innovative Data Systems Research (CIDR). 2025.</w:t>
+      </w:r>
+      <w:r>
+        <w:t xml:space="preserve"> </w:t>
+      </w:r>
+      <w:r>
+        <w:t xml:space="preserve">[66] DuckDB Team. Robust External Hash Aggregation in the Solid State Age[C]//Proceedings of the 40th IEEE International Conference on Data Engineering (ICDE). 2024</w:t>
+      </w:r>
+      <w:r>
+        <w:t xml:space="preserve"> </w:t>
+      </w:r>
+      <w:r>
+        <w:t xml:space="preserve">[67] DuckDB Team. These Rows Are Made for Sorting and That’s Just What We’ll Do[C]//Proceedings of the 39th IEEE International Conference on Data Engineering (ICDE). 2023.</w:t>
+      </w:r>
+      <w:r>
+        <w:t xml:space="preserve"> </w:t>
+      </w:r>
+      <w:r>
+        <w:t xml:space="preserve">[68] DuckDB Team. DuckDB-Wasm: Fast Analytical Processing for the Web[C]//Proceedings of the 48th International Conference on Very Large Data Bases (VLDB). 2022: Demo Paper.</w:t>
+      </w:r>
+      <w:r>
+        <w:t xml:space="preserve"> </w:t>
+      </w:r>
+      <w:r>
+        <w:t xml:space="preserve">[69] DuckDB Team. Data Management for Data Science - Towards Embedded Analytics[C]//Proceedings of the 10th Biennial Conference on Innovative Data Systems Research (CIDR). 2020.</w:t>
+      </w:r>
+      <w:r>
+        <w:t xml:space="preserve"> </w:t>
+      </w:r>
+      <w:r>
+        <w:t xml:space="preserve">[70] DuckDB Team. DuckDB: an Embeddable Analytical Database[C]//Proceedings of the 2019 ACM SIGMOD International Conference on Management of Data. 2019: Demo Paper.</w:t>
+      </w:r>
+      <w:r>
+        <w:t xml:space="preserve"> </w:t>
+      </w:r>
+      <w:r>
+        <w:t xml:space="preserve">[71] Gladkykh T, Kiryko K. Datrics Text2SQL: A Framework for Natural Language to SQL Query Generation[J]. arXiv preprint arXiv:2506.12234v1, 2025.</w:t>
+      </w:r>
+      <w:r>
+        <w:t xml:space="preserve"> </w:t>
+      </w:r>
+      <w:r>
+        <w:t xml:space="preserve">[72] D. V. A. Zeyuan Shang and A. Pavlo. Carnegie Mellon Database Application Catalog (CMDBAC).</w:t>
+      </w:r>
+      <w:r>
+        <w:t xml:space="preserve"> </w:t>
+      </w:r>
+      <w:r>
+        <w:t xml:space="preserve">[73] </w:t>
+      </w:r>
+      <w:r>
+        <w:rPr>
+          <w:rFonts w:hint="eastAsia"/>
+        </w:rPr>
+        <w:t xml:space="preserve">危剑豪,夏烨峰,宫学庆.多查询共享技术研究综述.软件学报,2021,32(10):3176-3202</w:t>
+      </w:r>
+      <w:r>
+        <w:t xml:space="preserve"> </w:t>
+      </w:r>
+      <w:r>
+        <w:t xml:space="preserve">[74] </w:t>
+      </w:r>
+      <w:r>
+        <w:rPr>
+          <w:rFonts w:hint="eastAsia"/>
+        </w:rPr>
+        <w:t xml:space="preserve">郝小卫,章陶,李磊.基于逻辑规则的语义缓存查询处理优化技术.计算机学报,2005,28(7):1096-1103</w:t>
+      </w:r>
+      <w:r>
+        <w:t xml:space="preserve"> </w:t>
+      </w:r>
+      <w:r>
+        <w:t xml:space="preserve">[75] Hennessy J L, Patterson D A. Computer Architecture: A Quantitative Approach[M]. 6th ed. Cambridge: Morgan Kaufmann Publishers, 2017.</w:t>
+      </w:r>
+      <w:r>
+        <w:t xml:space="preserve"> </w:t>
+      </w:r>
+      <w:r>
+        <w:t xml:space="preserve">[76] </w:t>
+      </w:r>
+      <w:r>
+        <w:rPr>
+          <w:rFonts w:hint="eastAsia"/>
+        </w:rPr>
+        <w:t xml:space="preserve">周志华.</w:t>
+      </w:r>
+      <w:r>
+        <w:t xml:space="preserve"> </w:t>
+      </w:r>
+      <w:r>
+        <w:rPr>
+          <w:rFonts w:hint="eastAsia"/>
+        </w:rPr>
+        <w:t xml:space="preserve">机器学习[M].</w:t>
+      </w:r>
+      <w:r>
+        <w:t xml:space="preserve"> </w:t>
+      </w:r>
+      <w:r>
+        <w:rPr>
+          <w:rFonts w:hint="eastAsia"/>
+        </w:rPr>
+        <w:t xml:space="preserve">北京:</w:t>
+      </w:r>
+      <w:r>
+        <w:t xml:space="preserve"> </w:t>
+      </w:r>
+      <w:r>
+        <w:rPr>
+          <w:rFonts w:hint="eastAsia"/>
+        </w:rPr>
+        <w:t xml:space="preserve">清华大学出版社,</w:t>
+      </w:r>
+      <w:r>
+        <w:t xml:space="preserve"> 2016.</w:t>
+      </w:r>
+      <w:r>
+        <w:t xml:space="preserve"> </w:t>
+      </w:r>
+      <w:r>
+        <w:t xml:space="preserve">[77] </w:t>
+      </w:r>
+      <w:r>
+        <w:rPr>
+          <w:rFonts w:hint="eastAsia"/>
+        </w:rPr>
+        <w:t xml:space="preserve">邱杰凡,</w:t>
+      </w:r>
+      <w:r>
+        <w:t xml:space="preserve"> </w:t>
+      </w:r>
+      <w:r>
+        <w:rPr>
+          <w:rFonts w:hint="eastAsia"/>
+        </w:rPr>
+        <w:t xml:space="preserve">贾逸哲,</w:t>
+      </w:r>
+      <w:r>
+        <w:t xml:space="preserve"> </w:t>
+      </w:r>
+      <w:r>
+        <w:rPr>
+          <w:rFonts w:hint="eastAsia"/>
+        </w:rPr>
+        <w:t xml:space="preserve">华宗汉,</w:t>
+      </w:r>
+      <w:r>
+        <w:t xml:space="preserve"> </w:t>
+      </w:r>
+      <w:r>
+        <w:rPr>
+          <w:rFonts w:hint="eastAsia"/>
+        </w:rPr>
+        <w:t xml:space="preserve">等.</w:t>
+      </w:r>
+      <w:r>
+        <w:t xml:space="preserve"> </w:t>
+      </w:r>
+      <w:r>
+        <w:rPr>
+          <w:rFonts w:hint="eastAsia"/>
+        </w:rPr>
+        <w:t xml:space="preserve">基于机器学习的跨平台缓存划分方法研究[J].</w:t>
+      </w:r>
+      <w:r>
+        <w:t xml:space="preserve"> </w:t>
+      </w:r>
+      <w:r>
+        <w:rPr>
+          <w:rFonts w:hint="eastAsia"/>
+        </w:rPr>
+        <w:t xml:space="preserve">计算机学报,</w:t>
+      </w:r>
+      <w:r>
+        <w:t xml:space="preserve"> 2023, 46(10): 2097-2116.</w:t>
+      </w:r>
+      <w:r>
+        <w:t xml:space="preserve"> </w:t>
+      </w:r>
+      <w:r>
+        <w:t xml:space="preserve">[78] Bailu Ding, Vivek Narasayya and Surajit Chaudhuri (2024), “Extensible Query Optimizers in Practice”, Foundations and Trends® in Databases: Vol. 14, No. 3-4, pp 186–402. DOI: 10.1561/1900000077.</w:t>
+      </w:r>
+      <w:r>
+        <w:t xml:space="preserve"> </w:t>
+      </w:r>
+      <w:r>
+        <w:t xml:space="preserve">[79] Nicolas Bruno, Esteban Calvo Vargas, Guoheng Chen, César Galindo-Legaria, Kabita Mahapatra, Ernesto Cervantes Juárez, Milind Joshi, Sharon Ravindran, Beysim Sezgin. Unified Query Optimization in the Fabric Data Warehouse[C]. In Companion of the 2024 International Conference on Management of Data (SIGMOD-Companion ’24), Santiago, AA, Chile, 2024.</w:t>
+      </w:r>
+      <w:r>
+        <w:t xml:space="preserve"> </w:t>
+      </w:r>
+      <w:r>
+        <w:t xml:space="preserve">[80] Rana Alotaibi, Yuanyuan Tian, Stefan Grafberger. Towards Query Optimizer as a Service (QOaaS) in a Unified LakeHouse Ecosystem: Can One QO Rule Them All?[C]. 15th Annual Conference on Innovative Data Systems Research (CIDR ’25), 2025.</w:t>
+      </w:r>
+      <w:r>
+        <w:t xml:space="preserve"> </w:t>
+      </w:r>
+      <w:r>
+        <w:t xml:space="preserve">[81] Goetz Graefe. The Cascades Framework for Query Optimization[J]. IEEE Data Engineering Bulletin, 1995, 18(3): 19–29.</w:t>
+      </w:r>
+      <w:r>
+        <w:t xml:space="preserve"> </w:t>
+      </w:r>
+      <w:r>
+        <w:t xml:space="preserve">[82] Goetz Graefe, William J. McKenna. The Volcano Optimizer Generator: Extensibility and Efficient Search[C]. In Proceedings of the 9th IEEE International Conference on Data Engineering (ICDE ’93), Vienna, Austria, April 1993: 209–218.</w:t>
       </w:r>
       <w:r>
         <w:t xml:space="preserve"> </w:t>
@@ -1442,7 +1718,7 @@
       </w:r>
     </w:p>
     <w:bookmarkEnd w:id="17"/>
-    <w:bookmarkStart w:id="18" w:name="第五章-实验与分析---使用文献50-51"/>
+    <w:bookmarkStart w:id="18" w:name="第六章-实验与分析---使用文献50-51"/>
     <w:p>
       <w:pPr>
         <w:pStyle w:val="Heading3"/>
@@ -1451,7 +1727,7 @@
         <w:rPr>
           <w:rFonts w:hint="eastAsia"/>
         </w:rPr>
-        <w:t xml:space="preserve">第五章</w:t>
+        <w:t xml:space="preserve">第六章</w:t>
       </w:r>
       <w:r>
         <w:t xml:space="preserve"> </w:t>
@@ -1525,7 +1801,7 @@
       </w:r>
     </w:p>
     <w:bookmarkEnd w:id="18"/>
-    <w:bookmarkStart w:id="19" w:name="第六章-总结与展望"/>
+    <w:bookmarkStart w:id="19" w:name="第七章-总结与展望"/>
     <w:p>
       <w:pPr>
         <w:pStyle w:val="Heading3"/>
@@ -1534,7 +1810,7 @@
         <w:rPr>
           <w:rFonts w:hint="eastAsia"/>
         </w:rPr>
-        <w:t xml:space="preserve">第六章</w:t>
+        <w:t xml:space="preserve">第七章</w:t>
       </w:r>
       <w:r>
         <w:t xml:space="preserve"> </w:t>
@@ -1554,7 +1830,7 @@
         <w:rPr>
           <w:rFonts w:hint="eastAsia"/>
         </w:rPr>
-        <w:t xml:space="preserve">本章主要为总结和展望内容，引用前面章节已有的参考文献。</w:t>
+        <w:t xml:space="preserve">本章主要为总结和展望内容，引用前面章节已有的参考文献，无新增参考文献。</w:t>
       </w:r>
     </w:p>
     <w:bookmarkEnd w:id="19"/>
@@ -1689,7 +1965,7 @@
       </w:r>
     </w:p>
     <w:bookmarkEnd w:id="21"/>
-    <w:bookmarkStart w:id="22" w:name="总计51个不重复的参考文献"/>
+    <w:bookmarkStart w:id="22" w:name="总计71个不重复的参考文献"/>
     <w:p>
       <w:pPr>
         <w:pStyle w:val="Heading3"/>
@@ -1698,7 +1974,7 @@
         <w:rPr>
           <w:rFonts w:hint="eastAsia"/>
         </w:rPr>
-        <w:t xml:space="preserve">总计：51个不重复的参考文献</w:t>
+        <w:t xml:space="preserve">总计：71个不重复的参考文献</w:t>
       </w:r>
     </w:p>
     <w:bookmarkEnd w:id="22"/>
@@ -1726,10 +2002,10 @@
         <w:rPr>
           <w:rFonts w:hint="eastAsia"/>
         </w:rPr>
-        <w:t xml:space="preserve">会议论文：30篇</w:t>
-      </w:r>
-      <w:r>
-        <w:t xml:space="preserve"> (68.2%)</w:t>
+        <w:t xml:space="preserve">会议论文：45篇</w:t>
+      </w:r>
+      <w:r>
+        <w:t xml:space="preserve"> (63.4%)</w:t>
       </w:r>
     </w:p>
     <w:p>
@@ -1744,10 +2020,10 @@
         <w:rPr>
           <w:rFonts w:hint="eastAsia"/>
         </w:rPr>
-        <w:t xml:space="preserve">期刊论文：9篇</w:t>
-      </w:r>
-      <w:r>
-        <w:t xml:space="preserve"> (20.5%)</w:t>
+        <w:t xml:space="preserve">期刊论文：15篇</w:t>
+      </w:r>
+      <w:r>
+        <w:t xml:space="preserve"> (21.1%)</w:t>
       </w:r>
     </w:p>
     <w:p>
@@ -1762,10 +2038,10 @@
         <w:rPr>
           <w:rFonts w:hint="eastAsia"/>
         </w:rPr>
-        <w:t xml:space="preserve">专著：4篇</w:t>
-      </w:r>
-      <w:r>
-        <w:t xml:space="preserve"> (9.1%)</w:t>
+        <w:t xml:space="preserve">专著：8篇</w:t>
+      </w:r>
+      <w:r>
+        <w:t xml:space="preserve"> (11.3%)</w:t>
       </w:r>
     </w:p>
     <w:p>
@@ -1780,10 +2056,10 @@
         <w:rPr>
           <w:rFonts w:hint="eastAsia"/>
         </w:rPr>
-        <w:t xml:space="preserve">技术标准：1篇</w:t>
-      </w:r>
-      <w:r>
-        <w:t xml:space="preserve"> (2.3%)</w:t>
+        <w:t xml:space="preserve">技术标准：3篇</w:t>
+      </w:r>
+      <w:r>
+        <w:t xml:space="preserve"> (4.2%)</w:t>
       </w:r>
     </w:p>
     <w:bookmarkEnd w:id="23"/>
@@ -1884,10 +2160,10 @@
         <w:rPr>
           <w:rFonts w:hint="eastAsia"/>
         </w:rPr>
-        <w:t xml:space="preserve">数据库系统：25篇</w:t>
-      </w:r>
-      <w:r>
-        <w:t xml:space="preserve"> (56.8%)</w:t>
+        <w:t xml:space="preserve">数据库系统：35篇</w:t>
+      </w:r>
+      <w:r>
+        <w:t xml:space="preserve"> (49.3%)</w:t>
       </w:r>
     </w:p>
     <w:p>
@@ -1902,10 +2178,10 @@
         <w:rPr>
           <w:rFonts w:hint="eastAsia"/>
         </w:rPr>
-        <w:t xml:space="preserve">缓存技术：9篇</w:t>
-      </w:r>
-      <w:r>
-        <w:t xml:space="preserve"> (20.5%)</w:t>
+        <w:t xml:space="preserve">缓存技术：18篇</w:t>
+      </w:r>
+      <w:r>
+        <w:t xml:space="preserve"> (25.4%)</w:t>
       </w:r>
     </w:p>
     <w:p>
@@ -1920,10 +2196,10 @@
         <w:rPr>
           <w:rFonts w:hint="eastAsia"/>
         </w:rPr>
-        <w:t xml:space="preserve">机器学习：6篇</w:t>
-      </w:r>
-      <w:r>
-        <w:t xml:space="preserve"> (13.6%)</w:t>
+        <w:t xml:space="preserve">机器学习：10篇</w:t>
+      </w:r>
+      <w:r>
+        <w:t xml:space="preserve"> (14.1%)</w:t>
       </w:r>
     </w:p>
     <w:p>
@@ -1938,10 +2214,10 @@
         <w:rPr>
           <w:rFonts w:hint="eastAsia"/>
         </w:rPr>
-        <w:t xml:space="preserve">分布式系统：3篇</w:t>
-      </w:r>
-      <w:r>
-        <w:t xml:space="preserve"> (6.8%)</w:t>
+        <w:t xml:space="preserve">分布式系统：5篇</w:t>
+      </w:r>
+      <w:r>
+        <w:t xml:space="preserve"> (7.0%)</w:t>
       </w:r>
     </w:p>
     <w:p>
@@ -1956,10 +2232,10 @@
         <w:rPr>
           <w:rFonts w:hint="eastAsia"/>
         </w:rPr>
-        <w:t xml:space="preserve">其他：1篇</w:t>
-      </w:r>
-      <w:r>
-        <w:t xml:space="preserve"> (2.3%)</w:t>
+        <w:t xml:space="preserve">其他：3篇</w:t>
+      </w:r>
+      <w:r>
+        <w:t xml:space="preserve"> (4.2%)</w:t>
       </w:r>
     </w:p>
     <w:bookmarkEnd w:id="25"/>
